--- a/Requirement & Design Specification.docx
+++ b/Requirement & Design Specification.docx
@@ -14,12 +14,12 @@
           <wp:inline distB="114300" distT="114300" distL="114300" distR="114300">
             <wp:extent cx="3097050" cy="948957"/>
             <wp:effectExtent b="0" l="0" r="0" t="0"/>
-            <wp:docPr id="4" name="image3.png"/>
+            <wp:docPr id="4" name="image1.png"/>
             <a:graphic>
               <a:graphicData uri="http://schemas.openxmlformats.org/drawingml/2006/picture">
                 <pic:pic>
                   <pic:nvPicPr>
-                    <pic:cNvPr id="0" name="image3.png"/>
+                    <pic:cNvPr id="0" name="image1.png"/>
                     <pic:cNvPicPr preferRelativeResize="0"/>
                   </pic:nvPicPr>
                   <pic:blipFill>
@@ -1771,7 +1771,7 @@
     </w:p>
     <w:sdt>
       <w:sdtPr>
-        <w:id w:val="1401418234"/>
+        <w:id w:val="682737353"/>
         <w:docPartObj>
           <w:docPartGallery w:val="Table of Contents"/>
           <w:docPartUnique w:val="1"/>
@@ -4211,7 +4211,7 @@
       <w:pPr>
         <w:numPr>
           <w:ilvl w:val="0"/>
-          <w:numId w:val="18"/>
+          <w:numId w:val="21"/>
         </w:numPr>
         <w:spacing w:after="0" w:afterAutospacing="0" w:before="0" w:beforeAutospacing="0"/>
         <w:ind w:left="720" w:hanging="360"/>
@@ -4233,7 +4233,7 @@
       <w:pPr>
         <w:numPr>
           <w:ilvl w:val="0"/>
-          <w:numId w:val="18"/>
+          <w:numId w:val="21"/>
         </w:numPr>
         <w:spacing w:after="0" w:afterAutospacing="0" w:before="0" w:beforeAutospacing="0"/>
         <w:ind w:left="720" w:hanging="360"/>
@@ -4255,7 +4255,7 @@
       <w:pPr>
         <w:numPr>
           <w:ilvl w:val="0"/>
-          <w:numId w:val="18"/>
+          <w:numId w:val="21"/>
         </w:numPr>
         <w:spacing w:after="0" w:afterAutospacing="0" w:before="0" w:beforeAutospacing="0"/>
         <w:ind w:left="720" w:hanging="360"/>
@@ -4277,7 +4277,7 @@
       <w:pPr>
         <w:numPr>
           <w:ilvl w:val="0"/>
-          <w:numId w:val="18"/>
+          <w:numId w:val="21"/>
         </w:numPr>
         <w:spacing w:after="0" w:afterAutospacing="0" w:before="0" w:beforeAutospacing="0"/>
         <w:ind w:left="720" w:hanging="360"/>
@@ -4299,7 +4299,7 @@
       <w:pPr>
         <w:numPr>
           <w:ilvl w:val="0"/>
-          <w:numId w:val="18"/>
+          <w:numId w:val="21"/>
         </w:numPr>
         <w:spacing w:after="0" w:afterAutospacing="0" w:before="0" w:beforeAutospacing="0"/>
         <w:ind w:left="720" w:hanging="360"/>
@@ -4321,7 +4321,7 @@
       <w:pPr>
         <w:numPr>
           <w:ilvl w:val="0"/>
-          <w:numId w:val="18"/>
+          <w:numId w:val="21"/>
         </w:numPr>
         <w:spacing w:after="0" w:afterAutospacing="0" w:before="0" w:beforeAutospacing="0"/>
         <w:ind w:left="720" w:hanging="360"/>
@@ -4343,7 +4343,7 @@
       <w:pPr>
         <w:numPr>
           <w:ilvl w:val="0"/>
-          <w:numId w:val="18"/>
+          <w:numId w:val="21"/>
         </w:numPr>
         <w:spacing w:after="0" w:afterAutospacing="0" w:before="0" w:beforeAutospacing="0"/>
         <w:ind w:left="720" w:hanging="360"/>
@@ -4365,7 +4365,7 @@
       <w:pPr>
         <w:numPr>
           <w:ilvl w:val="0"/>
-          <w:numId w:val="18"/>
+          <w:numId w:val="21"/>
         </w:numPr>
         <w:spacing w:after="0" w:afterAutospacing="0" w:before="0" w:beforeAutospacing="0"/>
         <w:ind w:left="720" w:hanging="360"/>
@@ -4387,7 +4387,7 @@
       <w:pPr>
         <w:numPr>
           <w:ilvl w:val="0"/>
-          <w:numId w:val="18"/>
+          <w:numId w:val="21"/>
         </w:numPr>
         <w:spacing w:after="0" w:afterAutospacing="0" w:before="0" w:beforeAutospacing="0"/>
         <w:ind w:left="720" w:hanging="360"/>
@@ -5605,7 +5605,7 @@
       <w:pPr>
         <w:numPr>
           <w:ilvl w:val="0"/>
-          <w:numId w:val="13"/>
+          <w:numId w:val="16"/>
         </w:numPr>
         <w:spacing w:after="0" w:afterAutospacing="0" w:before="240" w:lineRule="auto"/>
         <w:ind w:left="720" w:hanging="360"/>
@@ -5627,7 +5627,7 @@
       <w:pPr>
         <w:numPr>
           <w:ilvl w:val="0"/>
-          <w:numId w:val="13"/>
+          <w:numId w:val="16"/>
         </w:numPr>
         <w:spacing w:after="0" w:afterAutospacing="0" w:before="0" w:beforeAutospacing="0" w:lineRule="auto"/>
         <w:ind w:left="720" w:hanging="360"/>
@@ -5649,7 +5649,7 @@
       <w:pPr>
         <w:numPr>
           <w:ilvl w:val="0"/>
-          <w:numId w:val="13"/>
+          <w:numId w:val="16"/>
         </w:numPr>
         <w:spacing w:after="0" w:afterAutospacing="0" w:before="0" w:beforeAutospacing="0" w:lineRule="auto"/>
         <w:ind w:left="720" w:hanging="360"/>
@@ -5671,7 +5671,7 @@
       <w:pPr>
         <w:numPr>
           <w:ilvl w:val="0"/>
-          <w:numId w:val="13"/>
+          <w:numId w:val="16"/>
         </w:numPr>
         <w:spacing w:after="0" w:afterAutospacing="0" w:before="0" w:beforeAutospacing="0" w:lineRule="auto"/>
         <w:ind w:left="720" w:hanging="360"/>
@@ -5693,7 +5693,7 @@
       <w:pPr>
         <w:numPr>
           <w:ilvl w:val="0"/>
-          <w:numId w:val="13"/>
+          <w:numId w:val="16"/>
         </w:numPr>
         <w:spacing w:after="0" w:afterAutospacing="0" w:before="0" w:beforeAutospacing="0" w:lineRule="auto"/>
         <w:ind w:left="720" w:hanging="360"/>
@@ -5715,7 +5715,7 @@
       <w:pPr>
         <w:numPr>
           <w:ilvl w:val="0"/>
-          <w:numId w:val="13"/>
+          <w:numId w:val="16"/>
         </w:numPr>
         <w:spacing w:after="240" w:before="0" w:beforeAutospacing="0" w:lineRule="auto"/>
         <w:ind w:left="720" w:hanging="360"/>
@@ -6967,12 +6967,12 @@
           <wp:inline distB="114300" distT="114300" distL="114300" distR="114300">
             <wp:extent cx="5731200" cy="3517900"/>
             <wp:effectExtent b="0" l="0" r="0" t="0"/>
-            <wp:docPr id="2" name="image7.png"/>
+            <wp:docPr id="2" name="image5.png"/>
             <a:graphic>
               <a:graphicData uri="http://schemas.openxmlformats.org/drawingml/2006/picture">
                 <pic:pic>
                   <pic:nvPicPr>
-                    <pic:cNvPr id="0" name="image7.png"/>
+                    <pic:cNvPr id="0" name="image5.png"/>
                     <pic:cNvPicPr preferRelativeResize="0"/>
                   </pic:nvPicPr>
                   <pic:blipFill>
@@ -9039,7 +9039,7 @@
           <w:szCs w:val="24"/>
           <w:rtl w:val="0"/>
         </w:rPr>
-        <w:t xml:space="preserve">Based on described user requirements in Section 1.1 and detailed analysis, the system has been deployed on a web platform, consisting of two primary sites: the Customer Site and the Administration Site. Figure 1-2 presents the Overview Use Case Diagram for the Customer Site, highlighting key functionalities such as viewing product information, reading news, managing cart, managing profile, and Checkout. Figures 1-3 showcase the Overview Use Case Diagram for the Administration Site, covering essential tasks like managing product categories, managing products, processing orders, managing import bills, managing news, managing users, reporting statistics, managing discounts, and managing suppliers. Figures 1-4 to 1-11 show some Detailed Use Case Diagrams, which further break down the specific use cases for both the Customer Site and the Administration Site. Tables 1-1 to 1-6 show descriptions of use cases Manage Products, Add product, Edit product, Delete product, Disable news, Enable news. These descriptions will be inputs to building analysis models in Section 2. </w:t>
+        <w:t xml:space="preserve">Based on described user requirements in Section 1.1 and detailed analysis, the system has been deployed on a web platform, consisting of two primary sites: the Customer Site and the Administration Site. Figure 1-2 presents the Overview Use Case Diagram for the Customer Site, highlighting key functionalities such as view tour list, booking tour and payment. Figures 1-3 showcase the Overview Use Case Diagram for the Administration Site, covering essential tasks like managing users, managing tours. Figures 1-4 to 1-11 show some Detailed Use Case Diagrams, which further break down the specific use cases for both the Customer Site and the Administration Site. Tables 1-1 to 1-6 show descriptions of use cases Manage Users, Manage Tours. These descriptions will be inputs to building analysis models in Section 2. </w:t>
       </w:r>
     </w:p>
     <w:p>
@@ -9062,12 +9062,12 @@
           <wp:inline distB="114300" distT="114300" distL="114300" distR="114300">
             <wp:extent cx="5731200" cy="5346700"/>
             <wp:effectExtent b="0" l="0" r="0" t="0"/>
-            <wp:docPr id="6" name="image8.png"/>
+            <wp:docPr id="6" name="image7.png"/>
             <a:graphic>
               <a:graphicData uri="http://schemas.openxmlformats.org/drawingml/2006/picture">
                 <pic:pic>
                   <pic:nvPicPr>
-                    <pic:cNvPr id="0" name="image8.png"/>
+                    <pic:cNvPr id="0" name="image7.png"/>
                     <pic:cNvPicPr preferRelativeResize="0"/>
                   </pic:nvPicPr>
                   <pic:blipFill>
@@ -9183,12 +9183,12 @@
           <wp:inline distB="114300" distT="114300" distL="114300" distR="114300">
             <wp:extent cx="5731200" cy="4813300"/>
             <wp:effectExtent b="0" l="0" r="0" t="0"/>
-            <wp:docPr id="5" name="image6.png"/>
+            <wp:docPr id="5" name="image4.png"/>
             <a:graphic>
               <a:graphicData uri="http://schemas.openxmlformats.org/drawingml/2006/picture">
                 <pic:pic>
                   <pic:nvPicPr>
-                    <pic:cNvPr id="0" name="image6.png"/>
+                    <pic:cNvPr id="0" name="image4.png"/>
                     <pic:cNvPicPr preferRelativeResize="0"/>
                   </pic:nvPicPr>
                   <pic:blipFill>
@@ -9263,12 +9263,12 @@
           <wp:inline distB="114300" distT="114300" distL="114300" distR="114300">
             <wp:extent cx="4410075" cy="5981700"/>
             <wp:effectExtent b="0" l="0" r="0" t="0"/>
-            <wp:docPr id="1" name="image2.png"/>
+            <wp:docPr id="1" name="image3.png"/>
             <a:graphic>
               <a:graphicData uri="http://schemas.openxmlformats.org/drawingml/2006/picture">
                 <pic:pic>
                   <pic:nvPicPr>
-                    <pic:cNvPr id="0" name="image2.png"/>
+                    <pic:cNvPr id="0" name="image3.png"/>
                     <pic:cNvPicPr preferRelativeResize="0"/>
                   </pic:nvPicPr>
                   <pic:blipFill>
@@ -9369,12 +9369,12 @@
           <wp:inline distB="114300" distT="114300" distL="114300" distR="114300">
             <wp:extent cx="5731200" cy="5753100"/>
             <wp:effectExtent b="0" l="0" r="0" t="0"/>
-            <wp:docPr id="8" name="image5.png"/>
+            <wp:docPr id="8" name="image9.png"/>
             <a:graphic>
               <a:graphicData uri="http://schemas.openxmlformats.org/drawingml/2006/picture">
                 <pic:pic>
                   <pic:nvPicPr>
-                    <pic:cNvPr id="0" name="image5.png"/>
+                    <pic:cNvPr id="0" name="image9.png"/>
                     <pic:cNvPicPr preferRelativeResize="0"/>
                   </pic:nvPicPr>
                   <pic:blipFill>
@@ -9431,6 +9431,127 @@
     </w:p>
     <w:p>
       <w:pPr>
+        <w:jc w:val="center"/>
+        <w:rPr>
+          <w:b w:val="0"/>
+          <w:bCs w:val="0"/>
+          <w:i w:val="1"/>
+          <w:iCs w:val="1"/>
+          <w:sz w:val="24"/>
+          <w:szCs w:val="24"/>
+        </w:rPr>
+      </w:pPr>
+      <w:r>
+        <w:rPr>
+          <w:rtl w:val="0"/>
+        </w:rPr>
+      </w:r>
+    </w:p>
+    <w:p>
+      <w:pPr>
+        <w:jc w:val="center"/>
+        <w:rPr>
+          <w:b w:val="0"/>
+          <w:bCs w:val="0"/>
+          <w:i w:val="1"/>
+          <w:iCs w:val="1"/>
+          <w:sz w:val="24"/>
+          <w:szCs w:val="24"/>
+        </w:rPr>
+      </w:pPr>
+      <w:r>
+        <w:rPr>
+          <w:b w:val="0"/>
+          <w:bCs w:val="0"/>
+          <w:i w:val="1"/>
+          <w:iCs w:val="1"/>
+          <w:sz w:val="24"/>
+          <w:szCs w:val="24"/>
+        </w:rPr>
+        <w:drawing>
+          <wp:inline distB="114300" distT="114300" distL="114300" distR="114300">
+            <wp:extent cx="5731200" cy="3302000"/>
+            <wp:effectExtent b="0" l="0" r="0" t="0"/>
+            <wp:docPr id="9" name="image6.png"/>
+            <a:graphic>
+              <a:graphicData uri="http://schemas.openxmlformats.org/drawingml/2006/picture">
+                <pic:pic>
+                  <pic:nvPicPr>
+                    <pic:cNvPr id="0" name="image6.png"/>
+                    <pic:cNvPicPr preferRelativeResize="0"/>
+                  </pic:nvPicPr>
+                  <pic:blipFill>
+                    <a:blip r:embed="rId12"/>
+                    <a:srcRect b="0" l="0" r="0" t="0"/>
+                    <a:stretch>
+                      <a:fillRect/>
+                    </a:stretch>
+                  </pic:blipFill>
+                  <pic:spPr>
+                    <a:xfrm>
+                      <a:off x="0" y="0"/>
+                      <a:ext cx="5731200" cy="3302000"/>
+                    </a:xfrm>
+                    <a:prstGeom prst="rect"/>
+                    <a:ln/>
+                  </pic:spPr>
+                </pic:pic>
+              </a:graphicData>
+            </a:graphic>
+          </wp:inline>
+        </w:drawing>
+      </w:r>
+      <w:r>
+        <w:rPr>
+          <w:rtl w:val="0"/>
+        </w:rPr>
+      </w:r>
+    </w:p>
+    <w:p>
+      <w:pPr>
+        <w:jc w:val="center"/>
+        <w:rPr>
+          <w:b w:val="0"/>
+          <w:bCs w:val="0"/>
+          <w:i w:val="1"/>
+          <w:iCs w:val="1"/>
+          <w:sz w:val="24"/>
+          <w:szCs w:val="24"/>
+        </w:rPr>
+      </w:pPr>
+      <w:r>
+        <w:rPr>
+          <w:b w:val="0"/>
+          <w:bCs w:val="0"/>
+          <w:i w:val="1"/>
+          <w:iCs w:val="1"/>
+          <w:sz w:val="24"/>
+          <w:szCs w:val="24"/>
+          <w:rtl w:val="0"/>
+        </w:rPr>
+        <w:t xml:space="preserve">Figure I-7 Detailed Use Case Diagram for Payment</w:t>
+      </w:r>
+    </w:p>
+    <w:p>
+      <w:pPr>
+        <w:jc w:val="left"/>
+        <w:rPr>
+          <w:b w:val="0"/>
+          <w:bCs w:val="0"/>
+          <w:i w:val="1"/>
+          <w:iCs w:val="1"/>
+          <w:sz w:val="24"/>
+          <w:szCs w:val="24"/>
+        </w:rPr>
+      </w:pPr>
+      <w:r>
+        <w:rPr>
+          <w:rtl w:val="0"/>
+        </w:rPr>
+      </w:r>
+    </w:p>
+    <w:p>
+      <w:pPr>
         <w:pStyle w:val="Heading3"/>
         <w:keepNext w:val="0"/>
         <w:keepLines w:val="0"/>
@@ -9468,7 +9589,7 @@
           <w:szCs w:val="24"/>
           <w:rtl w:val="0"/>
         </w:rPr>
-        <w:t xml:space="preserve">Tables 1-1 to 1-6 describe the use cases: View List Tour, Booking Tour, Manage Users and Manage Tours. The event flows of these use cases can be modeled using activity diagrams. For example, Figures 1-12 and 1-13 are activity diagrams modeling the event flows of the View Tour List and Booking Tour use cases. </w:t>
+        <w:t xml:space="preserve">Tables 1-1 to 1-6 describe the use cases: View List Tour, Booking Tour, Payment, Manage Users and Manage Tours. The event flows of these use cases can be modeled using activity diagrams. For example, Figures 1-12 and 1-13 are activity diagrams modeling the event flows of the View Tour List and Booking Tour use cases. </w:t>
       </w:r>
     </w:p>
     <w:p>
@@ -14605,7 +14726,7 @@
             <w:pPr>
               <w:numPr>
                 <w:ilvl w:val="0"/>
-                <w:numId w:val="16"/>
+                <w:numId w:val="19"/>
               </w:numPr>
               <w:spacing w:after="0" w:before="0" w:lineRule="auto"/>
               <w:ind w:left="720" w:hanging="360"/>
@@ -14653,7 +14774,7 @@
             <w:pPr>
               <w:numPr>
                 <w:ilvl w:val="0"/>
-                <w:numId w:val="16"/>
+                <w:numId w:val="19"/>
               </w:numPr>
               <w:spacing w:after="0" w:before="0" w:lineRule="auto"/>
               <w:ind w:left="720" w:hanging="360"/>
@@ -14797,7 +14918,7 @@
             <w:pPr>
               <w:numPr>
                 <w:ilvl w:val="0"/>
-                <w:numId w:val="14"/>
+                <w:numId w:val="17"/>
               </w:numPr>
               <w:spacing w:after="0" w:before="0" w:lineRule="auto"/>
               <w:ind w:left="720" w:hanging="360"/>
@@ -14937,7 +15058,7 @@
             <w:pPr>
               <w:numPr>
                 <w:ilvl w:val="0"/>
-                <w:numId w:val="15"/>
+                <w:numId w:val="18"/>
               </w:numPr>
               <w:spacing w:after="0" w:before="0" w:lineRule="auto"/>
               <w:ind w:left="720" w:hanging="360"/>
@@ -16488,7 +16609,7 @@
             <w:pPr>
               <w:numPr>
                 <w:ilvl w:val="0"/>
-                <w:numId w:val="17"/>
+                <w:numId w:val="20"/>
               </w:numPr>
               <w:spacing w:after="0" w:afterAutospacing="0" w:before="120" w:lineRule="auto"/>
               <w:ind w:left="720" w:hanging="360"/>
@@ -16507,14 +16628,14 @@
                 <w:szCs w:val="24"/>
                 <w:rtl w:val="0"/>
               </w:rPr>
-              <w:t xml:space="preserve">The TM selects the "Manage Tours" option from the system menu.</w:t>
+              <w:t xml:space="preserve">1The TM selects the "Manage Tours" option from the system menu.</w:t>
             </w:r>
           </w:p>
           <w:p>
             <w:pPr>
               <w:numPr>
                 <w:ilvl w:val="0"/>
-                <w:numId w:val="17"/>
+                <w:numId w:val="20"/>
               </w:numPr>
               <w:spacing w:after="0" w:afterAutospacing="0" w:before="0" w:beforeAutospacing="0" w:lineRule="auto"/>
               <w:ind w:left="720" w:hanging="360"/>
@@ -16540,7 +16661,7 @@
             <w:pPr>
               <w:numPr>
                 <w:ilvl w:val="0"/>
-                <w:numId w:val="17"/>
+                <w:numId w:val="20"/>
               </w:numPr>
               <w:spacing w:after="0" w:afterAutospacing="0" w:before="0" w:beforeAutospacing="0" w:lineRule="auto"/>
               <w:ind w:left="720" w:hanging="360"/>
@@ -16566,7 +16687,7 @@
             <w:pPr>
               <w:numPr>
                 <w:ilvl w:val="0"/>
-                <w:numId w:val="17"/>
+                <w:numId w:val="20"/>
               </w:numPr>
               <w:spacing w:after="0" w:afterAutospacing="0" w:before="0" w:beforeAutospacing="0" w:lineRule="auto"/>
               <w:ind w:left="720" w:hanging="360"/>
@@ -16592,7 +16713,7 @@
             <w:pPr>
               <w:numPr>
                 <w:ilvl w:val="0"/>
-                <w:numId w:val="17"/>
+                <w:numId w:val="20"/>
               </w:numPr>
               <w:spacing w:after="0" w:afterAutospacing="0" w:before="0" w:beforeAutospacing="0" w:lineRule="auto"/>
               <w:ind w:left="720" w:hanging="360"/>
@@ -16618,7 +16739,7 @@
             <w:pPr>
               <w:numPr>
                 <w:ilvl w:val="1"/>
-                <w:numId w:val="17"/>
+                <w:numId w:val="20"/>
               </w:numPr>
               <w:spacing w:after="0" w:afterAutospacing="0" w:before="0" w:beforeAutospacing="0" w:lineRule="auto"/>
               <w:ind w:left="1440" w:hanging="360"/>
@@ -16644,7 +16765,7 @@
             <w:pPr>
               <w:numPr>
                 <w:ilvl w:val="1"/>
-                <w:numId w:val="17"/>
+                <w:numId w:val="20"/>
               </w:numPr>
               <w:spacing w:after="0" w:afterAutospacing="0" w:before="0" w:beforeAutospacing="0" w:lineRule="auto"/>
               <w:ind w:left="1440" w:hanging="360"/>
@@ -16670,7 +16791,7 @@
             <w:pPr>
               <w:numPr>
                 <w:ilvl w:val="1"/>
-                <w:numId w:val="17"/>
+                <w:numId w:val="20"/>
               </w:numPr>
               <w:spacing w:after="0" w:afterAutospacing="0" w:before="0" w:beforeAutospacing="0" w:lineRule="auto"/>
               <w:ind w:left="1440" w:hanging="360"/>
@@ -16696,7 +16817,7 @@
             <w:pPr>
               <w:numPr>
                 <w:ilvl w:val="1"/>
-                <w:numId w:val="17"/>
+                <w:numId w:val="20"/>
               </w:numPr>
               <w:spacing w:after="0" w:afterAutospacing="0" w:before="0" w:beforeAutospacing="0" w:lineRule="auto"/>
               <w:ind w:left="1440" w:hanging="360"/>
@@ -16722,7 +16843,7 @@
             <w:pPr>
               <w:numPr>
                 <w:ilvl w:val="1"/>
-                <w:numId w:val="17"/>
+                <w:numId w:val="20"/>
               </w:numPr>
               <w:spacing w:after="240" w:before="0" w:beforeAutospacing="0" w:lineRule="auto"/>
               <w:ind w:left="1440" w:hanging="360"/>
@@ -17119,6 +17240,4898 @@
     </w:p>
     <w:p>
       <w:pPr>
+        <w:spacing w:after="200" w:before="0" w:lineRule="auto"/>
+        <w:jc w:val="center"/>
+        <w:rPr>
+          <w:b w:val="0"/>
+          <w:bCs w:val="0"/>
+          <w:sz w:val="24"/>
+          <w:szCs w:val="24"/>
+        </w:rPr>
+      </w:pPr>
+      <w:r>
+        <w:rPr>
+          <w:b w:val="0"/>
+          <w:bCs w:val="0"/>
+          <w:i w:val="1"/>
+          <w:iCs w:val="1"/>
+          <w:sz w:val="24"/>
+          <w:szCs w:val="24"/>
+          <w:rtl w:val="0"/>
+        </w:rPr>
+        <w:t xml:space="preserve">Table I-7 Use Case Description for Select Payment Method </w:t>
+      </w:r>
+      <w:r>
+        <w:rPr>
+          <w:rtl w:val="0"/>
+        </w:rPr>
+      </w:r>
+    </w:p>
+    <w:tbl>
+      <w:tblPr>
+        <w:tblStyle w:val="Table7"/>
+        <w:tblW w:w="9015.0" w:type="dxa"/>
+        <w:jc w:val="left"/>
+        <w:tblInd w:w="15.0" w:type="dxa"/>
+        <w:tblBorders>
+          <w:top w:color="000000" w:space="0" w:sz="0" w:val="nil"/>
+          <w:left w:color="000000" w:space="0" w:sz="0" w:val="nil"/>
+          <w:bottom w:color="000000" w:space="0" w:sz="0" w:val="nil"/>
+          <w:right w:color="000000" w:space="0" w:sz="0" w:val="nil"/>
+          <w:insideH w:color="000000" w:space="0" w:sz="0" w:val="nil"/>
+          <w:insideV w:color="000000" w:space="0" w:sz="0" w:val="nil"/>
+        </w:tblBorders>
+        <w:tblLayout w:type="fixed"/>
+        <w:tblLook w:val="0600"/>
+      </w:tblPr>
+      <w:tblGrid>
+        <w:gridCol w:w="1725"/>
+        <w:gridCol w:w="2580"/>
+        <w:gridCol w:w="2535"/>
+        <w:gridCol w:w="2175"/>
+        <w:tblGridChange w:id="0">
+          <w:tblGrid>
+            <w:gridCol w:w="1725"/>
+            <w:gridCol w:w="2580"/>
+            <w:gridCol w:w="2535"/>
+            <w:gridCol w:w="2175"/>
+          </w:tblGrid>
+        </w:tblGridChange>
+      </w:tblGrid>
+      <w:tr>
+        <w:trPr>
+          <w:cantSplit w:val="0"/>
+          <w:trHeight w:val="725" w:hRule="atLeast"/>
+          <w:tblHeader w:val="0"/>
+        </w:trPr>
+        <w:tc>
+          <w:tcPr>
+            <w:tcBorders>
+              <w:top w:color="000000" w:space="0" w:sz="8" w:val="single"/>
+              <w:left w:color="000000" w:space="0" w:sz="8" w:val="single"/>
+              <w:bottom w:color="000000" w:space="0" w:sz="5" w:val="single"/>
+              <w:right w:color="000000" w:space="0" w:sz="5" w:val="single"/>
+            </w:tcBorders>
+            <w:shd w:fill="auto" w:val="clear"/>
+            <w:tcMar>
+              <w:top w:w="100.0" w:type="dxa"/>
+              <w:left w:w="100.0" w:type="dxa"/>
+              <w:bottom w:w="100.0" w:type="dxa"/>
+              <w:right w:w="100.0" w:type="dxa"/>
+            </w:tcMar>
+            <w:vAlign w:val="top"/>
+          </w:tcPr>
+          <w:p>
+            <w:pPr>
+              <w:spacing w:line="330" w:lineRule="auto"/>
+              <w:rPr>
+                <w:b w:val="0"/>
+                <w:bCs w:val="0"/>
+                <w:sz w:val="24"/>
+                <w:szCs w:val="24"/>
+              </w:rPr>
+            </w:pPr>
+            <w:r>
+              <w:rPr>
+                <w:b w:val="0"/>
+                <w:bCs w:val="0"/>
+                <w:sz w:val="24"/>
+                <w:szCs w:val="24"/>
+                <w:rtl w:val="0"/>
+              </w:rPr>
+              <w:t xml:space="preserve">ID and Name:</w:t>
+            </w:r>
+          </w:p>
+        </w:tc>
+        <w:tc>
+          <w:tcPr>
+            <w:gridSpan w:val="3"/>
+            <w:tcBorders>
+              <w:top w:color="000000" w:space="0" w:sz="8" w:val="single"/>
+              <w:left w:color="000000" w:space="0" w:sz="5" w:val="single"/>
+              <w:bottom w:color="000000" w:space="0" w:sz="5" w:val="single"/>
+              <w:right w:color="000000" w:space="0" w:sz="5" w:val="single"/>
+            </w:tcBorders>
+            <w:shd w:fill="auto" w:val="clear"/>
+            <w:tcMar>
+              <w:top w:w="100.0" w:type="dxa"/>
+              <w:left w:w="100.0" w:type="dxa"/>
+              <w:bottom w:w="100.0" w:type="dxa"/>
+              <w:right w:w="100.0" w:type="dxa"/>
+            </w:tcMar>
+            <w:vAlign w:val="top"/>
+          </w:tcPr>
+          <w:p>
+            <w:pPr>
+              <w:spacing w:line="330" w:lineRule="auto"/>
+              <w:rPr>
+                <w:sz w:val="24"/>
+                <w:szCs w:val="24"/>
+              </w:rPr>
+            </w:pPr>
+            <w:r>
+              <w:rPr>
+                <w:sz w:val="24"/>
+                <w:szCs w:val="24"/>
+                <w:rtl w:val="0"/>
+              </w:rPr>
+              <w:t xml:space="preserve">UC-07 Select Payment Method </w:t>
+            </w:r>
+          </w:p>
+        </w:tc>
+      </w:tr>
+      <w:tr>
+        <w:trPr>
+          <w:cantSplit w:val="0"/>
+          <w:trHeight w:val="725" w:hRule="atLeast"/>
+          <w:tblHeader w:val="0"/>
+        </w:trPr>
+        <w:tc>
+          <w:tcPr>
+            <w:tcBorders>
+              <w:top w:color="000000" w:space="0" w:sz="5" w:val="single"/>
+              <w:left w:color="000000" w:space="0" w:sz="8" w:val="single"/>
+              <w:bottom w:color="000000" w:space="0" w:sz="5" w:val="single"/>
+              <w:right w:color="000000" w:space="0" w:sz="5" w:val="single"/>
+            </w:tcBorders>
+            <w:shd w:fill="auto" w:val="clear"/>
+            <w:tcMar>
+              <w:top w:w="100.0" w:type="dxa"/>
+              <w:left w:w="100.0" w:type="dxa"/>
+              <w:bottom w:w="100.0" w:type="dxa"/>
+              <w:right w:w="100.0" w:type="dxa"/>
+            </w:tcMar>
+            <w:vAlign w:val="top"/>
+          </w:tcPr>
+          <w:p>
+            <w:pPr>
+              <w:spacing w:line="330" w:lineRule="auto"/>
+              <w:rPr>
+                <w:b w:val="0"/>
+                <w:bCs w:val="0"/>
+                <w:sz w:val="24"/>
+                <w:szCs w:val="24"/>
+              </w:rPr>
+            </w:pPr>
+            <w:r>
+              <w:rPr>
+                <w:b w:val="0"/>
+                <w:bCs w:val="0"/>
+                <w:sz w:val="24"/>
+                <w:szCs w:val="24"/>
+                <w:rtl w:val="0"/>
+              </w:rPr>
+              <w:t xml:space="preserve">Created By:</w:t>
+            </w:r>
+          </w:p>
+        </w:tc>
+        <w:tc>
+          <w:tcPr>
+            <w:tcBorders>
+              <w:top w:color="000000" w:space="0" w:sz="5" w:val="single"/>
+              <w:left w:color="000000" w:space="0" w:sz="5" w:val="single"/>
+              <w:bottom w:color="000000" w:space="0" w:sz="5" w:val="single"/>
+              <w:right w:color="000000" w:space="0" w:sz="5" w:val="single"/>
+            </w:tcBorders>
+            <w:shd w:fill="auto" w:val="clear"/>
+            <w:tcMar>
+              <w:top w:w="100.0" w:type="dxa"/>
+              <w:left w:w="100.0" w:type="dxa"/>
+              <w:bottom w:w="100.0" w:type="dxa"/>
+              <w:right w:w="100.0" w:type="dxa"/>
+            </w:tcMar>
+            <w:vAlign w:val="top"/>
+          </w:tcPr>
+          <w:p>
+            <w:pPr>
+              <w:spacing w:line="330" w:lineRule="auto"/>
+              <w:rPr>
+                <w:b w:val="0"/>
+                <w:bCs w:val="0"/>
+                <w:sz w:val="24"/>
+                <w:szCs w:val="24"/>
+              </w:rPr>
+            </w:pPr>
+            <w:r>
+              <w:rPr>
+                <w:b w:val="0"/>
+                <w:bCs w:val="0"/>
+                <w:sz w:val="24"/>
+                <w:szCs w:val="24"/>
+                <w:rtl w:val="0"/>
+              </w:rPr>
+              <w:t xml:space="preserve">HungPT</w:t>
+            </w:r>
+          </w:p>
+        </w:tc>
+        <w:tc>
+          <w:tcPr>
+            <w:tcBorders>
+              <w:top w:color="000000" w:space="0" w:sz="5" w:val="single"/>
+              <w:left w:color="000000" w:space="0" w:sz="5" w:val="single"/>
+              <w:bottom w:color="000000" w:space="0" w:sz="5" w:val="single"/>
+              <w:right w:color="000000" w:space="0" w:sz="5" w:val="single"/>
+            </w:tcBorders>
+            <w:shd w:fill="auto" w:val="clear"/>
+            <w:tcMar>
+              <w:top w:w="100.0" w:type="dxa"/>
+              <w:left w:w="100.0" w:type="dxa"/>
+              <w:bottom w:w="100.0" w:type="dxa"/>
+              <w:right w:w="100.0" w:type="dxa"/>
+            </w:tcMar>
+            <w:vAlign w:val="top"/>
+          </w:tcPr>
+          <w:p>
+            <w:pPr>
+              <w:spacing w:line="330" w:lineRule="auto"/>
+              <w:rPr>
+                <w:b w:val="0"/>
+                <w:bCs w:val="0"/>
+                <w:sz w:val="24"/>
+                <w:szCs w:val="24"/>
+              </w:rPr>
+            </w:pPr>
+            <w:r>
+              <w:rPr>
+                <w:b w:val="0"/>
+                <w:bCs w:val="0"/>
+                <w:sz w:val="24"/>
+                <w:szCs w:val="24"/>
+                <w:rtl w:val="0"/>
+              </w:rPr>
+              <w:t xml:space="preserve">Date Created:</w:t>
+            </w:r>
+          </w:p>
+        </w:tc>
+        <w:tc>
+          <w:tcPr>
+            <w:tcBorders>
+              <w:top w:color="000000" w:space="0" w:sz="5" w:val="single"/>
+              <w:left w:color="000000" w:space="0" w:sz="5" w:val="single"/>
+              <w:bottom w:color="000000" w:space="0" w:sz="5" w:val="single"/>
+              <w:right w:color="000000" w:space="0" w:sz="8" w:val="single"/>
+            </w:tcBorders>
+            <w:shd w:fill="auto" w:val="clear"/>
+            <w:tcMar>
+              <w:top w:w="100.0" w:type="dxa"/>
+              <w:left w:w="100.0" w:type="dxa"/>
+              <w:bottom w:w="100.0" w:type="dxa"/>
+              <w:right w:w="100.0" w:type="dxa"/>
+            </w:tcMar>
+            <w:vAlign w:val="top"/>
+          </w:tcPr>
+          <w:p>
+            <w:pPr>
+              <w:spacing w:line="330" w:lineRule="auto"/>
+              <w:rPr>
+                <w:b w:val="0"/>
+                <w:bCs w:val="0"/>
+                <w:sz w:val="24"/>
+                <w:szCs w:val="24"/>
+              </w:rPr>
+            </w:pPr>
+            <w:r>
+              <w:rPr>
+                <w:b w:val="0"/>
+                <w:bCs w:val="0"/>
+                <w:sz w:val="24"/>
+                <w:szCs w:val="24"/>
+                <w:rtl w:val="0"/>
+              </w:rPr>
+              <w:t xml:space="preserve">09/06/2026</w:t>
+            </w:r>
+          </w:p>
+        </w:tc>
+      </w:tr>
+      <w:tr>
+        <w:trPr>
+          <w:cantSplit w:val="0"/>
+          <w:trHeight w:val="725" w:hRule="atLeast"/>
+          <w:tblHeader w:val="0"/>
+        </w:trPr>
+        <w:tc>
+          <w:tcPr>
+            <w:tcBorders>
+              <w:top w:color="000000" w:space="0" w:sz="5" w:val="single"/>
+              <w:left w:color="000000" w:space="0" w:sz="8" w:val="single"/>
+              <w:bottom w:color="000000" w:space="0" w:sz="5" w:val="single"/>
+              <w:right w:color="000000" w:space="0" w:sz="5" w:val="single"/>
+            </w:tcBorders>
+            <w:shd w:fill="auto" w:val="clear"/>
+            <w:tcMar>
+              <w:top w:w="100.0" w:type="dxa"/>
+              <w:left w:w="100.0" w:type="dxa"/>
+              <w:bottom w:w="100.0" w:type="dxa"/>
+              <w:right w:w="100.0" w:type="dxa"/>
+            </w:tcMar>
+            <w:vAlign w:val="top"/>
+          </w:tcPr>
+          <w:p>
+            <w:pPr>
+              <w:spacing w:line="330" w:lineRule="auto"/>
+              <w:rPr>
+                <w:b w:val="0"/>
+                <w:bCs w:val="0"/>
+                <w:sz w:val="24"/>
+                <w:szCs w:val="24"/>
+              </w:rPr>
+            </w:pPr>
+            <w:r>
+              <w:rPr>
+                <w:b w:val="0"/>
+                <w:bCs w:val="0"/>
+                <w:sz w:val="24"/>
+                <w:szCs w:val="24"/>
+                <w:rtl w:val="0"/>
+              </w:rPr>
+              <w:t xml:space="preserve">Primary Actor:</w:t>
+            </w:r>
+          </w:p>
+        </w:tc>
+        <w:tc>
+          <w:tcPr>
+            <w:tcBorders>
+              <w:top w:color="000000" w:space="0" w:sz="5" w:val="single"/>
+              <w:left w:color="000000" w:space="0" w:sz="5" w:val="single"/>
+              <w:bottom w:color="000000" w:space="0" w:sz="5" w:val="single"/>
+              <w:right w:color="000000" w:space="0" w:sz="5" w:val="single"/>
+            </w:tcBorders>
+            <w:shd w:fill="auto" w:val="clear"/>
+            <w:tcMar>
+              <w:top w:w="100.0" w:type="dxa"/>
+              <w:left w:w="100.0" w:type="dxa"/>
+              <w:bottom w:w="100.0" w:type="dxa"/>
+              <w:right w:w="100.0" w:type="dxa"/>
+            </w:tcMar>
+            <w:vAlign w:val="top"/>
+          </w:tcPr>
+          <w:p>
+            <w:pPr>
+              <w:spacing w:line="330" w:lineRule="auto"/>
+              <w:rPr>
+                <w:b w:val="0"/>
+                <w:bCs w:val="0"/>
+                <w:sz w:val="24"/>
+                <w:szCs w:val="24"/>
+              </w:rPr>
+            </w:pPr>
+            <w:r>
+              <w:rPr>
+                <w:b w:val="0"/>
+                <w:bCs w:val="0"/>
+                <w:sz w:val="24"/>
+                <w:szCs w:val="24"/>
+                <w:rtl w:val="0"/>
+              </w:rPr>
+              <w:t xml:space="preserve">User</w:t>
+            </w:r>
+          </w:p>
+        </w:tc>
+        <w:tc>
+          <w:tcPr>
+            <w:tcBorders>
+              <w:top w:color="000000" w:space="0" w:sz="5" w:val="single"/>
+              <w:left w:color="000000" w:space="0" w:sz="5" w:val="single"/>
+              <w:bottom w:color="000000" w:space="0" w:sz="5" w:val="single"/>
+              <w:right w:color="000000" w:space="0" w:sz="5" w:val="single"/>
+            </w:tcBorders>
+            <w:shd w:fill="auto" w:val="clear"/>
+            <w:tcMar>
+              <w:top w:w="100.0" w:type="dxa"/>
+              <w:left w:w="100.0" w:type="dxa"/>
+              <w:bottom w:w="100.0" w:type="dxa"/>
+              <w:right w:w="100.0" w:type="dxa"/>
+            </w:tcMar>
+            <w:vAlign w:val="top"/>
+          </w:tcPr>
+          <w:p>
+            <w:pPr>
+              <w:spacing w:line="330" w:lineRule="auto"/>
+              <w:rPr>
+                <w:b w:val="0"/>
+                <w:bCs w:val="0"/>
+                <w:sz w:val="24"/>
+                <w:szCs w:val="24"/>
+              </w:rPr>
+            </w:pPr>
+            <w:r>
+              <w:rPr>
+                <w:b w:val="0"/>
+                <w:bCs w:val="0"/>
+                <w:sz w:val="24"/>
+                <w:szCs w:val="24"/>
+                <w:rtl w:val="0"/>
+              </w:rPr>
+              <w:t xml:space="preserve">Secondary Actors:</w:t>
+            </w:r>
+          </w:p>
+        </w:tc>
+        <w:tc>
+          <w:tcPr>
+            <w:tcBorders>
+              <w:top w:color="000000" w:space="0" w:sz="5" w:val="single"/>
+              <w:left w:color="000000" w:space="0" w:sz="5" w:val="single"/>
+              <w:bottom w:color="000000" w:space="0" w:sz="5" w:val="single"/>
+              <w:right w:color="000000" w:space="0" w:sz="8" w:val="single"/>
+            </w:tcBorders>
+            <w:shd w:fill="auto" w:val="clear"/>
+            <w:tcMar>
+              <w:top w:w="100.0" w:type="dxa"/>
+              <w:left w:w="100.0" w:type="dxa"/>
+              <w:bottom w:w="100.0" w:type="dxa"/>
+              <w:right w:w="100.0" w:type="dxa"/>
+            </w:tcMar>
+            <w:vAlign w:val="top"/>
+          </w:tcPr>
+          <w:p>
+            <w:pPr>
+              <w:spacing w:line="330" w:lineRule="auto"/>
+              <w:rPr>
+                <w:b w:val="0"/>
+                <w:bCs w:val="0"/>
+                <w:sz w:val="24"/>
+                <w:szCs w:val="24"/>
+              </w:rPr>
+            </w:pPr>
+            <w:r>
+              <w:rPr>
+                <w:b w:val="0"/>
+                <w:bCs w:val="0"/>
+                <w:sz w:val="24"/>
+                <w:szCs w:val="24"/>
+                <w:rtl w:val="0"/>
+              </w:rPr>
+              <w:t xml:space="preserve">PayOS </w:t>
+            </w:r>
+          </w:p>
+        </w:tc>
+      </w:tr>
+      <w:tr>
+        <w:trPr>
+          <w:cantSplit w:val="0"/>
+          <w:trHeight w:val="995" w:hRule="atLeast"/>
+          <w:tblHeader w:val="0"/>
+        </w:trPr>
+        <w:tc>
+          <w:tcPr>
+            <w:tcBorders>
+              <w:top w:color="000000" w:space="0" w:sz="5" w:val="single"/>
+              <w:left w:color="000000" w:space="0" w:sz="8" w:val="single"/>
+              <w:bottom w:color="000000" w:space="0" w:sz="5" w:val="single"/>
+              <w:right w:color="000000" w:space="0" w:sz="5" w:val="single"/>
+            </w:tcBorders>
+            <w:shd w:fill="auto" w:val="clear"/>
+            <w:tcMar>
+              <w:top w:w="100.0" w:type="dxa"/>
+              <w:left w:w="100.0" w:type="dxa"/>
+              <w:bottom w:w="100.0" w:type="dxa"/>
+              <w:right w:w="100.0" w:type="dxa"/>
+            </w:tcMar>
+            <w:vAlign w:val="top"/>
+          </w:tcPr>
+          <w:p>
+            <w:pPr>
+              <w:spacing w:line="330" w:lineRule="auto"/>
+              <w:rPr>
+                <w:b w:val="0"/>
+                <w:bCs w:val="0"/>
+                <w:sz w:val="24"/>
+                <w:szCs w:val="24"/>
+              </w:rPr>
+            </w:pPr>
+            <w:r>
+              <w:rPr>
+                <w:b w:val="0"/>
+                <w:bCs w:val="0"/>
+                <w:sz w:val="24"/>
+                <w:szCs w:val="24"/>
+                <w:rtl w:val="0"/>
+              </w:rPr>
+              <w:t xml:space="preserve">Description:</w:t>
+            </w:r>
+          </w:p>
+        </w:tc>
+        <w:tc>
+          <w:tcPr>
+            <w:gridSpan w:val="3"/>
+            <w:tcBorders>
+              <w:top w:color="000000" w:space="0" w:sz="5" w:val="single"/>
+              <w:left w:color="000000" w:space="0" w:sz="5" w:val="single"/>
+              <w:bottom w:color="000000" w:space="0" w:sz="5" w:val="single"/>
+              <w:right w:color="000000" w:space="0" w:sz="5" w:val="single"/>
+            </w:tcBorders>
+            <w:shd w:fill="auto" w:val="clear"/>
+            <w:tcMar>
+              <w:top w:w="100.0" w:type="dxa"/>
+              <w:left w:w="100.0" w:type="dxa"/>
+              <w:bottom w:w="100.0" w:type="dxa"/>
+              <w:right w:w="100.0" w:type="dxa"/>
+            </w:tcMar>
+            <w:vAlign w:val="top"/>
+          </w:tcPr>
+          <w:p>
+            <w:pPr>
+              <w:spacing w:line="330" w:lineRule="auto"/>
+              <w:rPr>
+                <w:b w:val="0"/>
+                <w:bCs w:val="0"/>
+                <w:sz w:val="24"/>
+                <w:szCs w:val="24"/>
+              </w:rPr>
+            </w:pPr>
+            <w:r>
+              <w:rPr>
+                <w:b w:val="0"/>
+                <w:bCs w:val="0"/>
+                <w:sz w:val="24"/>
+                <w:szCs w:val="24"/>
+                <w:rtl w:val="0"/>
+              </w:rPr>
+              <w:t xml:space="preserve">This use case allows a Registered User to select a payment method for a booking. The user may choose either online payment through PayOS or offline payment at the counter. </w:t>
+            </w:r>
+          </w:p>
+        </w:tc>
+      </w:tr>
+      <w:tr>
+        <w:trPr>
+          <w:cantSplit w:val="0"/>
+          <w:trHeight w:val="725" w:hRule="atLeast"/>
+          <w:tblHeader w:val="0"/>
+        </w:trPr>
+        <w:tc>
+          <w:tcPr>
+            <w:tcBorders>
+              <w:top w:color="000000" w:space="0" w:sz="5" w:val="single"/>
+              <w:left w:color="000000" w:space="0" w:sz="8" w:val="single"/>
+              <w:bottom w:color="000000" w:space="0" w:sz="5" w:val="single"/>
+              <w:right w:color="000000" w:space="0" w:sz="5" w:val="single"/>
+            </w:tcBorders>
+            <w:shd w:fill="auto" w:val="clear"/>
+            <w:tcMar>
+              <w:top w:w="100.0" w:type="dxa"/>
+              <w:left w:w="100.0" w:type="dxa"/>
+              <w:bottom w:w="100.0" w:type="dxa"/>
+              <w:right w:w="100.0" w:type="dxa"/>
+            </w:tcMar>
+            <w:vAlign w:val="top"/>
+          </w:tcPr>
+          <w:p>
+            <w:pPr>
+              <w:spacing w:line="330" w:lineRule="auto"/>
+              <w:rPr>
+                <w:b w:val="0"/>
+                <w:bCs w:val="0"/>
+                <w:sz w:val="24"/>
+                <w:szCs w:val="24"/>
+              </w:rPr>
+            </w:pPr>
+            <w:r>
+              <w:rPr>
+                <w:b w:val="0"/>
+                <w:bCs w:val="0"/>
+                <w:sz w:val="24"/>
+                <w:szCs w:val="24"/>
+                <w:rtl w:val="0"/>
+              </w:rPr>
+              <w:t xml:space="preserve">Trigger:</w:t>
+            </w:r>
+          </w:p>
+        </w:tc>
+        <w:tc>
+          <w:tcPr>
+            <w:gridSpan w:val="3"/>
+            <w:tcBorders>
+              <w:top w:color="000000" w:space="0" w:sz="5" w:val="single"/>
+              <w:left w:color="000000" w:space="0" w:sz="5" w:val="single"/>
+              <w:bottom w:color="000000" w:space="0" w:sz="5" w:val="single"/>
+              <w:right w:color="000000" w:space="0" w:sz="5" w:val="single"/>
+            </w:tcBorders>
+            <w:shd w:fill="auto" w:val="clear"/>
+            <w:tcMar>
+              <w:top w:w="100.0" w:type="dxa"/>
+              <w:left w:w="100.0" w:type="dxa"/>
+              <w:bottom w:w="100.0" w:type="dxa"/>
+              <w:right w:w="100.0" w:type="dxa"/>
+            </w:tcMar>
+            <w:vAlign w:val="top"/>
+          </w:tcPr>
+          <w:p>
+            <w:pPr>
+              <w:spacing w:line="330" w:lineRule="auto"/>
+              <w:rPr>
+                <w:b w:val="0"/>
+                <w:bCs w:val="0"/>
+                <w:sz w:val="24"/>
+                <w:szCs w:val="24"/>
+              </w:rPr>
+            </w:pPr>
+            <w:r>
+              <w:rPr>
+                <w:b w:val="0"/>
+                <w:bCs w:val="0"/>
+                <w:sz w:val="24"/>
+                <w:szCs w:val="24"/>
+                <w:rtl w:val="0"/>
+              </w:rPr>
+              <w:t xml:space="preserve">The User proceeds to the Payment page after creating a booking. </w:t>
+            </w:r>
+          </w:p>
+        </w:tc>
+      </w:tr>
+      <w:tr>
+        <w:trPr>
+          <w:cantSplit w:val="0"/>
+          <w:trHeight w:val="995" w:hRule="atLeast"/>
+          <w:tblHeader w:val="0"/>
+        </w:trPr>
+        <w:tc>
+          <w:tcPr>
+            <w:tcBorders>
+              <w:top w:color="000000" w:space="0" w:sz="5" w:val="single"/>
+              <w:left w:color="000000" w:space="0" w:sz="8" w:val="single"/>
+              <w:bottom w:color="000000" w:space="0" w:sz="5" w:val="single"/>
+              <w:right w:color="000000" w:space="0" w:sz="5" w:val="single"/>
+            </w:tcBorders>
+            <w:shd w:fill="auto" w:val="clear"/>
+            <w:tcMar>
+              <w:top w:w="100.0" w:type="dxa"/>
+              <w:left w:w="100.0" w:type="dxa"/>
+              <w:bottom w:w="100.0" w:type="dxa"/>
+              <w:right w:w="100.0" w:type="dxa"/>
+            </w:tcMar>
+            <w:vAlign w:val="top"/>
+          </w:tcPr>
+          <w:p>
+            <w:pPr>
+              <w:spacing w:line="330" w:lineRule="auto"/>
+              <w:rPr>
+                <w:b w:val="0"/>
+                <w:bCs w:val="0"/>
+                <w:sz w:val="24"/>
+                <w:szCs w:val="24"/>
+              </w:rPr>
+            </w:pPr>
+            <w:r>
+              <w:rPr>
+                <w:b w:val="0"/>
+                <w:bCs w:val="0"/>
+                <w:sz w:val="24"/>
+                <w:szCs w:val="24"/>
+                <w:rtl w:val="0"/>
+              </w:rPr>
+              <w:t xml:space="preserve">Preconditions:</w:t>
+            </w:r>
+          </w:p>
+        </w:tc>
+        <w:tc>
+          <w:tcPr>
+            <w:gridSpan w:val="3"/>
+            <w:tcBorders>
+              <w:top w:color="000000" w:space="0" w:sz="5" w:val="single"/>
+              <w:left w:color="000000" w:space="0" w:sz="5" w:val="single"/>
+              <w:bottom w:color="000000" w:space="0" w:sz="5" w:val="single"/>
+              <w:right w:color="000000" w:space="0" w:sz="5" w:val="single"/>
+            </w:tcBorders>
+            <w:shd w:fill="auto" w:val="clear"/>
+            <w:tcMar>
+              <w:top w:w="100.0" w:type="dxa"/>
+              <w:left w:w="100.0" w:type="dxa"/>
+              <w:bottom w:w="100.0" w:type="dxa"/>
+              <w:right w:w="100.0" w:type="dxa"/>
+            </w:tcMar>
+            <w:vAlign w:val="top"/>
+          </w:tcPr>
+          <w:p>
+            <w:pPr>
+              <w:spacing w:line="330" w:lineRule="auto"/>
+              <w:rPr>
+                <w:b w:val="0"/>
+                <w:bCs w:val="0"/>
+                <w:sz w:val="24"/>
+                <w:szCs w:val="24"/>
+              </w:rPr>
+            </w:pPr>
+            <w:r>
+              <w:rPr>
+                <w:b w:val="0"/>
+                <w:bCs w:val="0"/>
+                <w:sz w:val="24"/>
+                <w:szCs w:val="24"/>
+                <w:rtl w:val="0"/>
+              </w:rPr>
+              <w:t xml:space="preserve">PRE-1. The Registered User is logged in.</w:t>
+            </w:r>
+          </w:p>
+          <w:p>
+            <w:pPr>
+              <w:spacing w:line="330" w:lineRule="auto"/>
+              <w:rPr>
+                <w:b w:val="0"/>
+                <w:bCs w:val="0"/>
+                <w:sz w:val="24"/>
+                <w:szCs w:val="24"/>
+              </w:rPr>
+            </w:pPr>
+            <w:r>
+              <w:rPr>
+                <w:b w:val="0"/>
+                <w:bCs w:val="0"/>
+                <w:sz w:val="24"/>
+                <w:szCs w:val="24"/>
+                <w:rtl w:val="0"/>
+              </w:rPr>
+              <w:t xml:space="preserve">PRE-2. A booking record exists with status = PENDING_PAYMENT.</w:t>
+            </w:r>
+          </w:p>
+          <w:p>
+            <w:pPr>
+              <w:spacing w:line="330" w:lineRule="auto"/>
+              <w:rPr>
+                <w:b w:val="0"/>
+                <w:bCs w:val="0"/>
+                <w:sz w:val="24"/>
+                <w:szCs w:val="24"/>
+              </w:rPr>
+            </w:pPr>
+            <w:r>
+              <w:rPr>
+                <w:b w:val="0"/>
+                <w:bCs w:val="0"/>
+                <w:sz w:val="24"/>
+                <w:szCs w:val="24"/>
+                <w:rtl w:val="0"/>
+              </w:rPr>
+              <w:t xml:space="preserve">PRE-3. The booking has not expired. </w:t>
+            </w:r>
+          </w:p>
+        </w:tc>
+      </w:tr>
+      <w:tr>
+        <w:trPr>
+          <w:cantSplit w:val="0"/>
+          <w:trHeight w:val="995" w:hRule="atLeast"/>
+          <w:tblHeader w:val="0"/>
+        </w:trPr>
+        <w:tc>
+          <w:tcPr>
+            <w:tcBorders>
+              <w:top w:color="000000" w:space="0" w:sz="5" w:val="single"/>
+              <w:left w:color="000000" w:space="0" w:sz="8" w:val="single"/>
+              <w:bottom w:color="000000" w:space="0" w:sz="5" w:val="single"/>
+              <w:right w:color="000000" w:space="0" w:sz="5" w:val="single"/>
+            </w:tcBorders>
+            <w:shd w:fill="auto" w:val="clear"/>
+            <w:tcMar>
+              <w:top w:w="100.0" w:type="dxa"/>
+              <w:left w:w="100.0" w:type="dxa"/>
+              <w:bottom w:w="100.0" w:type="dxa"/>
+              <w:right w:w="100.0" w:type="dxa"/>
+            </w:tcMar>
+            <w:vAlign w:val="top"/>
+          </w:tcPr>
+          <w:p>
+            <w:pPr>
+              <w:spacing w:line="330" w:lineRule="auto"/>
+              <w:rPr>
+                <w:b w:val="0"/>
+                <w:bCs w:val="0"/>
+                <w:sz w:val="24"/>
+                <w:szCs w:val="24"/>
+              </w:rPr>
+            </w:pPr>
+            <w:r>
+              <w:rPr>
+                <w:b w:val="0"/>
+                <w:bCs w:val="0"/>
+                <w:sz w:val="24"/>
+                <w:szCs w:val="24"/>
+                <w:rtl w:val="0"/>
+              </w:rPr>
+              <w:t xml:space="preserve">Postconditions:</w:t>
+            </w:r>
+          </w:p>
+        </w:tc>
+        <w:tc>
+          <w:tcPr>
+            <w:gridSpan w:val="3"/>
+            <w:tcBorders>
+              <w:top w:color="000000" w:space="0" w:sz="5" w:val="single"/>
+              <w:left w:color="000000" w:space="0" w:sz="5" w:val="single"/>
+              <w:bottom w:color="000000" w:space="0" w:sz="5" w:val="single"/>
+              <w:right w:color="000000" w:space="0" w:sz="5" w:val="single"/>
+            </w:tcBorders>
+            <w:shd w:fill="auto" w:val="clear"/>
+            <w:tcMar>
+              <w:top w:w="100.0" w:type="dxa"/>
+              <w:left w:w="100.0" w:type="dxa"/>
+              <w:bottom w:w="100.0" w:type="dxa"/>
+              <w:right w:w="100.0" w:type="dxa"/>
+            </w:tcMar>
+            <w:vAlign w:val="top"/>
+          </w:tcPr>
+          <w:p>
+            <w:pPr>
+              <w:spacing w:line="330" w:lineRule="auto"/>
+              <w:rPr>
+                <w:b w:val="0"/>
+                <w:bCs w:val="0"/>
+                <w:sz w:val="24"/>
+                <w:szCs w:val="24"/>
+              </w:rPr>
+            </w:pPr>
+            <w:r>
+              <w:rPr>
+                <w:b w:val="0"/>
+                <w:bCs w:val="0"/>
+                <w:sz w:val="24"/>
+                <w:szCs w:val="24"/>
+                <w:rtl w:val="0"/>
+              </w:rPr>
+              <w:t xml:space="preserve">POST-1. The selected payment method is recorded.</w:t>
+            </w:r>
+          </w:p>
+          <w:p>
+            <w:pPr>
+              <w:spacing w:line="330" w:lineRule="auto"/>
+              <w:rPr>
+                <w:b w:val="0"/>
+                <w:bCs w:val="0"/>
+                <w:sz w:val="24"/>
+                <w:szCs w:val="24"/>
+              </w:rPr>
+            </w:pPr>
+            <w:r>
+              <w:rPr>
+                <w:b w:val="0"/>
+                <w:bCs w:val="0"/>
+                <w:sz w:val="24"/>
+                <w:szCs w:val="24"/>
+                <w:rtl w:val="0"/>
+              </w:rPr>
+              <w:t xml:space="preserve">POST-2. The user is redirected to the corresponding payment flow. </w:t>
+            </w:r>
+          </w:p>
+        </w:tc>
+      </w:tr>
+      <w:tr>
+        <w:trPr>
+          <w:cantSplit w:val="0"/>
+          <w:trHeight w:val="3500" w:hRule="atLeast"/>
+          <w:tblHeader w:val="0"/>
+        </w:trPr>
+        <w:tc>
+          <w:tcPr>
+            <w:tcBorders>
+              <w:top w:color="000000" w:space="0" w:sz="5" w:val="single"/>
+              <w:left w:color="000000" w:space="0" w:sz="8" w:val="single"/>
+              <w:bottom w:color="000000" w:space="0" w:sz="5" w:val="single"/>
+              <w:right w:color="000000" w:space="0" w:sz="5" w:val="single"/>
+            </w:tcBorders>
+            <w:shd w:fill="auto" w:val="clear"/>
+            <w:tcMar>
+              <w:top w:w="100.0" w:type="dxa"/>
+              <w:left w:w="100.0" w:type="dxa"/>
+              <w:bottom w:w="100.0" w:type="dxa"/>
+              <w:right w:w="100.0" w:type="dxa"/>
+            </w:tcMar>
+            <w:vAlign w:val="top"/>
+          </w:tcPr>
+          <w:p>
+            <w:pPr>
+              <w:spacing w:line="330" w:lineRule="auto"/>
+              <w:rPr>
+                <w:b w:val="0"/>
+                <w:bCs w:val="0"/>
+                <w:sz w:val="24"/>
+                <w:szCs w:val="24"/>
+              </w:rPr>
+            </w:pPr>
+            <w:r>
+              <w:rPr>
+                <w:b w:val="0"/>
+                <w:bCs w:val="0"/>
+                <w:sz w:val="24"/>
+                <w:szCs w:val="24"/>
+                <w:rtl w:val="0"/>
+              </w:rPr>
+              <w:t xml:space="preserve">Normal Flow:</w:t>
+            </w:r>
+          </w:p>
+        </w:tc>
+        <w:tc>
+          <w:tcPr>
+            <w:gridSpan w:val="3"/>
+            <w:tcBorders>
+              <w:top w:color="000000" w:space="0" w:sz="5" w:val="single"/>
+              <w:left w:color="000000" w:space="0" w:sz="5" w:val="single"/>
+              <w:bottom w:color="000000" w:space="0" w:sz="5" w:val="single"/>
+              <w:right w:color="000000" w:space="0" w:sz="5" w:val="single"/>
+            </w:tcBorders>
+            <w:shd w:fill="auto" w:val="clear"/>
+            <w:tcMar>
+              <w:top w:w="100.0" w:type="dxa"/>
+              <w:left w:w="100.0" w:type="dxa"/>
+              <w:bottom w:w="100.0" w:type="dxa"/>
+              <w:right w:w="100.0" w:type="dxa"/>
+            </w:tcMar>
+            <w:vAlign w:val="top"/>
+          </w:tcPr>
+          <w:p>
+            <w:pPr>
+              <w:spacing w:after="120" w:before="120" w:lineRule="auto"/>
+              <w:ind w:left="0" w:firstLine="0"/>
+              <w:rPr>
+                <w:b w:val="0"/>
+                <w:bCs w:val="0"/>
+                <w:sz w:val="24"/>
+                <w:szCs w:val="24"/>
+              </w:rPr>
+            </w:pPr>
+            <w:r>
+              <w:rPr>
+                <w:rtl w:val="0"/>
+              </w:rPr>
+            </w:r>
+          </w:p>
+          <w:p>
+            <w:pPr>
+              <w:numPr>
+                <w:ilvl w:val="0"/>
+                <w:numId w:val="15"/>
+              </w:numPr>
+              <w:spacing w:after="0" w:afterAutospacing="0" w:before="120" w:lineRule="auto"/>
+              <w:ind w:left="708.6614173228347" w:hanging="360"/>
+              <w:rPr>
+                <w:b w:val="0"/>
+                <w:bCs w:val="0"/>
+                <w:sz w:val="24"/>
+                <w:szCs w:val="24"/>
+              </w:rPr>
+            </w:pPr>
+            <w:r>
+              <w:rPr>
+                <w:b w:val="0"/>
+                <w:bCs w:val="0"/>
+                <w:sz w:val="24"/>
+                <w:szCs w:val="24"/>
+                <w:rtl w:val="0"/>
+              </w:rPr>
+              <w:t xml:space="preserve">The Registered User opens the Payment page.</w:t>
+            </w:r>
+          </w:p>
+          <w:p>
+            <w:pPr>
+              <w:numPr>
+                <w:ilvl w:val="0"/>
+                <w:numId w:val="15"/>
+              </w:numPr>
+              <w:spacing w:after="0" w:afterAutospacing="0" w:before="0" w:beforeAutospacing="0" w:lineRule="auto"/>
+              <w:ind w:left="708.6614173228347" w:hanging="360"/>
+              <w:rPr>
+                <w:b w:val="0"/>
+                <w:bCs w:val="0"/>
+                <w:sz w:val="24"/>
+                <w:szCs w:val="24"/>
+              </w:rPr>
+            </w:pPr>
+            <w:r>
+              <w:rPr>
+                <w:b w:val="0"/>
+                <w:bCs w:val="0"/>
+                <w:sz w:val="24"/>
+                <w:szCs w:val="24"/>
+                <w:rtl w:val="0"/>
+              </w:rPr>
+              <w:t xml:space="preserve">The system displays available payment methods.</w:t>
+            </w:r>
+          </w:p>
+          <w:p>
+            <w:pPr>
+              <w:numPr>
+                <w:ilvl w:val="0"/>
+                <w:numId w:val="15"/>
+              </w:numPr>
+              <w:spacing w:after="0" w:afterAutospacing="0" w:before="0" w:beforeAutospacing="0" w:lineRule="auto"/>
+              <w:ind w:left="708.6614173228347" w:hanging="360"/>
+              <w:rPr>
+                <w:b w:val="0"/>
+                <w:bCs w:val="0"/>
+                <w:sz w:val="24"/>
+                <w:szCs w:val="24"/>
+              </w:rPr>
+            </w:pPr>
+            <w:r>
+              <w:rPr>
+                <w:b w:val="0"/>
+                <w:bCs w:val="0"/>
+                <w:sz w:val="24"/>
+                <w:szCs w:val="24"/>
+                <w:rtl w:val="0"/>
+              </w:rPr>
+              <w:t xml:space="preserve">The Registered User selects one payment method.</w:t>
+            </w:r>
+          </w:p>
+          <w:p>
+            <w:pPr>
+              <w:numPr>
+                <w:ilvl w:val="0"/>
+                <w:numId w:val="15"/>
+              </w:numPr>
+              <w:spacing w:after="0" w:afterAutospacing="0" w:before="0" w:beforeAutospacing="0" w:lineRule="auto"/>
+              <w:ind w:left="708.6614173228347" w:hanging="360"/>
+              <w:rPr>
+                <w:b w:val="0"/>
+                <w:bCs w:val="0"/>
+                <w:sz w:val="24"/>
+                <w:szCs w:val="24"/>
+              </w:rPr>
+            </w:pPr>
+            <w:r>
+              <w:rPr>
+                <w:b w:val="0"/>
+                <w:bCs w:val="0"/>
+                <w:sz w:val="24"/>
+                <w:szCs w:val="24"/>
+                <w:rtl w:val="0"/>
+              </w:rPr>
+              <w:t xml:space="preserve">The system stores the selected payment method.</w:t>
+            </w:r>
+          </w:p>
+          <w:p>
+            <w:pPr>
+              <w:numPr>
+                <w:ilvl w:val="0"/>
+                <w:numId w:val="15"/>
+              </w:numPr>
+              <w:spacing w:after="120" w:before="0" w:beforeAutospacing="0" w:lineRule="auto"/>
+              <w:ind w:left="708.6614173228347" w:hanging="360"/>
+              <w:rPr>
+                <w:b w:val="0"/>
+                <w:bCs w:val="0"/>
+                <w:sz w:val="24"/>
+                <w:szCs w:val="24"/>
+              </w:rPr>
+            </w:pPr>
+            <w:r>
+              <w:rPr>
+                <w:b w:val="0"/>
+                <w:bCs w:val="0"/>
+                <w:sz w:val="24"/>
+                <w:szCs w:val="24"/>
+                <w:rtl w:val="0"/>
+              </w:rPr>
+              <w:t xml:space="preserve">The system redirects the user to the corresponding payment process.</w:t>
+            </w:r>
+          </w:p>
+        </w:tc>
+      </w:tr>
+      <w:tr>
+        <w:trPr>
+          <w:cantSplit w:val="0"/>
+          <w:trHeight w:val="995" w:hRule="atLeast"/>
+          <w:tblHeader w:val="0"/>
+        </w:trPr>
+        <w:tc>
+          <w:tcPr>
+            <w:tcBorders>
+              <w:top w:color="000000" w:space="0" w:sz="5" w:val="single"/>
+              <w:left w:color="000000" w:space="0" w:sz="8" w:val="single"/>
+              <w:bottom w:color="000000" w:space="0" w:sz="5" w:val="single"/>
+              <w:right w:color="000000" w:space="0" w:sz="5" w:val="single"/>
+            </w:tcBorders>
+            <w:shd w:fill="auto" w:val="clear"/>
+            <w:tcMar>
+              <w:top w:w="100.0" w:type="dxa"/>
+              <w:left w:w="100.0" w:type="dxa"/>
+              <w:bottom w:w="100.0" w:type="dxa"/>
+              <w:right w:w="100.0" w:type="dxa"/>
+            </w:tcMar>
+            <w:vAlign w:val="top"/>
+          </w:tcPr>
+          <w:p>
+            <w:pPr>
+              <w:spacing w:line="330" w:lineRule="auto"/>
+              <w:rPr>
+                <w:b w:val="0"/>
+                <w:bCs w:val="0"/>
+                <w:sz w:val="24"/>
+                <w:szCs w:val="24"/>
+              </w:rPr>
+            </w:pPr>
+            <w:r>
+              <w:rPr>
+                <w:b w:val="0"/>
+                <w:bCs w:val="0"/>
+                <w:sz w:val="24"/>
+                <w:szCs w:val="24"/>
+                <w:rtl w:val="0"/>
+              </w:rPr>
+              <w:t xml:space="preserve">Alternative Flows:</w:t>
+            </w:r>
+          </w:p>
+        </w:tc>
+        <w:tc>
+          <w:tcPr>
+            <w:gridSpan w:val="3"/>
+            <w:tcBorders>
+              <w:top w:color="000000" w:space="0" w:sz="5" w:val="single"/>
+              <w:left w:color="000000" w:space="0" w:sz="5" w:val="single"/>
+              <w:bottom w:color="000000" w:space="0" w:sz="5" w:val="single"/>
+              <w:right w:color="000000" w:space="0" w:sz="5" w:val="single"/>
+            </w:tcBorders>
+            <w:shd w:fill="auto" w:val="clear"/>
+            <w:tcMar>
+              <w:top w:w="100.0" w:type="dxa"/>
+              <w:left w:w="100.0" w:type="dxa"/>
+              <w:bottom w:w="100.0" w:type="dxa"/>
+              <w:right w:w="100.0" w:type="dxa"/>
+            </w:tcMar>
+            <w:vAlign w:val="top"/>
+          </w:tcPr>
+          <w:p>
+            <w:pPr>
+              <w:spacing w:line="330" w:lineRule="auto"/>
+              <w:rPr>
+                <w:b w:val="0"/>
+                <w:bCs w:val="0"/>
+                <w:sz w:val="24"/>
+                <w:szCs w:val="24"/>
+              </w:rPr>
+            </w:pPr>
+            <w:r>
+              <w:rPr>
+                <w:b w:val="0"/>
+                <w:bCs w:val="0"/>
+                <w:sz w:val="24"/>
+                <w:szCs w:val="24"/>
+                <w:rtl w:val="0"/>
+              </w:rPr>
+              <w:t xml:space="preserve">AF-1. User changes payment method.</w:t>
+            </w:r>
+          </w:p>
+          <w:p>
+            <w:pPr>
+              <w:spacing w:line="330" w:lineRule="auto"/>
+              <w:rPr>
+                <w:b w:val="0"/>
+                <w:bCs w:val="0"/>
+                <w:sz w:val="24"/>
+                <w:szCs w:val="24"/>
+              </w:rPr>
+            </w:pPr>
+            <w:r>
+              <w:rPr>
+                <w:b w:val="0"/>
+                <w:bCs w:val="0"/>
+                <w:sz w:val="24"/>
+                <w:szCs w:val="24"/>
+                <w:rtl w:val="0"/>
+              </w:rPr>
+              <w:t xml:space="preserve">- The system updates the selected method. </w:t>
+            </w:r>
+          </w:p>
+        </w:tc>
+      </w:tr>
+      <w:tr>
+        <w:trPr>
+          <w:cantSplit w:val="0"/>
+          <w:trHeight w:val="725" w:hRule="atLeast"/>
+          <w:tblHeader w:val="0"/>
+        </w:trPr>
+        <w:tc>
+          <w:tcPr>
+            <w:tcBorders>
+              <w:top w:color="000000" w:space="0" w:sz="5" w:val="single"/>
+              <w:left w:color="000000" w:space="0" w:sz="8" w:val="single"/>
+              <w:bottom w:color="000000" w:space="0" w:sz="5" w:val="single"/>
+              <w:right w:color="000000" w:space="0" w:sz="5" w:val="single"/>
+            </w:tcBorders>
+            <w:shd w:fill="auto" w:val="clear"/>
+            <w:tcMar>
+              <w:top w:w="100.0" w:type="dxa"/>
+              <w:left w:w="100.0" w:type="dxa"/>
+              <w:bottom w:w="100.0" w:type="dxa"/>
+              <w:right w:w="100.0" w:type="dxa"/>
+            </w:tcMar>
+            <w:vAlign w:val="top"/>
+          </w:tcPr>
+          <w:p>
+            <w:pPr>
+              <w:spacing w:line="330" w:lineRule="auto"/>
+              <w:rPr>
+                <w:b w:val="0"/>
+                <w:bCs w:val="0"/>
+                <w:sz w:val="24"/>
+                <w:szCs w:val="24"/>
+              </w:rPr>
+            </w:pPr>
+            <w:r>
+              <w:rPr>
+                <w:b w:val="0"/>
+                <w:bCs w:val="0"/>
+                <w:sz w:val="24"/>
+                <w:szCs w:val="24"/>
+                <w:rtl w:val="0"/>
+              </w:rPr>
+              <w:t xml:space="preserve">Exceptions:</w:t>
+            </w:r>
+          </w:p>
+        </w:tc>
+        <w:tc>
+          <w:tcPr>
+            <w:gridSpan w:val="3"/>
+            <w:tcBorders>
+              <w:top w:color="000000" w:space="0" w:sz="5" w:val="single"/>
+              <w:left w:color="000000" w:space="0" w:sz="5" w:val="single"/>
+              <w:bottom w:color="000000" w:space="0" w:sz="5" w:val="single"/>
+              <w:right w:color="000000" w:space="0" w:sz="5" w:val="single"/>
+            </w:tcBorders>
+            <w:shd w:fill="auto" w:val="clear"/>
+            <w:tcMar>
+              <w:top w:w="100.0" w:type="dxa"/>
+              <w:left w:w="100.0" w:type="dxa"/>
+              <w:bottom w:w="100.0" w:type="dxa"/>
+              <w:right w:w="100.0" w:type="dxa"/>
+            </w:tcMar>
+            <w:vAlign w:val="top"/>
+          </w:tcPr>
+          <w:p>
+            <w:pPr>
+              <w:spacing w:after="240" w:before="240" w:line="330" w:lineRule="auto"/>
+              <w:rPr>
+                <w:b w:val="0"/>
+                <w:bCs w:val="0"/>
+                <w:sz w:val="24"/>
+                <w:szCs w:val="24"/>
+              </w:rPr>
+            </w:pPr>
+            <w:r>
+              <w:rPr>
+                <w:b w:val="0"/>
+                <w:bCs w:val="0"/>
+                <w:sz w:val="24"/>
+                <w:szCs w:val="24"/>
+                <w:rtl w:val="0"/>
+              </w:rPr>
+              <w:t xml:space="preserve">EX-1. Booking not found.</w:t>
+              <w:br w:type="textWrapping"/>
+              <w:t xml:space="preserve">- The system displays an error message.</w:t>
+            </w:r>
+          </w:p>
+          <w:p>
+            <w:pPr>
+              <w:spacing w:after="240" w:before="240" w:line="330" w:lineRule="auto"/>
+              <w:rPr>
+                <w:b w:val="0"/>
+                <w:bCs w:val="0"/>
+                <w:sz w:val="24"/>
+                <w:szCs w:val="24"/>
+              </w:rPr>
+            </w:pPr>
+            <w:r>
+              <w:rPr>
+                <w:b w:val="0"/>
+                <w:bCs w:val="0"/>
+                <w:sz w:val="24"/>
+                <w:szCs w:val="24"/>
+                <w:rtl w:val="0"/>
+              </w:rPr>
+              <w:t xml:space="preserve">EX-2. Booking has expired.</w:t>
+              <w:br w:type="textWrapping"/>
+              <w:t xml:space="preserve">- The system informs the user and cancels the booking.</w:t>
+            </w:r>
+          </w:p>
+          <w:p>
+            <w:pPr>
+              <w:spacing w:line="330" w:lineRule="auto"/>
+              <w:rPr>
+                <w:b w:val="0"/>
+                <w:bCs w:val="0"/>
+                <w:sz w:val="24"/>
+                <w:szCs w:val="24"/>
+              </w:rPr>
+            </w:pPr>
+            <w:r>
+              <w:rPr>
+                <w:rtl w:val="0"/>
+              </w:rPr>
+            </w:r>
+          </w:p>
+        </w:tc>
+      </w:tr>
+      <w:tr>
+        <w:trPr>
+          <w:cantSplit w:val="0"/>
+          <w:trHeight w:val="725" w:hRule="atLeast"/>
+          <w:tblHeader w:val="0"/>
+        </w:trPr>
+        <w:tc>
+          <w:tcPr>
+            <w:tcBorders>
+              <w:top w:color="000000" w:space="0" w:sz="5" w:val="single"/>
+              <w:left w:color="000000" w:space="0" w:sz="8" w:val="single"/>
+              <w:bottom w:color="000000" w:space="0" w:sz="5" w:val="single"/>
+              <w:right w:color="000000" w:space="0" w:sz="5" w:val="single"/>
+            </w:tcBorders>
+            <w:shd w:fill="auto" w:val="clear"/>
+            <w:tcMar>
+              <w:top w:w="100.0" w:type="dxa"/>
+              <w:left w:w="100.0" w:type="dxa"/>
+              <w:bottom w:w="100.0" w:type="dxa"/>
+              <w:right w:w="100.0" w:type="dxa"/>
+            </w:tcMar>
+            <w:vAlign w:val="top"/>
+          </w:tcPr>
+          <w:p>
+            <w:pPr>
+              <w:spacing w:line="330" w:lineRule="auto"/>
+              <w:rPr>
+                <w:b w:val="0"/>
+                <w:bCs w:val="0"/>
+                <w:sz w:val="24"/>
+                <w:szCs w:val="24"/>
+              </w:rPr>
+            </w:pPr>
+            <w:r>
+              <w:rPr>
+                <w:b w:val="0"/>
+                <w:bCs w:val="0"/>
+                <w:sz w:val="24"/>
+                <w:szCs w:val="24"/>
+                <w:rtl w:val="0"/>
+              </w:rPr>
+              <w:t xml:space="preserve">Priority:</w:t>
+            </w:r>
+          </w:p>
+        </w:tc>
+        <w:tc>
+          <w:tcPr>
+            <w:gridSpan w:val="3"/>
+            <w:tcBorders>
+              <w:top w:color="000000" w:space="0" w:sz="5" w:val="single"/>
+              <w:left w:color="000000" w:space="0" w:sz="5" w:val="single"/>
+              <w:bottom w:color="000000" w:space="0" w:sz="5" w:val="single"/>
+              <w:right w:color="000000" w:space="0" w:sz="5" w:val="single"/>
+            </w:tcBorders>
+            <w:shd w:fill="auto" w:val="clear"/>
+            <w:tcMar>
+              <w:top w:w="100.0" w:type="dxa"/>
+              <w:left w:w="100.0" w:type="dxa"/>
+              <w:bottom w:w="100.0" w:type="dxa"/>
+              <w:right w:w="100.0" w:type="dxa"/>
+            </w:tcMar>
+            <w:vAlign w:val="top"/>
+          </w:tcPr>
+          <w:p>
+            <w:pPr>
+              <w:spacing w:line="330" w:lineRule="auto"/>
+              <w:rPr>
+                <w:b w:val="0"/>
+                <w:bCs w:val="0"/>
+                <w:sz w:val="24"/>
+                <w:szCs w:val="24"/>
+              </w:rPr>
+            </w:pPr>
+            <w:r>
+              <w:rPr>
+                <w:b w:val="0"/>
+                <w:bCs w:val="0"/>
+                <w:sz w:val="24"/>
+                <w:szCs w:val="24"/>
+                <w:rtl w:val="0"/>
+              </w:rPr>
+              <w:t xml:space="preserve">High</w:t>
+            </w:r>
+          </w:p>
+        </w:tc>
+      </w:tr>
+      <w:tr>
+        <w:trPr>
+          <w:cantSplit w:val="0"/>
+          <w:trHeight w:val="1790" w:hRule="atLeast"/>
+          <w:tblHeader w:val="0"/>
+        </w:trPr>
+        <w:tc>
+          <w:tcPr>
+            <w:tcBorders>
+              <w:top w:color="000000" w:space="0" w:sz="5" w:val="single"/>
+              <w:left w:color="000000" w:space="0" w:sz="8" w:val="single"/>
+              <w:bottom w:color="000000" w:space="0" w:sz="8" w:val="single"/>
+              <w:right w:color="000000" w:space="0" w:sz="5" w:val="single"/>
+            </w:tcBorders>
+            <w:shd w:fill="auto" w:val="clear"/>
+            <w:tcMar>
+              <w:top w:w="100.0" w:type="dxa"/>
+              <w:left w:w="100.0" w:type="dxa"/>
+              <w:bottom w:w="100.0" w:type="dxa"/>
+              <w:right w:w="100.0" w:type="dxa"/>
+            </w:tcMar>
+            <w:vAlign w:val="top"/>
+          </w:tcPr>
+          <w:p>
+            <w:pPr>
+              <w:spacing w:line="330" w:lineRule="auto"/>
+              <w:rPr>
+                <w:b w:val="0"/>
+                <w:bCs w:val="0"/>
+                <w:sz w:val="24"/>
+                <w:szCs w:val="24"/>
+              </w:rPr>
+            </w:pPr>
+            <w:r>
+              <w:rPr>
+                <w:b w:val="0"/>
+                <w:bCs w:val="0"/>
+                <w:sz w:val="24"/>
+                <w:szCs w:val="24"/>
+                <w:rtl w:val="0"/>
+              </w:rPr>
+              <w:t xml:space="preserve">Business Rules:</w:t>
+            </w:r>
+          </w:p>
+        </w:tc>
+        <w:tc>
+          <w:tcPr>
+            <w:gridSpan w:val="3"/>
+            <w:tcBorders>
+              <w:top w:color="000000" w:space="0" w:sz="5" w:val="single"/>
+              <w:left w:color="000000" w:space="0" w:sz="5" w:val="single"/>
+              <w:bottom w:color="000000" w:space="0" w:sz="8" w:val="single"/>
+              <w:right w:color="000000" w:space="0" w:sz="5" w:val="single"/>
+            </w:tcBorders>
+            <w:shd w:fill="auto" w:val="clear"/>
+            <w:tcMar>
+              <w:top w:w="100.0" w:type="dxa"/>
+              <w:left w:w="100.0" w:type="dxa"/>
+              <w:bottom w:w="100.0" w:type="dxa"/>
+              <w:right w:w="100.0" w:type="dxa"/>
+            </w:tcMar>
+            <w:vAlign w:val="top"/>
+          </w:tcPr>
+          <w:p>
+            <w:pPr>
+              <w:spacing w:line="330" w:lineRule="auto"/>
+              <w:rPr>
+                <w:b w:val="0"/>
+                <w:bCs w:val="0"/>
+                <w:sz w:val="24"/>
+                <w:szCs w:val="24"/>
+              </w:rPr>
+            </w:pPr>
+            <w:r>
+              <w:rPr>
+                <w:b w:val="0"/>
+                <w:bCs w:val="0"/>
+                <w:sz w:val="24"/>
+                <w:szCs w:val="24"/>
+                <w:rtl w:val="0"/>
+              </w:rPr>
+              <w:t xml:space="preserve">BR-1. Only one payment method can be selected per booking.</w:t>
+            </w:r>
+          </w:p>
+          <w:p>
+            <w:pPr>
+              <w:spacing w:line="330" w:lineRule="auto"/>
+              <w:rPr>
+                <w:b w:val="0"/>
+                <w:bCs w:val="0"/>
+                <w:sz w:val="24"/>
+                <w:szCs w:val="24"/>
+              </w:rPr>
+            </w:pPr>
+            <w:r>
+              <w:rPr>
+                <w:b w:val="0"/>
+                <w:bCs w:val="0"/>
+                <w:sz w:val="24"/>
+                <w:szCs w:val="24"/>
+                <w:rtl w:val="0"/>
+              </w:rPr>
+              <w:t xml:space="preserve">BR-2. Payment must be completed within 24 hours after booking creation. </w:t>
+            </w:r>
+          </w:p>
+        </w:tc>
+      </w:tr>
+    </w:tbl>
+    <w:p>
+      <w:pPr>
+        <w:rPr>
+          <w:b w:val="0"/>
+          <w:bCs w:val="0"/>
+          <w:sz w:val="24"/>
+          <w:szCs w:val="24"/>
+        </w:rPr>
+      </w:pPr>
+      <w:r>
+        <w:rPr>
+          <w:rtl w:val="0"/>
+        </w:rPr>
+      </w:r>
+    </w:p>
+    <w:p>
+      <w:pPr>
+        <w:spacing w:after="200" w:before="0" w:lineRule="auto"/>
+        <w:jc w:val="center"/>
+        <w:rPr>
+          <w:b w:val="0"/>
+          <w:bCs w:val="0"/>
+          <w:sz w:val="24"/>
+          <w:szCs w:val="24"/>
+        </w:rPr>
+      </w:pPr>
+      <w:r>
+        <w:rPr>
+          <w:b w:val="0"/>
+          <w:bCs w:val="0"/>
+          <w:i w:val="1"/>
+          <w:iCs w:val="1"/>
+          <w:sz w:val="24"/>
+          <w:szCs w:val="24"/>
+          <w:rtl w:val="0"/>
+        </w:rPr>
+        <w:t xml:space="preserve">Table I-8 Use Case Description for Pay via PayOS </w:t>
+      </w:r>
+      <w:r>
+        <w:rPr>
+          <w:rtl w:val="0"/>
+        </w:rPr>
+      </w:r>
+    </w:p>
+    <w:tbl>
+      <w:tblPr>
+        <w:tblStyle w:val="Table8"/>
+        <w:tblW w:w="9014.0" w:type="dxa"/>
+        <w:jc w:val="left"/>
+        <w:tblInd w:w="15.0" w:type="dxa"/>
+        <w:tblBorders>
+          <w:top w:color="000000" w:space="0" w:sz="0" w:val="nil"/>
+          <w:left w:color="000000" w:space="0" w:sz="0" w:val="nil"/>
+          <w:bottom w:color="000000" w:space="0" w:sz="0" w:val="nil"/>
+          <w:right w:color="000000" w:space="0" w:sz="0" w:val="nil"/>
+          <w:insideH w:color="000000" w:space="0" w:sz="0" w:val="nil"/>
+          <w:insideV w:color="000000" w:space="0" w:sz="0" w:val="nil"/>
+        </w:tblBorders>
+        <w:tblLayout w:type="fixed"/>
+        <w:tblLook w:val="0600"/>
+      </w:tblPr>
+      <w:tblGrid>
+        <w:gridCol w:w="1725"/>
+        <w:gridCol w:w="2580"/>
+        <w:gridCol w:w="2354.5"/>
+        <w:gridCol w:w="2354.5"/>
+        <w:tblGridChange w:id="0">
+          <w:tblGrid>
+            <w:gridCol w:w="1725"/>
+            <w:gridCol w:w="2580"/>
+            <w:gridCol w:w="2354.5"/>
+            <w:gridCol w:w="2354.5"/>
+          </w:tblGrid>
+        </w:tblGridChange>
+      </w:tblGrid>
+      <w:tr>
+        <w:trPr>
+          <w:cantSplit w:val="0"/>
+          <w:trHeight w:val="725" w:hRule="atLeast"/>
+          <w:tblHeader w:val="0"/>
+        </w:trPr>
+        <w:tc>
+          <w:tcPr>
+            <w:tcBorders>
+              <w:top w:color="000000" w:space="0" w:sz="8" w:val="single"/>
+              <w:left w:color="000000" w:space="0" w:sz="8" w:val="single"/>
+              <w:bottom w:color="000000" w:space="0" w:sz="5" w:val="single"/>
+              <w:right w:color="000000" w:space="0" w:sz="5" w:val="single"/>
+            </w:tcBorders>
+            <w:shd w:fill="auto" w:val="clear"/>
+            <w:tcMar>
+              <w:top w:w="100.0" w:type="dxa"/>
+              <w:left w:w="100.0" w:type="dxa"/>
+              <w:bottom w:w="100.0" w:type="dxa"/>
+              <w:right w:w="100.0" w:type="dxa"/>
+            </w:tcMar>
+            <w:vAlign w:val="top"/>
+          </w:tcPr>
+          <w:p>
+            <w:pPr>
+              <w:spacing w:line="330" w:lineRule="auto"/>
+              <w:rPr>
+                <w:b w:val="0"/>
+                <w:bCs w:val="0"/>
+                <w:sz w:val="24"/>
+                <w:szCs w:val="24"/>
+              </w:rPr>
+            </w:pPr>
+            <w:r>
+              <w:rPr>
+                <w:b w:val="0"/>
+                <w:bCs w:val="0"/>
+                <w:sz w:val="24"/>
+                <w:szCs w:val="24"/>
+                <w:rtl w:val="0"/>
+              </w:rPr>
+              <w:t xml:space="preserve">ID and Name:</w:t>
+            </w:r>
+          </w:p>
+        </w:tc>
+        <w:tc>
+          <w:tcPr>
+            <w:gridSpan w:val="3"/>
+            <w:tcBorders>
+              <w:top w:color="000000" w:space="0" w:sz="8" w:val="single"/>
+              <w:left w:color="000000" w:space="0" w:sz="5" w:val="single"/>
+              <w:bottom w:color="000000" w:space="0" w:sz="5" w:val="single"/>
+              <w:right w:color="000000" w:space="0" w:sz="5" w:val="single"/>
+            </w:tcBorders>
+            <w:shd w:fill="auto" w:val="clear"/>
+            <w:tcMar>
+              <w:top w:w="100.0" w:type="dxa"/>
+              <w:left w:w="100.0" w:type="dxa"/>
+              <w:bottom w:w="100.0" w:type="dxa"/>
+              <w:right w:w="100.0" w:type="dxa"/>
+            </w:tcMar>
+            <w:vAlign w:val="top"/>
+          </w:tcPr>
+          <w:p>
+            <w:pPr>
+              <w:spacing w:line="330" w:lineRule="auto"/>
+              <w:rPr>
+                <w:sz w:val="24"/>
+                <w:szCs w:val="24"/>
+              </w:rPr>
+            </w:pPr>
+            <w:r>
+              <w:rPr>
+                <w:sz w:val="24"/>
+                <w:szCs w:val="24"/>
+                <w:rtl w:val="0"/>
+              </w:rPr>
+              <w:t xml:space="preserve">UC-08 Pay via PayOS </w:t>
+            </w:r>
+          </w:p>
+        </w:tc>
+      </w:tr>
+      <w:tr>
+        <w:trPr>
+          <w:cantSplit w:val="0"/>
+          <w:trHeight w:val="725" w:hRule="atLeast"/>
+          <w:tblHeader w:val="0"/>
+        </w:trPr>
+        <w:tc>
+          <w:tcPr>
+            <w:tcBorders>
+              <w:top w:color="000000" w:space="0" w:sz="5" w:val="single"/>
+              <w:left w:color="000000" w:space="0" w:sz="8" w:val="single"/>
+              <w:bottom w:color="000000" w:space="0" w:sz="5" w:val="single"/>
+              <w:right w:color="000000" w:space="0" w:sz="5" w:val="single"/>
+            </w:tcBorders>
+            <w:shd w:fill="auto" w:val="clear"/>
+            <w:tcMar>
+              <w:top w:w="100.0" w:type="dxa"/>
+              <w:left w:w="100.0" w:type="dxa"/>
+              <w:bottom w:w="100.0" w:type="dxa"/>
+              <w:right w:w="100.0" w:type="dxa"/>
+            </w:tcMar>
+            <w:vAlign w:val="top"/>
+          </w:tcPr>
+          <w:p>
+            <w:pPr>
+              <w:spacing w:line="330" w:lineRule="auto"/>
+              <w:rPr>
+                <w:b w:val="0"/>
+                <w:bCs w:val="0"/>
+                <w:sz w:val="24"/>
+                <w:szCs w:val="24"/>
+              </w:rPr>
+            </w:pPr>
+            <w:r>
+              <w:rPr>
+                <w:b w:val="0"/>
+                <w:bCs w:val="0"/>
+                <w:sz w:val="24"/>
+                <w:szCs w:val="24"/>
+                <w:rtl w:val="0"/>
+              </w:rPr>
+              <w:t xml:space="preserve">Created By:</w:t>
+            </w:r>
+          </w:p>
+        </w:tc>
+        <w:tc>
+          <w:tcPr>
+            <w:tcBorders>
+              <w:top w:color="000000" w:space="0" w:sz="5" w:val="single"/>
+              <w:left w:color="000000" w:space="0" w:sz="5" w:val="single"/>
+              <w:bottom w:color="000000" w:space="0" w:sz="5" w:val="single"/>
+              <w:right w:color="000000" w:space="0" w:sz="5" w:val="single"/>
+            </w:tcBorders>
+            <w:shd w:fill="auto" w:val="clear"/>
+            <w:tcMar>
+              <w:top w:w="100.0" w:type="dxa"/>
+              <w:left w:w="100.0" w:type="dxa"/>
+              <w:bottom w:w="100.0" w:type="dxa"/>
+              <w:right w:w="100.0" w:type="dxa"/>
+            </w:tcMar>
+            <w:vAlign w:val="top"/>
+          </w:tcPr>
+          <w:p>
+            <w:pPr>
+              <w:spacing w:line="330" w:lineRule="auto"/>
+              <w:rPr>
+                <w:b w:val="0"/>
+                <w:bCs w:val="0"/>
+                <w:sz w:val="24"/>
+                <w:szCs w:val="24"/>
+              </w:rPr>
+            </w:pPr>
+            <w:r>
+              <w:rPr>
+                <w:b w:val="0"/>
+                <w:bCs w:val="0"/>
+                <w:sz w:val="24"/>
+                <w:szCs w:val="24"/>
+                <w:rtl w:val="0"/>
+              </w:rPr>
+              <w:t xml:space="preserve">HungPT</w:t>
+            </w:r>
+          </w:p>
+        </w:tc>
+        <w:tc>
+          <w:tcPr>
+            <w:tcBorders>
+              <w:top w:color="000000" w:space="0" w:sz="5" w:val="single"/>
+              <w:left w:color="000000" w:space="0" w:sz="5" w:val="single"/>
+              <w:bottom w:color="000000" w:space="0" w:sz="5" w:val="single"/>
+              <w:right w:color="000000" w:space="0" w:sz="5" w:val="single"/>
+            </w:tcBorders>
+            <w:shd w:fill="auto" w:val="clear"/>
+            <w:tcMar>
+              <w:top w:w="100.0" w:type="dxa"/>
+              <w:left w:w="100.0" w:type="dxa"/>
+              <w:bottom w:w="100.0" w:type="dxa"/>
+              <w:right w:w="100.0" w:type="dxa"/>
+            </w:tcMar>
+            <w:vAlign w:val="top"/>
+          </w:tcPr>
+          <w:p>
+            <w:pPr>
+              <w:spacing w:line="330" w:lineRule="auto"/>
+              <w:rPr>
+                <w:b w:val="0"/>
+                <w:bCs w:val="0"/>
+                <w:sz w:val="24"/>
+                <w:szCs w:val="24"/>
+              </w:rPr>
+            </w:pPr>
+            <w:r>
+              <w:rPr>
+                <w:b w:val="0"/>
+                <w:bCs w:val="0"/>
+                <w:sz w:val="24"/>
+                <w:szCs w:val="24"/>
+                <w:rtl w:val="0"/>
+              </w:rPr>
+              <w:t xml:space="preserve">Date Created:</w:t>
+            </w:r>
+          </w:p>
+        </w:tc>
+        <w:tc>
+          <w:tcPr>
+            <w:tcBorders>
+              <w:top w:color="000000" w:space="0" w:sz="5" w:val="single"/>
+              <w:left w:color="000000" w:space="0" w:sz="5" w:val="single"/>
+              <w:bottom w:color="000000" w:space="0" w:sz="5" w:val="single"/>
+              <w:right w:color="000000" w:space="0" w:sz="8" w:val="single"/>
+            </w:tcBorders>
+            <w:shd w:fill="auto" w:val="clear"/>
+            <w:tcMar>
+              <w:top w:w="100.0" w:type="dxa"/>
+              <w:left w:w="100.0" w:type="dxa"/>
+              <w:bottom w:w="100.0" w:type="dxa"/>
+              <w:right w:w="100.0" w:type="dxa"/>
+            </w:tcMar>
+            <w:vAlign w:val="top"/>
+          </w:tcPr>
+          <w:p>
+            <w:pPr>
+              <w:spacing w:line="330" w:lineRule="auto"/>
+              <w:rPr>
+                <w:b w:val="0"/>
+                <w:bCs w:val="0"/>
+                <w:sz w:val="24"/>
+                <w:szCs w:val="24"/>
+              </w:rPr>
+            </w:pPr>
+            <w:r>
+              <w:rPr>
+                <w:b w:val="0"/>
+                <w:bCs w:val="0"/>
+                <w:sz w:val="24"/>
+                <w:szCs w:val="24"/>
+                <w:rtl w:val="0"/>
+              </w:rPr>
+              <w:t xml:space="preserve">09/06/2026 </w:t>
+            </w:r>
+          </w:p>
+        </w:tc>
+      </w:tr>
+      <w:tr>
+        <w:trPr>
+          <w:cantSplit w:val="0"/>
+          <w:trHeight w:val="725" w:hRule="atLeast"/>
+          <w:tblHeader w:val="0"/>
+        </w:trPr>
+        <w:tc>
+          <w:tcPr>
+            <w:tcBorders>
+              <w:top w:color="000000" w:space="0" w:sz="5" w:val="single"/>
+              <w:left w:color="000000" w:space="0" w:sz="8" w:val="single"/>
+              <w:bottom w:color="000000" w:space="0" w:sz="5" w:val="single"/>
+              <w:right w:color="000000" w:space="0" w:sz="5" w:val="single"/>
+            </w:tcBorders>
+            <w:shd w:fill="auto" w:val="clear"/>
+            <w:tcMar>
+              <w:top w:w="100.0" w:type="dxa"/>
+              <w:left w:w="100.0" w:type="dxa"/>
+              <w:bottom w:w="100.0" w:type="dxa"/>
+              <w:right w:w="100.0" w:type="dxa"/>
+            </w:tcMar>
+            <w:vAlign w:val="top"/>
+          </w:tcPr>
+          <w:p>
+            <w:pPr>
+              <w:spacing w:line="330" w:lineRule="auto"/>
+              <w:rPr>
+                <w:b w:val="0"/>
+                <w:bCs w:val="0"/>
+                <w:sz w:val="24"/>
+                <w:szCs w:val="24"/>
+              </w:rPr>
+            </w:pPr>
+            <w:r>
+              <w:rPr>
+                <w:b w:val="0"/>
+                <w:bCs w:val="0"/>
+                <w:sz w:val="24"/>
+                <w:szCs w:val="24"/>
+                <w:rtl w:val="0"/>
+              </w:rPr>
+              <w:t xml:space="preserve">Primary Actor:</w:t>
+            </w:r>
+          </w:p>
+        </w:tc>
+        <w:tc>
+          <w:tcPr>
+            <w:tcBorders>
+              <w:top w:color="000000" w:space="0" w:sz="5" w:val="single"/>
+              <w:left w:color="000000" w:space="0" w:sz="5" w:val="single"/>
+              <w:bottom w:color="000000" w:space="0" w:sz="5" w:val="single"/>
+              <w:right w:color="000000" w:space="0" w:sz="5" w:val="single"/>
+            </w:tcBorders>
+            <w:shd w:fill="auto" w:val="clear"/>
+            <w:tcMar>
+              <w:top w:w="100.0" w:type="dxa"/>
+              <w:left w:w="100.0" w:type="dxa"/>
+              <w:bottom w:w="100.0" w:type="dxa"/>
+              <w:right w:w="100.0" w:type="dxa"/>
+            </w:tcMar>
+            <w:vAlign w:val="top"/>
+          </w:tcPr>
+          <w:p>
+            <w:pPr>
+              <w:spacing w:line="330" w:lineRule="auto"/>
+              <w:rPr>
+                <w:b w:val="0"/>
+                <w:bCs w:val="0"/>
+                <w:sz w:val="24"/>
+                <w:szCs w:val="24"/>
+              </w:rPr>
+            </w:pPr>
+            <w:r>
+              <w:rPr>
+                <w:b w:val="0"/>
+                <w:bCs w:val="0"/>
+                <w:sz w:val="24"/>
+                <w:szCs w:val="24"/>
+                <w:rtl w:val="0"/>
+              </w:rPr>
+              <w:t xml:space="preserve">User</w:t>
+            </w:r>
+          </w:p>
+        </w:tc>
+        <w:tc>
+          <w:tcPr>
+            <w:tcBorders>
+              <w:top w:color="000000" w:space="0" w:sz="5" w:val="single"/>
+              <w:left w:color="000000" w:space="0" w:sz="5" w:val="single"/>
+              <w:bottom w:color="000000" w:space="0" w:sz="5" w:val="single"/>
+              <w:right w:color="000000" w:space="0" w:sz="5" w:val="single"/>
+            </w:tcBorders>
+            <w:shd w:fill="auto" w:val="clear"/>
+            <w:tcMar>
+              <w:top w:w="100.0" w:type="dxa"/>
+              <w:left w:w="100.0" w:type="dxa"/>
+              <w:bottom w:w="100.0" w:type="dxa"/>
+              <w:right w:w="100.0" w:type="dxa"/>
+            </w:tcMar>
+            <w:vAlign w:val="top"/>
+          </w:tcPr>
+          <w:p>
+            <w:pPr>
+              <w:spacing w:line="330" w:lineRule="auto"/>
+              <w:rPr>
+                <w:b w:val="0"/>
+                <w:bCs w:val="0"/>
+                <w:sz w:val="24"/>
+                <w:szCs w:val="24"/>
+              </w:rPr>
+            </w:pPr>
+            <w:r>
+              <w:rPr>
+                <w:b w:val="0"/>
+                <w:bCs w:val="0"/>
+                <w:sz w:val="24"/>
+                <w:szCs w:val="24"/>
+                <w:rtl w:val="0"/>
+              </w:rPr>
+              <w:t xml:space="preserve">Secondary Actors:</w:t>
+            </w:r>
+          </w:p>
+        </w:tc>
+        <w:tc>
+          <w:tcPr>
+            <w:tcBorders>
+              <w:top w:color="000000" w:space="0" w:sz="5" w:val="single"/>
+              <w:left w:color="000000" w:space="0" w:sz="5" w:val="single"/>
+              <w:bottom w:color="000000" w:space="0" w:sz="5" w:val="single"/>
+              <w:right w:color="000000" w:space="0" w:sz="8" w:val="single"/>
+            </w:tcBorders>
+            <w:shd w:fill="auto" w:val="clear"/>
+            <w:tcMar>
+              <w:top w:w="100.0" w:type="dxa"/>
+              <w:left w:w="100.0" w:type="dxa"/>
+              <w:bottom w:w="100.0" w:type="dxa"/>
+              <w:right w:w="100.0" w:type="dxa"/>
+            </w:tcMar>
+            <w:vAlign w:val="top"/>
+          </w:tcPr>
+          <w:p>
+            <w:pPr>
+              <w:spacing w:line="330" w:lineRule="auto"/>
+              <w:rPr>
+                <w:b w:val="0"/>
+                <w:bCs w:val="0"/>
+                <w:sz w:val="24"/>
+                <w:szCs w:val="24"/>
+              </w:rPr>
+            </w:pPr>
+            <w:r>
+              <w:rPr>
+                <w:b w:val="0"/>
+                <w:bCs w:val="0"/>
+                <w:sz w:val="24"/>
+                <w:szCs w:val="24"/>
+                <w:rtl w:val="0"/>
+              </w:rPr>
+              <w:t xml:space="preserve">PayOS</w:t>
+            </w:r>
+          </w:p>
+        </w:tc>
+      </w:tr>
+      <w:tr>
+        <w:trPr>
+          <w:cantSplit w:val="0"/>
+          <w:trHeight w:val="995" w:hRule="atLeast"/>
+          <w:tblHeader w:val="0"/>
+        </w:trPr>
+        <w:tc>
+          <w:tcPr>
+            <w:tcBorders>
+              <w:top w:color="000000" w:space="0" w:sz="5" w:val="single"/>
+              <w:left w:color="000000" w:space="0" w:sz="8" w:val="single"/>
+              <w:bottom w:color="000000" w:space="0" w:sz="5" w:val="single"/>
+              <w:right w:color="000000" w:space="0" w:sz="5" w:val="single"/>
+            </w:tcBorders>
+            <w:shd w:fill="auto" w:val="clear"/>
+            <w:tcMar>
+              <w:top w:w="100.0" w:type="dxa"/>
+              <w:left w:w="100.0" w:type="dxa"/>
+              <w:bottom w:w="100.0" w:type="dxa"/>
+              <w:right w:w="100.0" w:type="dxa"/>
+            </w:tcMar>
+            <w:vAlign w:val="top"/>
+          </w:tcPr>
+          <w:p>
+            <w:pPr>
+              <w:spacing w:line="330" w:lineRule="auto"/>
+              <w:rPr>
+                <w:b w:val="0"/>
+                <w:bCs w:val="0"/>
+                <w:sz w:val="24"/>
+                <w:szCs w:val="24"/>
+              </w:rPr>
+            </w:pPr>
+            <w:r>
+              <w:rPr>
+                <w:b w:val="0"/>
+                <w:bCs w:val="0"/>
+                <w:sz w:val="24"/>
+                <w:szCs w:val="24"/>
+                <w:rtl w:val="0"/>
+              </w:rPr>
+              <w:t xml:space="preserve">Description:</w:t>
+            </w:r>
+          </w:p>
+        </w:tc>
+        <w:tc>
+          <w:tcPr>
+            <w:gridSpan w:val="3"/>
+            <w:tcBorders>
+              <w:top w:color="000000" w:space="0" w:sz="5" w:val="single"/>
+              <w:left w:color="000000" w:space="0" w:sz="5" w:val="single"/>
+              <w:bottom w:color="000000" w:space="0" w:sz="5" w:val="single"/>
+              <w:right w:color="000000" w:space="0" w:sz="5" w:val="single"/>
+            </w:tcBorders>
+            <w:shd w:fill="auto" w:val="clear"/>
+            <w:tcMar>
+              <w:top w:w="100.0" w:type="dxa"/>
+              <w:left w:w="100.0" w:type="dxa"/>
+              <w:bottom w:w="100.0" w:type="dxa"/>
+              <w:right w:w="100.0" w:type="dxa"/>
+            </w:tcMar>
+            <w:vAlign w:val="top"/>
+          </w:tcPr>
+          <w:p>
+            <w:pPr>
+              <w:spacing w:line="330" w:lineRule="auto"/>
+              <w:rPr>
+                <w:b w:val="0"/>
+                <w:bCs w:val="0"/>
+                <w:sz w:val="24"/>
+                <w:szCs w:val="24"/>
+              </w:rPr>
+            </w:pPr>
+            <w:r>
+              <w:rPr>
+                <w:b w:val="0"/>
+                <w:bCs w:val="0"/>
+                <w:sz w:val="24"/>
+                <w:szCs w:val="24"/>
+                <w:rtl w:val="0"/>
+              </w:rPr>
+              <w:t xml:space="preserve">This use case allows a Registered User to pay for a booking using the PayOS online payment gateway. </w:t>
+            </w:r>
+          </w:p>
+        </w:tc>
+      </w:tr>
+      <w:tr>
+        <w:trPr>
+          <w:cantSplit w:val="0"/>
+          <w:trHeight w:val="725" w:hRule="atLeast"/>
+          <w:tblHeader w:val="0"/>
+        </w:trPr>
+        <w:tc>
+          <w:tcPr>
+            <w:tcBorders>
+              <w:top w:color="000000" w:space="0" w:sz="5" w:val="single"/>
+              <w:left w:color="000000" w:space="0" w:sz="8" w:val="single"/>
+              <w:bottom w:color="000000" w:space="0" w:sz="5" w:val="single"/>
+              <w:right w:color="000000" w:space="0" w:sz="5" w:val="single"/>
+            </w:tcBorders>
+            <w:shd w:fill="auto" w:val="clear"/>
+            <w:tcMar>
+              <w:top w:w="100.0" w:type="dxa"/>
+              <w:left w:w="100.0" w:type="dxa"/>
+              <w:bottom w:w="100.0" w:type="dxa"/>
+              <w:right w:w="100.0" w:type="dxa"/>
+            </w:tcMar>
+            <w:vAlign w:val="top"/>
+          </w:tcPr>
+          <w:p>
+            <w:pPr>
+              <w:spacing w:line="330" w:lineRule="auto"/>
+              <w:rPr>
+                <w:b w:val="0"/>
+                <w:bCs w:val="0"/>
+                <w:sz w:val="24"/>
+                <w:szCs w:val="24"/>
+              </w:rPr>
+            </w:pPr>
+            <w:r>
+              <w:rPr>
+                <w:b w:val="0"/>
+                <w:bCs w:val="0"/>
+                <w:sz w:val="24"/>
+                <w:szCs w:val="24"/>
+                <w:rtl w:val="0"/>
+              </w:rPr>
+              <w:t xml:space="preserve">Trigger:</w:t>
+            </w:r>
+          </w:p>
+        </w:tc>
+        <w:tc>
+          <w:tcPr>
+            <w:gridSpan w:val="3"/>
+            <w:tcBorders>
+              <w:top w:color="000000" w:space="0" w:sz="5" w:val="single"/>
+              <w:left w:color="000000" w:space="0" w:sz="5" w:val="single"/>
+              <w:bottom w:color="000000" w:space="0" w:sz="5" w:val="single"/>
+              <w:right w:color="000000" w:space="0" w:sz="5" w:val="single"/>
+            </w:tcBorders>
+            <w:shd w:fill="auto" w:val="clear"/>
+            <w:tcMar>
+              <w:top w:w="100.0" w:type="dxa"/>
+              <w:left w:w="100.0" w:type="dxa"/>
+              <w:bottom w:w="100.0" w:type="dxa"/>
+              <w:right w:w="100.0" w:type="dxa"/>
+            </w:tcMar>
+            <w:vAlign w:val="top"/>
+          </w:tcPr>
+          <w:p>
+            <w:pPr>
+              <w:spacing w:line="330" w:lineRule="auto"/>
+              <w:rPr>
+                <w:b w:val="0"/>
+                <w:bCs w:val="0"/>
+                <w:sz w:val="24"/>
+                <w:szCs w:val="24"/>
+              </w:rPr>
+            </w:pPr>
+            <w:r>
+              <w:rPr>
+                <w:b w:val="0"/>
+                <w:bCs w:val="0"/>
+                <w:sz w:val="24"/>
+                <w:szCs w:val="24"/>
+                <w:rtl w:val="0"/>
+              </w:rPr>
+              <w:t xml:space="preserve">The user selects "Pay via PayOS" as the payment method. </w:t>
+            </w:r>
+          </w:p>
+        </w:tc>
+      </w:tr>
+      <w:tr>
+        <w:trPr>
+          <w:cantSplit w:val="0"/>
+          <w:trHeight w:val="995" w:hRule="atLeast"/>
+          <w:tblHeader w:val="0"/>
+        </w:trPr>
+        <w:tc>
+          <w:tcPr>
+            <w:tcBorders>
+              <w:top w:color="000000" w:space="0" w:sz="5" w:val="single"/>
+              <w:left w:color="000000" w:space="0" w:sz="8" w:val="single"/>
+              <w:bottom w:color="000000" w:space="0" w:sz="5" w:val="single"/>
+              <w:right w:color="000000" w:space="0" w:sz="5" w:val="single"/>
+            </w:tcBorders>
+            <w:shd w:fill="auto" w:val="clear"/>
+            <w:tcMar>
+              <w:top w:w="100.0" w:type="dxa"/>
+              <w:left w:w="100.0" w:type="dxa"/>
+              <w:bottom w:w="100.0" w:type="dxa"/>
+              <w:right w:w="100.0" w:type="dxa"/>
+            </w:tcMar>
+            <w:vAlign w:val="top"/>
+          </w:tcPr>
+          <w:p>
+            <w:pPr>
+              <w:spacing w:line="330" w:lineRule="auto"/>
+              <w:rPr>
+                <w:b w:val="0"/>
+                <w:bCs w:val="0"/>
+                <w:sz w:val="24"/>
+                <w:szCs w:val="24"/>
+              </w:rPr>
+            </w:pPr>
+            <w:r>
+              <w:rPr>
+                <w:b w:val="0"/>
+                <w:bCs w:val="0"/>
+                <w:sz w:val="24"/>
+                <w:szCs w:val="24"/>
+                <w:rtl w:val="0"/>
+              </w:rPr>
+              <w:t xml:space="preserve">Preconditions:</w:t>
+            </w:r>
+          </w:p>
+        </w:tc>
+        <w:tc>
+          <w:tcPr>
+            <w:gridSpan w:val="3"/>
+            <w:tcBorders>
+              <w:top w:color="000000" w:space="0" w:sz="5" w:val="single"/>
+              <w:left w:color="000000" w:space="0" w:sz="5" w:val="single"/>
+              <w:bottom w:color="000000" w:space="0" w:sz="5" w:val="single"/>
+              <w:right w:color="000000" w:space="0" w:sz="5" w:val="single"/>
+            </w:tcBorders>
+            <w:shd w:fill="auto" w:val="clear"/>
+            <w:tcMar>
+              <w:top w:w="100.0" w:type="dxa"/>
+              <w:left w:w="100.0" w:type="dxa"/>
+              <w:bottom w:w="100.0" w:type="dxa"/>
+              <w:right w:w="100.0" w:type="dxa"/>
+            </w:tcMar>
+            <w:vAlign w:val="top"/>
+          </w:tcPr>
+          <w:p>
+            <w:pPr>
+              <w:spacing w:line="330" w:lineRule="auto"/>
+              <w:rPr>
+                <w:b w:val="0"/>
+                <w:bCs w:val="0"/>
+                <w:sz w:val="24"/>
+                <w:szCs w:val="24"/>
+              </w:rPr>
+            </w:pPr>
+            <w:r>
+              <w:rPr>
+                <w:b w:val="0"/>
+                <w:bCs w:val="0"/>
+                <w:sz w:val="24"/>
+                <w:szCs w:val="24"/>
+                <w:rtl w:val="0"/>
+              </w:rPr>
+              <w:t xml:space="preserve">PRE-1. The booking exists and is in PENDING_PAYMENT status.</w:t>
+            </w:r>
+          </w:p>
+          <w:p>
+            <w:pPr>
+              <w:spacing w:line="330" w:lineRule="auto"/>
+              <w:rPr>
+                <w:b w:val="0"/>
+                <w:bCs w:val="0"/>
+                <w:sz w:val="24"/>
+                <w:szCs w:val="24"/>
+              </w:rPr>
+            </w:pPr>
+            <w:r>
+              <w:rPr>
+                <w:b w:val="0"/>
+                <w:bCs w:val="0"/>
+                <w:sz w:val="24"/>
+                <w:szCs w:val="24"/>
+                <w:rtl w:val="0"/>
+              </w:rPr>
+              <w:t xml:space="preserve">PRE-2. The user selected PayOS as the payment method.</w:t>
+            </w:r>
+          </w:p>
+          <w:p>
+            <w:pPr>
+              <w:spacing w:line="330" w:lineRule="auto"/>
+              <w:rPr>
+                <w:b w:val="0"/>
+                <w:bCs w:val="0"/>
+                <w:sz w:val="24"/>
+                <w:szCs w:val="24"/>
+              </w:rPr>
+            </w:pPr>
+            <w:r>
+              <w:rPr>
+                <w:b w:val="0"/>
+                <w:bCs w:val="0"/>
+                <w:sz w:val="24"/>
+                <w:szCs w:val="24"/>
+                <w:rtl w:val="0"/>
+              </w:rPr>
+              <w:t xml:space="preserve">PRE-3. The PayOS service is available. </w:t>
+            </w:r>
+          </w:p>
+        </w:tc>
+      </w:tr>
+      <w:tr>
+        <w:trPr>
+          <w:cantSplit w:val="0"/>
+          <w:trHeight w:val="995" w:hRule="atLeast"/>
+          <w:tblHeader w:val="0"/>
+        </w:trPr>
+        <w:tc>
+          <w:tcPr>
+            <w:tcBorders>
+              <w:top w:color="000000" w:space="0" w:sz="5" w:val="single"/>
+              <w:left w:color="000000" w:space="0" w:sz="8" w:val="single"/>
+              <w:bottom w:color="000000" w:space="0" w:sz="5" w:val="single"/>
+              <w:right w:color="000000" w:space="0" w:sz="5" w:val="single"/>
+            </w:tcBorders>
+            <w:shd w:fill="auto" w:val="clear"/>
+            <w:tcMar>
+              <w:top w:w="100.0" w:type="dxa"/>
+              <w:left w:w="100.0" w:type="dxa"/>
+              <w:bottom w:w="100.0" w:type="dxa"/>
+              <w:right w:w="100.0" w:type="dxa"/>
+            </w:tcMar>
+            <w:vAlign w:val="top"/>
+          </w:tcPr>
+          <w:p>
+            <w:pPr>
+              <w:spacing w:line="330" w:lineRule="auto"/>
+              <w:rPr>
+                <w:b w:val="0"/>
+                <w:bCs w:val="0"/>
+                <w:sz w:val="24"/>
+                <w:szCs w:val="24"/>
+              </w:rPr>
+            </w:pPr>
+            <w:r>
+              <w:rPr>
+                <w:b w:val="0"/>
+                <w:bCs w:val="0"/>
+                <w:sz w:val="24"/>
+                <w:szCs w:val="24"/>
+                <w:rtl w:val="0"/>
+              </w:rPr>
+              <w:t xml:space="preserve">Postconditions:</w:t>
+            </w:r>
+          </w:p>
+        </w:tc>
+        <w:tc>
+          <w:tcPr>
+            <w:gridSpan w:val="3"/>
+            <w:tcBorders>
+              <w:top w:color="000000" w:space="0" w:sz="5" w:val="single"/>
+              <w:left w:color="000000" w:space="0" w:sz="5" w:val="single"/>
+              <w:bottom w:color="000000" w:space="0" w:sz="5" w:val="single"/>
+              <w:right w:color="000000" w:space="0" w:sz="5" w:val="single"/>
+            </w:tcBorders>
+            <w:shd w:fill="auto" w:val="clear"/>
+            <w:tcMar>
+              <w:top w:w="100.0" w:type="dxa"/>
+              <w:left w:w="100.0" w:type="dxa"/>
+              <w:bottom w:w="100.0" w:type="dxa"/>
+              <w:right w:w="100.0" w:type="dxa"/>
+            </w:tcMar>
+            <w:vAlign w:val="top"/>
+          </w:tcPr>
+          <w:p>
+            <w:pPr>
+              <w:spacing w:line="330" w:lineRule="auto"/>
+              <w:rPr>
+                <w:b w:val="0"/>
+                <w:bCs w:val="0"/>
+                <w:sz w:val="24"/>
+                <w:szCs w:val="24"/>
+              </w:rPr>
+            </w:pPr>
+            <w:r>
+              <w:rPr>
+                <w:b w:val="0"/>
+                <w:bCs w:val="0"/>
+                <w:sz w:val="24"/>
+                <w:szCs w:val="24"/>
+                <w:rtl w:val="0"/>
+              </w:rPr>
+              <w:t xml:space="preserve">POST-1. A payment record is created.</w:t>
+            </w:r>
+          </w:p>
+          <w:p>
+            <w:pPr>
+              <w:spacing w:line="330" w:lineRule="auto"/>
+              <w:rPr>
+                <w:b w:val="0"/>
+                <w:bCs w:val="0"/>
+                <w:sz w:val="24"/>
+                <w:szCs w:val="24"/>
+              </w:rPr>
+            </w:pPr>
+            <w:r>
+              <w:rPr>
+                <w:b w:val="0"/>
+                <w:bCs w:val="0"/>
+                <w:sz w:val="24"/>
+                <w:szCs w:val="24"/>
+                <w:rtl w:val="0"/>
+              </w:rPr>
+              <w:t xml:space="preserve">POST-2. Payment status is updated.</w:t>
+            </w:r>
+          </w:p>
+          <w:p>
+            <w:pPr>
+              <w:spacing w:line="330" w:lineRule="auto"/>
+              <w:rPr>
+                <w:b w:val="0"/>
+                <w:bCs w:val="0"/>
+                <w:sz w:val="24"/>
+                <w:szCs w:val="24"/>
+              </w:rPr>
+            </w:pPr>
+            <w:r>
+              <w:rPr>
+                <w:b w:val="0"/>
+                <w:bCs w:val="0"/>
+                <w:sz w:val="24"/>
+                <w:szCs w:val="24"/>
+                <w:rtl w:val="0"/>
+              </w:rPr>
+              <w:t xml:space="preserve">POST-3. A confirmation email is sent.</w:t>
+            </w:r>
+          </w:p>
+          <w:p>
+            <w:pPr>
+              <w:spacing w:line="330" w:lineRule="auto"/>
+              <w:rPr>
+                <w:b w:val="0"/>
+                <w:bCs w:val="0"/>
+                <w:sz w:val="24"/>
+                <w:szCs w:val="24"/>
+              </w:rPr>
+            </w:pPr>
+            <w:r>
+              <w:rPr>
+                <w:b w:val="0"/>
+                <w:bCs w:val="0"/>
+                <w:sz w:val="24"/>
+                <w:szCs w:val="24"/>
+                <w:rtl w:val="0"/>
+              </w:rPr>
+              <w:t xml:space="preserve">POST-4. Reward points are granted. </w:t>
+            </w:r>
+          </w:p>
+        </w:tc>
+      </w:tr>
+      <w:tr>
+        <w:trPr>
+          <w:cantSplit w:val="0"/>
+          <w:trHeight w:val="3500" w:hRule="atLeast"/>
+          <w:tblHeader w:val="0"/>
+        </w:trPr>
+        <w:tc>
+          <w:tcPr>
+            <w:tcBorders>
+              <w:top w:color="000000" w:space="0" w:sz="5" w:val="single"/>
+              <w:left w:color="000000" w:space="0" w:sz="8" w:val="single"/>
+              <w:bottom w:color="000000" w:space="0" w:sz="5" w:val="single"/>
+              <w:right w:color="000000" w:space="0" w:sz="5" w:val="single"/>
+            </w:tcBorders>
+            <w:shd w:fill="auto" w:val="clear"/>
+            <w:tcMar>
+              <w:top w:w="100.0" w:type="dxa"/>
+              <w:left w:w="100.0" w:type="dxa"/>
+              <w:bottom w:w="100.0" w:type="dxa"/>
+              <w:right w:w="100.0" w:type="dxa"/>
+            </w:tcMar>
+            <w:vAlign w:val="top"/>
+          </w:tcPr>
+          <w:p>
+            <w:pPr>
+              <w:spacing w:line="330" w:lineRule="auto"/>
+              <w:rPr>
+                <w:b w:val="0"/>
+                <w:bCs w:val="0"/>
+                <w:sz w:val="24"/>
+                <w:szCs w:val="24"/>
+              </w:rPr>
+            </w:pPr>
+            <w:r>
+              <w:rPr>
+                <w:b w:val="0"/>
+                <w:bCs w:val="0"/>
+                <w:sz w:val="24"/>
+                <w:szCs w:val="24"/>
+                <w:rtl w:val="0"/>
+              </w:rPr>
+              <w:t xml:space="preserve">Normal Flow:</w:t>
+            </w:r>
+          </w:p>
+        </w:tc>
+        <w:tc>
+          <w:tcPr>
+            <w:gridSpan w:val="3"/>
+            <w:tcBorders>
+              <w:top w:color="000000" w:space="0" w:sz="5" w:val="single"/>
+              <w:left w:color="000000" w:space="0" w:sz="5" w:val="single"/>
+              <w:bottom w:color="000000" w:space="0" w:sz="5" w:val="single"/>
+              <w:right w:color="000000" w:space="0" w:sz="5" w:val="single"/>
+            </w:tcBorders>
+            <w:shd w:fill="auto" w:val="clear"/>
+            <w:tcMar>
+              <w:top w:w="100.0" w:type="dxa"/>
+              <w:left w:w="100.0" w:type="dxa"/>
+              <w:bottom w:w="100.0" w:type="dxa"/>
+              <w:right w:w="100.0" w:type="dxa"/>
+            </w:tcMar>
+            <w:vAlign w:val="top"/>
+          </w:tcPr>
+          <w:p>
+            <w:pPr>
+              <w:spacing w:after="120" w:before="120" w:lineRule="auto"/>
+              <w:rPr>
+                <w:b w:val="0"/>
+                <w:bCs w:val="0"/>
+                <w:sz w:val="24"/>
+                <w:szCs w:val="24"/>
+              </w:rPr>
+            </w:pPr>
+            <w:r>
+              <w:rPr>
+                <w:rtl w:val="0"/>
+              </w:rPr>
+            </w:r>
+          </w:p>
+          <w:p>
+            <w:pPr>
+              <w:numPr>
+                <w:ilvl w:val="0"/>
+                <w:numId w:val="14"/>
+              </w:numPr>
+              <w:spacing w:after="0" w:afterAutospacing="0" w:before="120" w:lineRule="auto"/>
+              <w:ind w:left="720" w:hanging="360"/>
+              <w:rPr>
+                <w:b w:val="0"/>
+                <w:bCs w:val="0"/>
+                <w:sz w:val="24"/>
+                <w:szCs w:val="24"/>
+              </w:rPr>
+            </w:pPr>
+            <w:r>
+              <w:rPr>
+                <w:b w:val="0"/>
+                <w:bCs w:val="0"/>
+                <w:sz w:val="24"/>
+                <w:szCs w:val="24"/>
+                <w:rtl w:val="0"/>
+              </w:rPr>
+              <w:t xml:space="preserve">The user selects Pay via PayOS.</w:t>
+            </w:r>
+          </w:p>
+          <w:p>
+            <w:pPr>
+              <w:numPr>
+                <w:ilvl w:val="0"/>
+                <w:numId w:val="14"/>
+              </w:numPr>
+              <w:spacing w:after="0" w:afterAutospacing="0" w:before="0" w:beforeAutospacing="0" w:lineRule="auto"/>
+              <w:ind w:left="720" w:hanging="360"/>
+              <w:rPr>
+                <w:b w:val="0"/>
+                <w:bCs w:val="0"/>
+                <w:sz w:val="24"/>
+                <w:szCs w:val="24"/>
+              </w:rPr>
+            </w:pPr>
+            <w:r>
+              <w:rPr>
+                <w:b w:val="0"/>
+                <w:bCs w:val="0"/>
+                <w:sz w:val="24"/>
+                <w:szCs w:val="24"/>
+                <w:rtl w:val="0"/>
+              </w:rPr>
+              <w:t xml:space="preserve">The system creates a payment record.</w:t>
+            </w:r>
+          </w:p>
+          <w:p>
+            <w:pPr>
+              <w:numPr>
+                <w:ilvl w:val="0"/>
+                <w:numId w:val="14"/>
+              </w:numPr>
+              <w:spacing w:after="0" w:afterAutospacing="0" w:before="0" w:beforeAutospacing="0" w:lineRule="auto"/>
+              <w:ind w:left="720" w:hanging="360"/>
+              <w:rPr>
+                <w:b w:val="0"/>
+                <w:bCs w:val="0"/>
+                <w:sz w:val="24"/>
+                <w:szCs w:val="24"/>
+              </w:rPr>
+            </w:pPr>
+            <w:r>
+              <w:rPr>
+                <w:b w:val="0"/>
+                <w:bCs w:val="0"/>
+                <w:sz w:val="24"/>
+                <w:szCs w:val="24"/>
+                <w:rtl w:val="0"/>
+              </w:rPr>
+              <w:t xml:space="preserve">The system requests a payment link from PayOS.</w:t>
+            </w:r>
+          </w:p>
+          <w:p>
+            <w:pPr>
+              <w:numPr>
+                <w:ilvl w:val="0"/>
+                <w:numId w:val="14"/>
+              </w:numPr>
+              <w:spacing w:after="0" w:afterAutospacing="0" w:before="0" w:beforeAutospacing="0" w:lineRule="auto"/>
+              <w:ind w:left="720" w:hanging="360"/>
+              <w:rPr>
+                <w:b w:val="0"/>
+                <w:bCs w:val="0"/>
+                <w:sz w:val="24"/>
+                <w:szCs w:val="24"/>
+              </w:rPr>
+            </w:pPr>
+            <w:r>
+              <w:rPr>
+                <w:b w:val="0"/>
+                <w:bCs w:val="0"/>
+                <w:sz w:val="24"/>
+                <w:szCs w:val="24"/>
+                <w:rtl w:val="0"/>
+              </w:rPr>
+              <w:t xml:space="preserve">PayOS returns a QR code/payment URL.</w:t>
+            </w:r>
+          </w:p>
+          <w:p>
+            <w:pPr>
+              <w:numPr>
+                <w:ilvl w:val="0"/>
+                <w:numId w:val="14"/>
+              </w:numPr>
+              <w:spacing w:after="0" w:afterAutospacing="0" w:before="0" w:beforeAutospacing="0" w:lineRule="auto"/>
+              <w:ind w:left="720" w:hanging="360"/>
+              <w:rPr>
+                <w:b w:val="0"/>
+                <w:bCs w:val="0"/>
+                <w:sz w:val="24"/>
+                <w:szCs w:val="24"/>
+              </w:rPr>
+            </w:pPr>
+            <w:r>
+              <w:rPr>
+                <w:b w:val="0"/>
+                <w:bCs w:val="0"/>
+                <w:sz w:val="24"/>
+                <w:szCs w:val="24"/>
+                <w:rtl w:val="0"/>
+              </w:rPr>
+              <w:t xml:space="preserve">The system displays the QR code.</w:t>
+            </w:r>
+          </w:p>
+          <w:p>
+            <w:pPr>
+              <w:numPr>
+                <w:ilvl w:val="0"/>
+                <w:numId w:val="14"/>
+              </w:numPr>
+              <w:spacing w:after="0" w:afterAutospacing="0" w:before="0" w:beforeAutospacing="0" w:lineRule="auto"/>
+              <w:ind w:left="720" w:hanging="360"/>
+              <w:rPr>
+                <w:b w:val="0"/>
+                <w:bCs w:val="0"/>
+                <w:sz w:val="24"/>
+                <w:szCs w:val="24"/>
+              </w:rPr>
+            </w:pPr>
+            <w:r>
+              <w:rPr>
+                <w:b w:val="0"/>
+                <w:bCs w:val="0"/>
+                <w:sz w:val="24"/>
+                <w:szCs w:val="24"/>
+                <w:rtl w:val="0"/>
+              </w:rPr>
+              <w:t xml:space="preserve">The user completes payment.</w:t>
+            </w:r>
+          </w:p>
+          <w:p>
+            <w:pPr>
+              <w:numPr>
+                <w:ilvl w:val="0"/>
+                <w:numId w:val="14"/>
+              </w:numPr>
+              <w:spacing w:after="0" w:afterAutospacing="0" w:before="0" w:beforeAutospacing="0" w:lineRule="auto"/>
+              <w:ind w:left="720" w:hanging="360"/>
+              <w:rPr>
+                <w:b w:val="0"/>
+                <w:bCs w:val="0"/>
+                <w:sz w:val="24"/>
+                <w:szCs w:val="24"/>
+              </w:rPr>
+            </w:pPr>
+            <w:r>
+              <w:rPr>
+                <w:b w:val="0"/>
+                <w:bCs w:val="0"/>
+                <w:sz w:val="24"/>
+                <w:szCs w:val="24"/>
+                <w:rtl w:val="0"/>
+              </w:rPr>
+              <w:t xml:space="preserve">PayOS sends a webhook notification.</w:t>
+            </w:r>
+          </w:p>
+          <w:p>
+            <w:pPr>
+              <w:numPr>
+                <w:ilvl w:val="0"/>
+                <w:numId w:val="14"/>
+              </w:numPr>
+              <w:spacing w:after="0" w:afterAutospacing="0" w:before="0" w:beforeAutospacing="0" w:lineRule="auto"/>
+              <w:ind w:left="720" w:hanging="360"/>
+              <w:rPr>
+                <w:b w:val="0"/>
+                <w:bCs w:val="0"/>
+                <w:sz w:val="24"/>
+                <w:szCs w:val="24"/>
+              </w:rPr>
+            </w:pPr>
+            <w:r>
+              <w:rPr>
+                <w:b w:val="0"/>
+                <w:bCs w:val="0"/>
+                <w:sz w:val="24"/>
+                <w:szCs w:val="24"/>
+                <w:rtl w:val="0"/>
+              </w:rPr>
+              <w:t xml:space="preserve">The system validates the transaction.</w:t>
+            </w:r>
+          </w:p>
+          <w:p>
+            <w:pPr>
+              <w:numPr>
+                <w:ilvl w:val="0"/>
+                <w:numId w:val="14"/>
+              </w:numPr>
+              <w:spacing w:after="0" w:afterAutospacing="0" w:before="0" w:beforeAutospacing="0" w:lineRule="auto"/>
+              <w:ind w:left="720" w:hanging="360"/>
+              <w:rPr>
+                <w:b w:val="0"/>
+                <w:bCs w:val="0"/>
+                <w:sz w:val="24"/>
+                <w:szCs w:val="24"/>
+              </w:rPr>
+            </w:pPr>
+            <w:r>
+              <w:rPr>
+                <w:b w:val="0"/>
+                <w:bCs w:val="0"/>
+                <w:sz w:val="24"/>
+                <w:szCs w:val="24"/>
+                <w:rtl w:val="0"/>
+              </w:rPr>
+              <w:t xml:space="preserve">The system updates the payment status to SUCCESS.</w:t>
+            </w:r>
+          </w:p>
+          <w:p>
+            <w:pPr>
+              <w:numPr>
+                <w:ilvl w:val="0"/>
+                <w:numId w:val="14"/>
+              </w:numPr>
+              <w:spacing w:after="0" w:afterAutospacing="0" w:before="0" w:beforeAutospacing="0" w:lineRule="auto"/>
+              <w:ind w:left="720" w:hanging="360"/>
+              <w:rPr>
+                <w:b w:val="0"/>
+                <w:bCs w:val="0"/>
+                <w:sz w:val="24"/>
+                <w:szCs w:val="24"/>
+              </w:rPr>
+            </w:pPr>
+            <w:r>
+              <w:rPr>
+                <w:b w:val="0"/>
+                <w:bCs w:val="0"/>
+                <w:sz w:val="24"/>
+                <w:szCs w:val="24"/>
+                <w:rtl w:val="0"/>
+              </w:rPr>
+              <w:t xml:space="preserve">The system sends a confirmation email.</w:t>
+            </w:r>
+          </w:p>
+          <w:p>
+            <w:pPr>
+              <w:numPr>
+                <w:ilvl w:val="0"/>
+                <w:numId w:val="14"/>
+              </w:numPr>
+              <w:spacing w:after="120" w:before="0" w:beforeAutospacing="0" w:lineRule="auto"/>
+              <w:ind w:left="720" w:hanging="360"/>
+              <w:rPr>
+                <w:b w:val="0"/>
+                <w:bCs w:val="0"/>
+                <w:sz w:val="24"/>
+                <w:szCs w:val="24"/>
+              </w:rPr>
+            </w:pPr>
+            <w:r>
+              <w:rPr>
+                <w:b w:val="0"/>
+                <w:bCs w:val="0"/>
+                <w:sz w:val="24"/>
+                <w:szCs w:val="24"/>
+                <w:rtl w:val="0"/>
+              </w:rPr>
+              <w:t xml:space="preserve">The system awards loyalty points.</w:t>
+            </w:r>
+          </w:p>
+          <w:p>
+            <w:pPr>
+              <w:spacing w:after="120" w:before="120" w:lineRule="auto"/>
+              <w:ind w:left="720" w:firstLine="0"/>
+              <w:rPr>
+                <w:b w:val="0"/>
+                <w:bCs w:val="0"/>
+                <w:sz w:val="24"/>
+                <w:szCs w:val="24"/>
+              </w:rPr>
+            </w:pPr>
+            <w:r>
+              <w:rPr>
+                <w:rtl w:val="0"/>
+              </w:rPr>
+            </w:r>
+          </w:p>
+        </w:tc>
+      </w:tr>
+      <w:tr>
+        <w:trPr>
+          <w:cantSplit w:val="0"/>
+          <w:trHeight w:val="995" w:hRule="atLeast"/>
+          <w:tblHeader w:val="0"/>
+        </w:trPr>
+        <w:tc>
+          <w:tcPr>
+            <w:tcBorders>
+              <w:top w:color="000000" w:space="0" w:sz="5" w:val="single"/>
+              <w:left w:color="000000" w:space="0" w:sz="8" w:val="single"/>
+              <w:bottom w:color="000000" w:space="0" w:sz="5" w:val="single"/>
+              <w:right w:color="000000" w:space="0" w:sz="5" w:val="single"/>
+            </w:tcBorders>
+            <w:shd w:fill="auto" w:val="clear"/>
+            <w:tcMar>
+              <w:top w:w="100.0" w:type="dxa"/>
+              <w:left w:w="100.0" w:type="dxa"/>
+              <w:bottom w:w="100.0" w:type="dxa"/>
+              <w:right w:w="100.0" w:type="dxa"/>
+            </w:tcMar>
+            <w:vAlign w:val="top"/>
+          </w:tcPr>
+          <w:p>
+            <w:pPr>
+              <w:spacing w:line="330" w:lineRule="auto"/>
+              <w:rPr>
+                <w:b w:val="0"/>
+                <w:bCs w:val="0"/>
+                <w:sz w:val="24"/>
+                <w:szCs w:val="24"/>
+              </w:rPr>
+            </w:pPr>
+            <w:r>
+              <w:rPr>
+                <w:b w:val="0"/>
+                <w:bCs w:val="0"/>
+                <w:sz w:val="24"/>
+                <w:szCs w:val="24"/>
+                <w:rtl w:val="0"/>
+              </w:rPr>
+              <w:t xml:space="preserve">Alternative Flows:</w:t>
+            </w:r>
+          </w:p>
+        </w:tc>
+        <w:tc>
+          <w:tcPr>
+            <w:gridSpan w:val="3"/>
+            <w:tcBorders>
+              <w:top w:color="000000" w:space="0" w:sz="5" w:val="single"/>
+              <w:left w:color="000000" w:space="0" w:sz="5" w:val="single"/>
+              <w:bottom w:color="000000" w:space="0" w:sz="5" w:val="single"/>
+              <w:right w:color="000000" w:space="0" w:sz="5" w:val="single"/>
+            </w:tcBorders>
+            <w:shd w:fill="auto" w:val="clear"/>
+            <w:tcMar>
+              <w:top w:w="100.0" w:type="dxa"/>
+              <w:left w:w="100.0" w:type="dxa"/>
+              <w:bottom w:w="100.0" w:type="dxa"/>
+              <w:right w:w="100.0" w:type="dxa"/>
+            </w:tcMar>
+            <w:vAlign w:val="top"/>
+          </w:tcPr>
+          <w:p>
+            <w:pPr>
+              <w:spacing w:after="240" w:before="240" w:line="330" w:lineRule="auto"/>
+              <w:rPr>
+                <w:b w:val="0"/>
+                <w:bCs w:val="0"/>
+                <w:sz w:val="24"/>
+                <w:szCs w:val="24"/>
+              </w:rPr>
+            </w:pPr>
+            <w:r>
+              <w:rPr>
+                <w:b w:val="0"/>
+                <w:bCs w:val="0"/>
+                <w:sz w:val="24"/>
+                <w:szCs w:val="24"/>
+                <w:rtl w:val="0"/>
+              </w:rPr>
+              <w:t xml:space="preserve">AF-1. User returns from PayOS before payment completion.</w:t>
+              <w:br w:type="textWrapping"/>
+              <w:t xml:space="preserve">- Payment remains PENDING.</w:t>
+            </w:r>
+          </w:p>
+          <w:p>
+            <w:pPr>
+              <w:spacing w:after="240" w:before="240" w:line="330" w:lineRule="auto"/>
+              <w:rPr>
+                <w:b w:val="0"/>
+                <w:bCs w:val="0"/>
+                <w:sz w:val="24"/>
+                <w:szCs w:val="24"/>
+              </w:rPr>
+            </w:pPr>
+            <w:r>
+              <w:rPr>
+                <w:b w:val="0"/>
+                <w:bCs w:val="0"/>
+                <w:sz w:val="24"/>
+                <w:szCs w:val="24"/>
+                <w:rtl w:val="0"/>
+              </w:rPr>
+              <w:t xml:space="preserve">AF-2. User retries payment.</w:t>
+              <w:br w:type="textWrapping"/>
+              <w:t xml:space="preserve">- The existing payment record is reused.</w:t>
+            </w:r>
+          </w:p>
+        </w:tc>
+      </w:tr>
+      <w:tr>
+        <w:trPr>
+          <w:cantSplit w:val="0"/>
+          <w:trHeight w:val="725" w:hRule="atLeast"/>
+          <w:tblHeader w:val="0"/>
+        </w:trPr>
+        <w:tc>
+          <w:tcPr>
+            <w:tcBorders>
+              <w:top w:color="000000" w:space="0" w:sz="5" w:val="single"/>
+              <w:left w:color="000000" w:space="0" w:sz="8" w:val="single"/>
+              <w:bottom w:color="000000" w:space="0" w:sz="5" w:val="single"/>
+              <w:right w:color="000000" w:space="0" w:sz="5" w:val="single"/>
+            </w:tcBorders>
+            <w:shd w:fill="auto" w:val="clear"/>
+            <w:tcMar>
+              <w:top w:w="100.0" w:type="dxa"/>
+              <w:left w:w="100.0" w:type="dxa"/>
+              <w:bottom w:w="100.0" w:type="dxa"/>
+              <w:right w:w="100.0" w:type="dxa"/>
+            </w:tcMar>
+            <w:vAlign w:val="top"/>
+          </w:tcPr>
+          <w:p>
+            <w:pPr>
+              <w:spacing w:line="330" w:lineRule="auto"/>
+              <w:rPr>
+                <w:b w:val="0"/>
+                <w:bCs w:val="0"/>
+                <w:sz w:val="24"/>
+                <w:szCs w:val="24"/>
+              </w:rPr>
+            </w:pPr>
+            <w:r>
+              <w:rPr>
+                <w:b w:val="0"/>
+                <w:bCs w:val="0"/>
+                <w:sz w:val="24"/>
+                <w:szCs w:val="24"/>
+                <w:rtl w:val="0"/>
+              </w:rPr>
+              <w:t xml:space="preserve">Exceptions:</w:t>
+            </w:r>
+          </w:p>
+        </w:tc>
+        <w:tc>
+          <w:tcPr>
+            <w:gridSpan w:val="3"/>
+            <w:tcBorders>
+              <w:top w:color="000000" w:space="0" w:sz="5" w:val="single"/>
+              <w:left w:color="000000" w:space="0" w:sz="5" w:val="single"/>
+              <w:bottom w:color="000000" w:space="0" w:sz="5" w:val="single"/>
+              <w:right w:color="000000" w:space="0" w:sz="5" w:val="single"/>
+            </w:tcBorders>
+            <w:shd w:fill="auto" w:val="clear"/>
+            <w:tcMar>
+              <w:top w:w="100.0" w:type="dxa"/>
+              <w:left w:w="100.0" w:type="dxa"/>
+              <w:bottom w:w="100.0" w:type="dxa"/>
+              <w:right w:w="100.0" w:type="dxa"/>
+            </w:tcMar>
+            <w:vAlign w:val="top"/>
+          </w:tcPr>
+          <w:p>
+            <w:pPr>
+              <w:spacing w:after="240" w:before="240" w:line="330" w:lineRule="auto"/>
+              <w:rPr>
+                <w:b w:val="0"/>
+                <w:bCs w:val="0"/>
+                <w:sz w:val="24"/>
+                <w:szCs w:val="24"/>
+              </w:rPr>
+            </w:pPr>
+            <w:r>
+              <w:rPr>
+                <w:b w:val="0"/>
+                <w:bCs w:val="0"/>
+                <w:sz w:val="24"/>
+                <w:szCs w:val="24"/>
+                <w:rtl w:val="0"/>
+              </w:rPr>
+              <w:t xml:space="preserve">EX-1. PayOS service unavailable.</w:t>
+              <w:br w:type="textWrapping"/>
+              <w:t xml:space="preserve">- The system displays a payment error message.</w:t>
+            </w:r>
+          </w:p>
+          <w:p>
+            <w:pPr>
+              <w:spacing w:after="240" w:before="240" w:line="330" w:lineRule="auto"/>
+              <w:rPr>
+                <w:b w:val="0"/>
+                <w:bCs w:val="0"/>
+                <w:sz w:val="24"/>
+                <w:szCs w:val="24"/>
+              </w:rPr>
+            </w:pPr>
+            <w:r>
+              <w:rPr>
+                <w:b w:val="0"/>
+                <w:bCs w:val="0"/>
+                <w:sz w:val="24"/>
+                <w:szCs w:val="24"/>
+                <w:rtl w:val="0"/>
+              </w:rPr>
+              <w:t xml:space="preserve">EX-2. Payment validation failed.</w:t>
+              <w:br w:type="textWrapping"/>
+              <w:t xml:space="preserve">- The payment status becomes FAILED..</w:t>
+            </w:r>
+          </w:p>
+        </w:tc>
+      </w:tr>
+      <w:tr>
+        <w:trPr>
+          <w:cantSplit w:val="0"/>
+          <w:trHeight w:val="725" w:hRule="atLeast"/>
+          <w:tblHeader w:val="0"/>
+        </w:trPr>
+        <w:tc>
+          <w:tcPr>
+            <w:tcBorders>
+              <w:top w:color="000000" w:space="0" w:sz="5" w:val="single"/>
+              <w:left w:color="000000" w:space="0" w:sz="8" w:val="single"/>
+              <w:bottom w:color="000000" w:space="0" w:sz="5" w:val="single"/>
+              <w:right w:color="000000" w:space="0" w:sz="5" w:val="single"/>
+            </w:tcBorders>
+            <w:shd w:fill="auto" w:val="clear"/>
+            <w:tcMar>
+              <w:top w:w="100.0" w:type="dxa"/>
+              <w:left w:w="100.0" w:type="dxa"/>
+              <w:bottom w:w="100.0" w:type="dxa"/>
+              <w:right w:w="100.0" w:type="dxa"/>
+            </w:tcMar>
+            <w:vAlign w:val="top"/>
+          </w:tcPr>
+          <w:p>
+            <w:pPr>
+              <w:spacing w:line="330" w:lineRule="auto"/>
+              <w:rPr>
+                <w:b w:val="0"/>
+                <w:bCs w:val="0"/>
+                <w:sz w:val="24"/>
+                <w:szCs w:val="24"/>
+              </w:rPr>
+            </w:pPr>
+            <w:r>
+              <w:rPr>
+                <w:b w:val="0"/>
+                <w:bCs w:val="0"/>
+                <w:sz w:val="24"/>
+                <w:szCs w:val="24"/>
+                <w:rtl w:val="0"/>
+              </w:rPr>
+              <w:t xml:space="preserve">Priority:</w:t>
+            </w:r>
+          </w:p>
+        </w:tc>
+        <w:tc>
+          <w:tcPr>
+            <w:gridSpan w:val="3"/>
+            <w:tcBorders>
+              <w:top w:color="000000" w:space="0" w:sz="5" w:val="single"/>
+              <w:left w:color="000000" w:space="0" w:sz="5" w:val="single"/>
+              <w:bottom w:color="000000" w:space="0" w:sz="5" w:val="single"/>
+              <w:right w:color="000000" w:space="0" w:sz="5" w:val="single"/>
+            </w:tcBorders>
+            <w:shd w:fill="auto" w:val="clear"/>
+            <w:tcMar>
+              <w:top w:w="100.0" w:type="dxa"/>
+              <w:left w:w="100.0" w:type="dxa"/>
+              <w:bottom w:w="100.0" w:type="dxa"/>
+              <w:right w:w="100.0" w:type="dxa"/>
+            </w:tcMar>
+            <w:vAlign w:val="top"/>
+          </w:tcPr>
+          <w:p>
+            <w:pPr>
+              <w:spacing w:line="330" w:lineRule="auto"/>
+              <w:rPr>
+                <w:b w:val="0"/>
+                <w:bCs w:val="0"/>
+                <w:sz w:val="24"/>
+                <w:szCs w:val="24"/>
+              </w:rPr>
+            </w:pPr>
+            <w:r>
+              <w:rPr>
+                <w:b w:val="0"/>
+                <w:bCs w:val="0"/>
+                <w:sz w:val="24"/>
+                <w:szCs w:val="24"/>
+                <w:rtl w:val="0"/>
+              </w:rPr>
+              <w:t xml:space="preserve">High</w:t>
+            </w:r>
+          </w:p>
+        </w:tc>
+      </w:tr>
+      <w:tr>
+        <w:trPr>
+          <w:cantSplit w:val="0"/>
+          <w:trHeight w:val="1790" w:hRule="atLeast"/>
+          <w:tblHeader w:val="0"/>
+        </w:trPr>
+        <w:tc>
+          <w:tcPr>
+            <w:tcBorders>
+              <w:top w:color="000000" w:space="0" w:sz="5" w:val="single"/>
+              <w:left w:color="000000" w:space="0" w:sz="8" w:val="single"/>
+              <w:bottom w:color="000000" w:space="0" w:sz="8" w:val="single"/>
+              <w:right w:color="000000" w:space="0" w:sz="5" w:val="single"/>
+            </w:tcBorders>
+            <w:shd w:fill="auto" w:val="clear"/>
+            <w:tcMar>
+              <w:top w:w="100.0" w:type="dxa"/>
+              <w:left w:w="100.0" w:type="dxa"/>
+              <w:bottom w:w="100.0" w:type="dxa"/>
+              <w:right w:w="100.0" w:type="dxa"/>
+            </w:tcMar>
+            <w:vAlign w:val="top"/>
+          </w:tcPr>
+          <w:p>
+            <w:pPr>
+              <w:spacing w:line="330" w:lineRule="auto"/>
+              <w:rPr>
+                <w:b w:val="0"/>
+                <w:bCs w:val="0"/>
+                <w:sz w:val="24"/>
+                <w:szCs w:val="24"/>
+              </w:rPr>
+            </w:pPr>
+            <w:r>
+              <w:rPr>
+                <w:b w:val="0"/>
+                <w:bCs w:val="0"/>
+                <w:sz w:val="24"/>
+                <w:szCs w:val="24"/>
+                <w:rtl w:val="0"/>
+              </w:rPr>
+              <w:t xml:space="preserve">Business Rules:</w:t>
+            </w:r>
+          </w:p>
+        </w:tc>
+        <w:tc>
+          <w:tcPr>
+            <w:gridSpan w:val="3"/>
+            <w:tcBorders>
+              <w:top w:color="000000" w:space="0" w:sz="5" w:val="single"/>
+              <w:left w:color="000000" w:space="0" w:sz="5" w:val="single"/>
+              <w:bottom w:color="000000" w:space="0" w:sz="8" w:val="single"/>
+              <w:right w:color="000000" w:space="0" w:sz="5" w:val="single"/>
+            </w:tcBorders>
+            <w:shd w:fill="auto" w:val="clear"/>
+            <w:tcMar>
+              <w:top w:w="100.0" w:type="dxa"/>
+              <w:left w:w="100.0" w:type="dxa"/>
+              <w:bottom w:w="100.0" w:type="dxa"/>
+              <w:right w:w="100.0" w:type="dxa"/>
+            </w:tcMar>
+            <w:vAlign w:val="top"/>
+          </w:tcPr>
+          <w:p>
+            <w:pPr>
+              <w:spacing w:line="330" w:lineRule="auto"/>
+              <w:rPr>
+                <w:b w:val="0"/>
+                <w:bCs w:val="0"/>
+                <w:sz w:val="24"/>
+                <w:szCs w:val="24"/>
+              </w:rPr>
+            </w:pPr>
+            <w:r>
+              <w:rPr>
+                <w:b w:val="0"/>
+                <w:bCs w:val="0"/>
+                <w:sz w:val="24"/>
+                <w:szCs w:val="24"/>
+                <w:rtl w:val="0"/>
+              </w:rPr>
+              <w:t xml:space="preserve">BR-1. Payment amount must equal the booking amount.</w:t>
+            </w:r>
+          </w:p>
+          <w:p>
+            <w:pPr>
+              <w:spacing w:line="330" w:lineRule="auto"/>
+              <w:rPr>
+                <w:b w:val="0"/>
+                <w:bCs w:val="0"/>
+                <w:sz w:val="24"/>
+                <w:szCs w:val="24"/>
+              </w:rPr>
+            </w:pPr>
+            <w:r>
+              <w:rPr>
+                <w:b w:val="0"/>
+                <w:bCs w:val="0"/>
+                <w:sz w:val="24"/>
+                <w:szCs w:val="24"/>
+                <w:rtl w:val="0"/>
+              </w:rPr>
+              <w:t xml:space="preserve">BR-2. Only SUCCESS payments can confirm a booking.</w:t>
+            </w:r>
+          </w:p>
+          <w:p>
+            <w:pPr>
+              <w:spacing w:line="330" w:lineRule="auto"/>
+              <w:rPr>
+                <w:b w:val="0"/>
+                <w:bCs w:val="0"/>
+                <w:sz w:val="24"/>
+                <w:szCs w:val="24"/>
+              </w:rPr>
+            </w:pPr>
+            <w:r>
+              <w:rPr>
+                <w:b w:val="0"/>
+                <w:bCs w:val="0"/>
+                <w:sz w:val="24"/>
+                <w:szCs w:val="24"/>
+                <w:rtl w:val="0"/>
+              </w:rPr>
+              <w:t xml:space="preserve">BR-3. Loyalty points are awarded only once. </w:t>
+            </w:r>
+          </w:p>
+        </w:tc>
+      </w:tr>
+    </w:tbl>
+    <w:p>
+      <w:pPr>
+        <w:rPr>
+          <w:b w:val="0"/>
+          <w:bCs w:val="0"/>
+          <w:i w:val="1"/>
+          <w:iCs w:val="1"/>
+          <w:sz w:val="24"/>
+          <w:szCs w:val="24"/>
+        </w:rPr>
+      </w:pPr>
+      <w:r>
+        <w:rPr>
+          <w:rtl w:val="0"/>
+        </w:rPr>
+      </w:r>
+    </w:p>
+    <w:p>
+      <w:pPr>
+        <w:spacing w:after="200" w:before="0" w:lineRule="auto"/>
+        <w:jc w:val="center"/>
+        <w:rPr>
+          <w:b w:val="0"/>
+          <w:bCs w:val="0"/>
+          <w:sz w:val="24"/>
+          <w:szCs w:val="24"/>
+        </w:rPr>
+      </w:pPr>
+      <w:r>
+        <w:rPr>
+          <w:b w:val="0"/>
+          <w:bCs w:val="0"/>
+          <w:sz w:val="24"/>
+          <w:szCs w:val="24"/>
+          <w:rtl w:val="0"/>
+        </w:rPr>
+        <w:t xml:space="preserve">Table I-9 Use Case Description for Pay at Counter </w:t>
+      </w:r>
+    </w:p>
+    <w:tbl>
+      <w:tblPr>
+        <w:tblStyle w:val="Table9"/>
+        <w:tblW w:w="9014.0" w:type="dxa"/>
+        <w:jc w:val="left"/>
+        <w:tblInd w:w="15.0" w:type="dxa"/>
+        <w:tblBorders>
+          <w:top w:color="000000" w:space="0" w:sz="0" w:val="nil"/>
+          <w:left w:color="000000" w:space="0" w:sz="0" w:val="nil"/>
+          <w:bottom w:color="000000" w:space="0" w:sz="0" w:val="nil"/>
+          <w:right w:color="000000" w:space="0" w:sz="0" w:val="nil"/>
+          <w:insideH w:color="000000" w:space="0" w:sz="0" w:val="nil"/>
+          <w:insideV w:color="000000" w:space="0" w:sz="0" w:val="nil"/>
+        </w:tblBorders>
+        <w:tblLayout w:type="fixed"/>
+        <w:tblLook w:val="0600"/>
+      </w:tblPr>
+      <w:tblGrid>
+        <w:gridCol w:w="1725"/>
+        <w:gridCol w:w="2580"/>
+        <w:gridCol w:w="2354.5"/>
+        <w:gridCol w:w="2354.5"/>
+        <w:tblGridChange w:id="0">
+          <w:tblGrid>
+            <w:gridCol w:w="1725"/>
+            <w:gridCol w:w="2580"/>
+            <w:gridCol w:w="2354.5"/>
+            <w:gridCol w:w="2354.5"/>
+          </w:tblGrid>
+        </w:tblGridChange>
+      </w:tblGrid>
+      <w:tr>
+        <w:trPr>
+          <w:cantSplit w:val="0"/>
+          <w:trHeight w:val="725" w:hRule="atLeast"/>
+          <w:tblHeader w:val="0"/>
+        </w:trPr>
+        <w:tc>
+          <w:tcPr>
+            <w:tcBorders>
+              <w:top w:color="000000" w:space="0" w:sz="8" w:val="single"/>
+              <w:left w:color="000000" w:space="0" w:sz="8" w:val="single"/>
+              <w:bottom w:color="000000" w:space="0" w:sz="5" w:val="single"/>
+              <w:right w:color="000000" w:space="0" w:sz="5" w:val="single"/>
+            </w:tcBorders>
+            <w:shd w:fill="auto" w:val="clear"/>
+            <w:tcMar>
+              <w:top w:w="100.0" w:type="dxa"/>
+              <w:left w:w="100.0" w:type="dxa"/>
+              <w:bottom w:w="100.0" w:type="dxa"/>
+              <w:right w:w="100.0" w:type="dxa"/>
+            </w:tcMar>
+            <w:vAlign w:val="top"/>
+          </w:tcPr>
+          <w:p>
+            <w:pPr>
+              <w:spacing w:line="330" w:lineRule="auto"/>
+              <w:rPr>
+                <w:b w:val="0"/>
+                <w:bCs w:val="0"/>
+                <w:sz w:val="24"/>
+                <w:szCs w:val="24"/>
+              </w:rPr>
+            </w:pPr>
+            <w:r>
+              <w:rPr>
+                <w:b w:val="0"/>
+                <w:bCs w:val="0"/>
+                <w:sz w:val="24"/>
+                <w:szCs w:val="24"/>
+                <w:rtl w:val="0"/>
+              </w:rPr>
+              <w:t xml:space="preserve">ID and Name:</w:t>
+            </w:r>
+          </w:p>
+        </w:tc>
+        <w:tc>
+          <w:tcPr>
+            <w:gridSpan w:val="3"/>
+            <w:tcBorders>
+              <w:top w:color="000000" w:space="0" w:sz="8" w:val="single"/>
+              <w:left w:color="000000" w:space="0" w:sz="5" w:val="single"/>
+              <w:bottom w:color="000000" w:space="0" w:sz="5" w:val="single"/>
+              <w:right w:color="000000" w:space="0" w:sz="5" w:val="single"/>
+            </w:tcBorders>
+            <w:shd w:fill="auto" w:val="clear"/>
+            <w:tcMar>
+              <w:top w:w="100.0" w:type="dxa"/>
+              <w:left w:w="100.0" w:type="dxa"/>
+              <w:bottom w:w="100.0" w:type="dxa"/>
+              <w:right w:w="100.0" w:type="dxa"/>
+            </w:tcMar>
+            <w:vAlign w:val="top"/>
+          </w:tcPr>
+          <w:p>
+            <w:pPr>
+              <w:spacing w:line="330" w:lineRule="auto"/>
+              <w:rPr>
+                <w:sz w:val="24"/>
+                <w:szCs w:val="24"/>
+              </w:rPr>
+            </w:pPr>
+            <w:r>
+              <w:rPr>
+                <w:sz w:val="24"/>
+                <w:szCs w:val="24"/>
+                <w:rtl w:val="0"/>
+              </w:rPr>
+              <w:t xml:space="preserve">UC-09 Pay at Counter </w:t>
+            </w:r>
+          </w:p>
+        </w:tc>
+      </w:tr>
+      <w:tr>
+        <w:trPr>
+          <w:cantSplit w:val="0"/>
+          <w:trHeight w:val="725" w:hRule="atLeast"/>
+          <w:tblHeader w:val="0"/>
+        </w:trPr>
+        <w:tc>
+          <w:tcPr>
+            <w:tcBorders>
+              <w:top w:color="000000" w:space="0" w:sz="5" w:val="single"/>
+              <w:left w:color="000000" w:space="0" w:sz="8" w:val="single"/>
+              <w:bottom w:color="000000" w:space="0" w:sz="5" w:val="single"/>
+              <w:right w:color="000000" w:space="0" w:sz="5" w:val="single"/>
+            </w:tcBorders>
+            <w:shd w:fill="auto" w:val="clear"/>
+            <w:tcMar>
+              <w:top w:w="100.0" w:type="dxa"/>
+              <w:left w:w="100.0" w:type="dxa"/>
+              <w:bottom w:w="100.0" w:type="dxa"/>
+              <w:right w:w="100.0" w:type="dxa"/>
+            </w:tcMar>
+            <w:vAlign w:val="top"/>
+          </w:tcPr>
+          <w:p>
+            <w:pPr>
+              <w:spacing w:line="330" w:lineRule="auto"/>
+              <w:rPr>
+                <w:b w:val="0"/>
+                <w:bCs w:val="0"/>
+                <w:sz w:val="24"/>
+                <w:szCs w:val="24"/>
+              </w:rPr>
+            </w:pPr>
+            <w:r>
+              <w:rPr>
+                <w:b w:val="0"/>
+                <w:bCs w:val="0"/>
+                <w:sz w:val="24"/>
+                <w:szCs w:val="24"/>
+                <w:rtl w:val="0"/>
+              </w:rPr>
+              <w:t xml:space="preserve">Created By:</w:t>
+            </w:r>
+          </w:p>
+        </w:tc>
+        <w:tc>
+          <w:tcPr>
+            <w:tcBorders>
+              <w:top w:color="000000" w:space="0" w:sz="5" w:val="single"/>
+              <w:left w:color="000000" w:space="0" w:sz="5" w:val="single"/>
+              <w:bottom w:color="000000" w:space="0" w:sz="5" w:val="single"/>
+              <w:right w:color="000000" w:space="0" w:sz="5" w:val="single"/>
+            </w:tcBorders>
+            <w:shd w:fill="auto" w:val="clear"/>
+            <w:tcMar>
+              <w:top w:w="100.0" w:type="dxa"/>
+              <w:left w:w="100.0" w:type="dxa"/>
+              <w:bottom w:w="100.0" w:type="dxa"/>
+              <w:right w:w="100.0" w:type="dxa"/>
+            </w:tcMar>
+            <w:vAlign w:val="top"/>
+          </w:tcPr>
+          <w:p>
+            <w:pPr>
+              <w:spacing w:line="330" w:lineRule="auto"/>
+              <w:rPr>
+                <w:b w:val="0"/>
+                <w:bCs w:val="0"/>
+                <w:sz w:val="24"/>
+                <w:szCs w:val="24"/>
+              </w:rPr>
+            </w:pPr>
+            <w:r>
+              <w:rPr>
+                <w:b w:val="0"/>
+                <w:bCs w:val="0"/>
+                <w:sz w:val="24"/>
+                <w:szCs w:val="24"/>
+                <w:rtl w:val="0"/>
+              </w:rPr>
+              <w:t xml:space="preserve">HungPT</w:t>
+            </w:r>
+          </w:p>
+        </w:tc>
+        <w:tc>
+          <w:tcPr>
+            <w:tcBorders>
+              <w:top w:color="000000" w:space="0" w:sz="5" w:val="single"/>
+              <w:left w:color="000000" w:space="0" w:sz="5" w:val="single"/>
+              <w:bottom w:color="000000" w:space="0" w:sz="5" w:val="single"/>
+              <w:right w:color="000000" w:space="0" w:sz="5" w:val="single"/>
+            </w:tcBorders>
+            <w:shd w:fill="auto" w:val="clear"/>
+            <w:tcMar>
+              <w:top w:w="100.0" w:type="dxa"/>
+              <w:left w:w="100.0" w:type="dxa"/>
+              <w:bottom w:w="100.0" w:type="dxa"/>
+              <w:right w:w="100.0" w:type="dxa"/>
+            </w:tcMar>
+            <w:vAlign w:val="top"/>
+          </w:tcPr>
+          <w:p>
+            <w:pPr>
+              <w:spacing w:line="330" w:lineRule="auto"/>
+              <w:rPr>
+                <w:b w:val="0"/>
+                <w:bCs w:val="0"/>
+                <w:sz w:val="24"/>
+                <w:szCs w:val="24"/>
+              </w:rPr>
+            </w:pPr>
+            <w:r>
+              <w:rPr>
+                <w:b w:val="0"/>
+                <w:bCs w:val="0"/>
+                <w:sz w:val="24"/>
+                <w:szCs w:val="24"/>
+                <w:rtl w:val="0"/>
+              </w:rPr>
+              <w:t xml:space="preserve">Date Created:</w:t>
+            </w:r>
+          </w:p>
+        </w:tc>
+        <w:tc>
+          <w:tcPr>
+            <w:tcBorders>
+              <w:top w:color="000000" w:space="0" w:sz="5" w:val="single"/>
+              <w:left w:color="000000" w:space="0" w:sz="5" w:val="single"/>
+              <w:bottom w:color="000000" w:space="0" w:sz="5" w:val="single"/>
+              <w:right w:color="000000" w:space="0" w:sz="8" w:val="single"/>
+            </w:tcBorders>
+            <w:shd w:fill="auto" w:val="clear"/>
+            <w:tcMar>
+              <w:top w:w="100.0" w:type="dxa"/>
+              <w:left w:w="100.0" w:type="dxa"/>
+              <w:bottom w:w="100.0" w:type="dxa"/>
+              <w:right w:w="100.0" w:type="dxa"/>
+            </w:tcMar>
+            <w:vAlign w:val="top"/>
+          </w:tcPr>
+          <w:p>
+            <w:pPr>
+              <w:spacing w:line="330" w:lineRule="auto"/>
+              <w:rPr>
+                <w:b w:val="0"/>
+                <w:bCs w:val="0"/>
+                <w:sz w:val="24"/>
+                <w:szCs w:val="24"/>
+              </w:rPr>
+            </w:pPr>
+            <w:r>
+              <w:rPr>
+                <w:b w:val="0"/>
+                <w:bCs w:val="0"/>
+                <w:sz w:val="24"/>
+                <w:szCs w:val="24"/>
+                <w:rtl w:val="0"/>
+              </w:rPr>
+              <w:t xml:space="preserve">09/06/2026 </w:t>
+            </w:r>
+          </w:p>
+        </w:tc>
+      </w:tr>
+      <w:tr>
+        <w:trPr>
+          <w:cantSplit w:val="0"/>
+          <w:trHeight w:val="725" w:hRule="atLeast"/>
+          <w:tblHeader w:val="0"/>
+        </w:trPr>
+        <w:tc>
+          <w:tcPr>
+            <w:tcBorders>
+              <w:top w:color="000000" w:space="0" w:sz="5" w:val="single"/>
+              <w:left w:color="000000" w:space="0" w:sz="8" w:val="single"/>
+              <w:bottom w:color="000000" w:space="0" w:sz="5" w:val="single"/>
+              <w:right w:color="000000" w:space="0" w:sz="5" w:val="single"/>
+            </w:tcBorders>
+            <w:shd w:fill="auto" w:val="clear"/>
+            <w:tcMar>
+              <w:top w:w="100.0" w:type="dxa"/>
+              <w:left w:w="100.0" w:type="dxa"/>
+              <w:bottom w:w="100.0" w:type="dxa"/>
+              <w:right w:w="100.0" w:type="dxa"/>
+            </w:tcMar>
+            <w:vAlign w:val="top"/>
+          </w:tcPr>
+          <w:p>
+            <w:pPr>
+              <w:spacing w:line="330" w:lineRule="auto"/>
+              <w:rPr>
+                <w:b w:val="0"/>
+                <w:bCs w:val="0"/>
+                <w:sz w:val="24"/>
+                <w:szCs w:val="24"/>
+              </w:rPr>
+            </w:pPr>
+            <w:r>
+              <w:rPr>
+                <w:b w:val="0"/>
+                <w:bCs w:val="0"/>
+                <w:sz w:val="24"/>
+                <w:szCs w:val="24"/>
+                <w:rtl w:val="0"/>
+              </w:rPr>
+              <w:t xml:space="preserve">Primary Actor:</w:t>
+            </w:r>
+          </w:p>
+        </w:tc>
+        <w:tc>
+          <w:tcPr>
+            <w:tcBorders>
+              <w:top w:color="000000" w:space="0" w:sz="5" w:val="single"/>
+              <w:left w:color="000000" w:space="0" w:sz="5" w:val="single"/>
+              <w:bottom w:color="000000" w:space="0" w:sz="5" w:val="single"/>
+              <w:right w:color="000000" w:space="0" w:sz="5" w:val="single"/>
+            </w:tcBorders>
+            <w:shd w:fill="auto" w:val="clear"/>
+            <w:tcMar>
+              <w:top w:w="100.0" w:type="dxa"/>
+              <w:left w:w="100.0" w:type="dxa"/>
+              <w:bottom w:w="100.0" w:type="dxa"/>
+              <w:right w:w="100.0" w:type="dxa"/>
+            </w:tcMar>
+            <w:vAlign w:val="top"/>
+          </w:tcPr>
+          <w:p>
+            <w:pPr>
+              <w:spacing w:line="330" w:lineRule="auto"/>
+              <w:rPr>
+                <w:b w:val="0"/>
+                <w:bCs w:val="0"/>
+                <w:sz w:val="24"/>
+                <w:szCs w:val="24"/>
+              </w:rPr>
+            </w:pPr>
+            <w:r>
+              <w:rPr>
+                <w:b w:val="0"/>
+                <w:bCs w:val="0"/>
+                <w:sz w:val="24"/>
+                <w:szCs w:val="24"/>
+                <w:rtl w:val="0"/>
+              </w:rPr>
+              <w:t xml:space="preserve">User</w:t>
+            </w:r>
+          </w:p>
+        </w:tc>
+        <w:tc>
+          <w:tcPr>
+            <w:tcBorders>
+              <w:top w:color="000000" w:space="0" w:sz="5" w:val="single"/>
+              <w:left w:color="000000" w:space="0" w:sz="5" w:val="single"/>
+              <w:bottom w:color="000000" w:space="0" w:sz="5" w:val="single"/>
+              <w:right w:color="000000" w:space="0" w:sz="5" w:val="single"/>
+            </w:tcBorders>
+            <w:shd w:fill="auto" w:val="clear"/>
+            <w:tcMar>
+              <w:top w:w="100.0" w:type="dxa"/>
+              <w:left w:w="100.0" w:type="dxa"/>
+              <w:bottom w:w="100.0" w:type="dxa"/>
+              <w:right w:w="100.0" w:type="dxa"/>
+            </w:tcMar>
+            <w:vAlign w:val="top"/>
+          </w:tcPr>
+          <w:p>
+            <w:pPr>
+              <w:spacing w:line="330" w:lineRule="auto"/>
+              <w:rPr>
+                <w:b w:val="0"/>
+                <w:bCs w:val="0"/>
+                <w:sz w:val="24"/>
+                <w:szCs w:val="24"/>
+              </w:rPr>
+            </w:pPr>
+            <w:r>
+              <w:rPr>
+                <w:b w:val="0"/>
+                <w:bCs w:val="0"/>
+                <w:sz w:val="24"/>
+                <w:szCs w:val="24"/>
+                <w:rtl w:val="0"/>
+              </w:rPr>
+              <w:t xml:space="preserve">Secondary Actors:</w:t>
+            </w:r>
+          </w:p>
+        </w:tc>
+        <w:tc>
+          <w:tcPr>
+            <w:tcBorders>
+              <w:top w:color="000000" w:space="0" w:sz="5" w:val="single"/>
+              <w:left w:color="000000" w:space="0" w:sz="5" w:val="single"/>
+              <w:bottom w:color="000000" w:space="0" w:sz="5" w:val="single"/>
+              <w:right w:color="000000" w:space="0" w:sz="8" w:val="single"/>
+            </w:tcBorders>
+            <w:shd w:fill="auto" w:val="clear"/>
+            <w:tcMar>
+              <w:top w:w="100.0" w:type="dxa"/>
+              <w:left w:w="100.0" w:type="dxa"/>
+              <w:bottom w:w="100.0" w:type="dxa"/>
+              <w:right w:w="100.0" w:type="dxa"/>
+            </w:tcMar>
+            <w:vAlign w:val="top"/>
+          </w:tcPr>
+          <w:p>
+            <w:pPr>
+              <w:spacing w:line="330" w:lineRule="auto"/>
+              <w:rPr>
+                <w:b w:val="0"/>
+                <w:bCs w:val="0"/>
+                <w:sz w:val="24"/>
+                <w:szCs w:val="24"/>
+              </w:rPr>
+            </w:pPr>
+            <w:r>
+              <w:rPr>
+                <w:b w:val="0"/>
+                <w:bCs w:val="0"/>
+                <w:sz w:val="24"/>
+                <w:szCs w:val="24"/>
+                <w:rtl w:val="0"/>
+              </w:rPr>
+              <w:t xml:space="preserve">Admin</w:t>
+            </w:r>
+          </w:p>
+        </w:tc>
+      </w:tr>
+      <w:tr>
+        <w:trPr>
+          <w:cantSplit w:val="0"/>
+          <w:trHeight w:val="995" w:hRule="atLeast"/>
+          <w:tblHeader w:val="0"/>
+        </w:trPr>
+        <w:tc>
+          <w:tcPr>
+            <w:tcBorders>
+              <w:top w:color="000000" w:space="0" w:sz="5" w:val="single"/>
+              <w:left w:color="000000" w:space="0" w:sz="8" w:val="single"/>
+              <w:bottom w:color="000000" w:space="0" w:sz="5" w:val="single"/>
+              <w:right w:color="000000" w:space="0" w:sz="5" w:val="single"/>
+            </w:tcBorders>
+            <w:shd w:fill="auto" w:val="clear"/>
+            <w:tcMar>
+              <w:top w:w="100.0" w:type="dxa"/>
+              <w:left w:w="100.0" w:type="dxa"/>
+              <w:bottom w:w="100.0" w:type="dxa"/>
+              <w:right w:w="100.0" w:type="dxa"/>
+            </w:tcMar>
+            <w:vAlign w:val="top"/>
+          </w:tcPr>
+          <w:p>
+            <w:pPr>
+              <w:spacing w:line="330" w:lineRule="auto"/>
+              <w:rPr>
+                <w:b w:val="0"/>
+                <w:bCs w:val="0"/>
+                <w:sz w:val="24"/>
+                <w:szCs w:val="24"/>
+              </w:rPr>
+            </w:pPr>
+            <w:r>
+              <w:rPr>
+                <w:b w:val="0"/>
+                <w:bCs w:val="0"/>
+                <w:sz w:val="24"/>
+                <w:szCs w:val="24"/>
+                <w:rtl w:val="0"/>
+              </w:rPr>
+              <w:t xml:space="preserve">Description:</w:t>
+            </w:r>
+          </w:p>
+        </w:tc>
+        <w:tc>
+          <w:tcPr>
+            <w:gridSpan w:val="3"/>
+            <w:tcBorders>
+              <w:top w:color="000000" w:space="0" w:sz="5" w:val="single"/>
+              <w:left w:color="000000" w:space="0" w:sz="5" w:val="single"/>
+              <w:bottom w:color="000000" w:space="0" w:sz="5" w:val="single"/>
+              <w:right w:color="000000" w:space="0" w:sz="5" w:val="single"/>
+            </w:tcBorders>
+            <w:shd w:fill="auto" w:val="clear"/>
+            <w:tcMar>
+              <w:top w:w="100.0" w:type="dxa"/>
+              <w:left w:w="100.0" w:type="dxa"/>
+              <w:bottom w:w="100.0" w:type="dxa"/>
+              <w:right w:w="100.0" w:type="dxa"/>
+            </w:tcMar>
+            <w:vAlign w:val="top"/>
+          </w:tcPr>
+          <w:p>
+            <w:pPr>
+              <w:spacing w:line="330" w:lineRule="auto"/>
+              <w:rPr>
+                <w:b w:val="0"/>
+                <w:bCs w:val="0"/>
+                <w:sz w:val="24"/>
+                <w:szCs w:val="24"/>
+              </w:rPr>
+            </w:pPr>
+            <w:r>
+              <w:rPr>
+                <w:b w:val="0"/>
+                <w:bCs w:val="0"/>
+                <w:sz w:val="24"/>
+                <w:szCs w:val="24"/>
+                <w:rtl w:val="0"/>
+              </w:rPr>
+              <w:t xml:space="preserve">This use case allows a Registered User to reserve a booking and complete payment directly at the TrekMate office or tour counter. </w:t>
+            </w:r>
+          </w:p>
+        </w:tc>
+      </w:tr>
+      <w:tr>
+        <w:trPr>
+          <w:cantSplit w:val="0"/>
+          <w:trHeight w:val="725" w:hRule="atLeast"/>
+          <w:tblHeader w:val="0"/>
+        </w:trPr>
+        <w:tc>
+          <w:tcPr>
+            <w:tcBorders>
+              <w:top w:color="000000" w:space="0" w:sz="5" w:val="single"/>
+              <w:left w:color="000000" w:space="0" w:sz="8" w:val="single"/>
+              <w:bottom w:color="000000" w:space="0" w:sz="5" w:val="single"/>
+              <w:right w:color="000000" w:space="0" w:sz="5" w:val="single"/>
+            </w:tcBorders>
+            <w:shd w:fill="auto" w:val="clear"/>
+            <w:tcMar>
+              <w:top w:w="100.0" w:type="dxa"/>
+              <w:left w:w="100.0" w:type="dxa"/>
+              <w:bottom w:w="100.0" w:type="dxa"/>
+              <w:right w:w="100.0" w:type="dxa"/>
+            </w:tcMar>
+            <w:vAlign w:val="top"/>
+          </w:tcPr>
+          <w:p>
+            <w:pPr>
+              <w:spacing w:line="330" w:lineRule="auto"/>
+              <w:rPr>
+                <w:b w:val="0"/>
+                <w:bCs w:val="0"/>
+                <w:sz w:val="24"/>
+                <w:szCs w:val="24"/>
+              </w:rPr>
+            </w:pPr>
+            <w:r>
+              <w:rPr>
+                <w:b w:val="0"/>
+                <w:bCs w:val="0"/>
+                <w:sz w:val="24"/>
+                <w:szCs w:val="24"/>
+                <w:rtl w:val="0"/>
+              </w:rPr>
+              <w:t xml:space="preserve">Trigger:</w:t>
+            </w:r>
+          </w:p>
+        </w:tc>
+        <w:tc>
+          <w:tcPr>
+            <w:gridSpan w:val="3"/>
+            <w:tcBorders>
+              <w:top w:color="000000" w:space="0" w:sz="5" w:val="single"/>
+              <w:left w:color="000000" w:space="0" w:sz="5" w:val="single"/>
+              <w:bottom w:color="000000" w:space="0" w:sz="5" w:val="single"/>
+              <w:right w:color="000000" w:space="0" w:sz="5" w:val="single"/>
+            </w:tcBorders>
+            <w:shd w:fill="auto" w:val="clear"/>
+            <w:tcMar>
+              <w:top w:w="100.0" w:type="dxa"/>
+              <w:left w:w="100.0" w:type="dxa"/>
+              <w:bottom w:w="100.0" w:type="dxa"/>
+              <w:right w:w="100.0" w:type="dxa"/>
+            </w:tcMar>
+            <w:vAlign w:val="top"/>
+          </w:tcPr>
+          <w:p>
+            <w:pPr>
+              <w:spacing w:line="330" w:lineRule="auto"/>
+              <w:rPr>
+                <w:b w:val="0"/>
+                <w:bCs w:val="0"/>
+                <w:sz w:val="24"/>
+                <w:szCs w:val="24"/>
+              </w:rPr>
+            </w:pPr>
+            <w:r>
+              <w:rPr>
+                <w:b w:val="0"/>
+                <w:bCs w:val="0"/>
+                <w:sz w:val="24"/>
+                <w:szCs w:val="24"/>
+                <w:rtl w:val="0"/>
+              </w:rPr>
+              <w:t xml:space="preserve">The user selects "Pay at Counter" as the payment method. </w:t>
+            </w:r>
+          </w:p>
+        </w:tc>
+      </w:tr>
+      <w:tr>
+        <w:trPr>
+          <w:cantSplit w:val="0"/>
+          <w:trHeight w:val="995" w:hRule="atLeast"/>
+          <w:tblHeader w:val="0"/>
+        </w:trPr>
+        <w:tc>
+          <w:tcPr>
+            <w:tcBorders>
+              <w:top w:color="000000" w:space="0" w:sz="5" w:val="single"/>
+              <w:left w:color="000000" w:space="0" w:sz="8" w:val="single"/>
+              <w:bottom w:color="000000" w:space="0" w:sz="5" w:val="single"/>
+              <w:right w:color="000000" w:space="0" w:sz="5" w:val="single"/>
+            </w:tcBorders>
+            <w:shd w:fill="auto" w:val="clear"/>
+            <w:tcMar>
+              <w:top w:w="100.0" w:type="dxa"/>
+              <w:left w:w="100.0" w:type="dxa"/>
+              <w:bottom w:w="100.0" w:type="dxa"/>
+              <w:right w:w="100.0" w:type="dxa"/>
+            </w:tcMar>
+            <w:vAlign w:val="top"/>
+          </w:tcPr>
+          <w:p>
+            <w:pPr>
+              <w:spacing w:line="330" w:lineRule="auto"/>
+              <w:rPr>
+                <w:b w:val="0"/>
+                <w:bCs w:val="0"/>
+                <w:sz w:val="24"/>
+                <w:szCs w:val="24"/>
+              </w:rPr>
+            </w:pPr>
+            <w:r>
+              <w:rPr>
+                <w:b w:val="0"/>
+                <w:bCs w:val="0"/>
+                <w:sz w:val="24"/>
+                <w:szCs w:val="24"/>
+                <w:rtl w:val="0"/>
+              </w:rPr>
+              <w:t xml:space="preserve">Preconditions:</w:t>
+            </w:r>
+          </w:p>
+        </w:tc>
+        <w:tc>
+          <w:tcPr>
+            <w:gridSpan w:val="3"/>
+            <w:tcBorders>
+              <w:top w:color="000000" w:space="0" w:sz="5" w:val="single"/>
+              <w:left w:color="000000" w:space="0" w:sz="5" w:val="single"/>
+              <w:bottom w:color="000000" w:space="0" w:sz="5" w:val="single"/>
+              <w:right w:color="000000" w:space="0" w:sz="5" w:val="single"/>
+            </w:tcBorders>
+            <w:shd w:fill="auto" w:val="clear"/>
+            <w:tcMar>
+              <w:top w:w="100.0" w:type="dxa"/>
+              <w:left w:w="100.0" w:type="dxa"/>
+              <w:bottom w:w="100.0" w:type="dxa"/>
+              <w:right w:w="100.0" w:type="dxa"/>
+            </w:tcMar>
+            <w:vAlign w:val="top"/>
+          </w:tcPr>
+          <w:p>
+            <w:pPr>
+              <w:spacing w:line="330" w:lineRule="auto"/>
+              <w:rPr>
+                <w:b w:val="0"/>
+                <w:bCs w:val="0"/>
+                <w:sz w:val="24"/>
+                <w:szCs w:val="24"/>
+              </w:rPr>
+            </w:pPr>
+            <w:r>
+              <w:rPr>
+                <w:b w:val="0"/>
+                <w:bCs w:val="0"/>
+                <w:sz w:val="24"/>
+                <w:szCs w:val="24"/>
+                <w:rtl w:val="0"/>
+              </w:rPr>
+              <w:t xml:space="preserve">PRE-1. A booking exists.</w:t>
+            </w:r>
+          </w:p>
+          <w:p>
+            <w:pPr>
+              <w:spacing w:line="330" w:lineRule="auto"/>
+              <w:rPr>
+                <w:b w:val="0"/>
+                <w:bCs w:val="0"/>
+                <w:sz w:val="24"/>
+                <w:szCs w:val="24"/>
+              </w:rPr>
+            </w:pPr>
+            <w:r>
+              <w:rPr>
+                <w:b w:val="0"/>
+                <w:bCs w:val="0"/>
+                <w:sz w:val="24"/>
+                <w:szCs w:val="24"/>
+                <w:rtl w:val="0"/>
+              </w:rPr>
+              <w:t xml:space="preserve">PRE-2. Booking status is PENDING_PAYMENT. </w:t>
+            </w:r>
+          </w:p>
+        </w:tc>
+      </w:tr>
+      <w:tr>
+        <w:trPr>
+          <w:cantSplit w:val="0"/>
+          <w:trHeight w:val="995" w:hRule="atLeast"/>
+          <w:tblHeader w:val="0"/>
+        </w:trPr>
+        <w:tc>
+          <w:tcPr>
+            <w:tcBorders>
+              <w:top w:color="000000" w:space="0" w:sz="5" w:val="single"/>
+              <w:left w:color="000000" w:space="0" w:sz="8" w:val="single"/>
+              <w:bottom w:color="000000" w:space="0" w:sz="5" w:val="single"/>
+              <w:right w:color="000000" w:space="0" w:sz="5" w:val="single"/>
+            </w:tcBorders>
+            <w:shd w:fill="auto" w:val="clear"/>
+            <w:tcMar>
+              <w:top w:w="100.0" w:type="dxa"/>
+              <w:left w:w="100.0" w:type="dxa"/>
+              <w:bottom w:w="100.0" w:type="dxa"/>
+              <w:right w:w="100.0" w:type="dxa"/>
+            </w:tcMar>
+            <w:vAlign w:val="top"/>
+          </w:tcPr>
+          <w:p>
+            <w:pPr>
+              <w:spacing w:line="330" w:lineRule="auto"/>
+              <w:rPr>
+                <w:b w:val="0"/>
+                <w:bCs w:val="0"/>
+                <w:sz w:val="24"/>
+                <w:szCs w:val="24"/>
+              </w:rPr>
+            </w:pPr>
+            <w:r>
+              <w:rPr>
+                <w:b w:val="0"/>
+                <w:bCs w:val="0"/>
+                <w:sz w:val="24"/>
+                <w:szCs w:val="24"/>
+                <w:rtl w:val="0"/>
+              </w:rPr>
+              <w:t xml:space="preserve">Postconditions:</w:t>
+            </w:r>
+          </w:p>
+        </w:tc>
+        <w:tc>
+          <w:tcPr>
+            <w:gridSpan w:val="3"/>
+            <w:tcBorders>
+              <w:top w:color="000000" w:space="0" w:sz="5" w:val="single"/>
+              <w:left w:color="000000" w:space="0" w:sz="5" w:val="single"/>
+              <w:bottom w:color="000000" w:space="0" w:sz="5" w:val="single"/>
+              <w:right w:color="000000" w:space="0" w:sz="5" w:val="single"/>
+            </w:tcBorders>
+            <w:shd w:fill="auto" w:val="clear"/>
+            <w:tcMar>
+              <w:top w:w="100.0" w:type="dxa"/>
+              <w:left w:w="100.0" w:type="dxa"/>
+              <w:bottom w:w="100.0" w:type="dxa"/>
+              <w:right w:w="100.0" w:type="dxa"/>
+            </w:tcMar>
+            <w:vAlign w:val="top"/>
+          </w:tcPr>
+          <w:p>
+            <w:pPr>
+              <w:spacing w:line="330" w:lineRule="auto"/>
+              <w:rPr>
+                <w:b w:val="0"/>
+                <w:bCs w:val="0"/>
+                <w:sz w:val="24"/>
+                <w:szCs w:val="24"/>
+              </w:rPr>
+            </w:pPr>
+            <w:r>
+              <w:rPr>
+                <w:b w:val="0"/>
+                <w:bCs w:val="0"/>
+                <w:sz w:val="24"/>
+                <w:szCs w:val="24"/>
+                <w:rtl w:val="0"/>
+              </w:rPr>
+              <w:t xml:space="preserve">POST-1. A payment record is created.</w:t>
+            </w:r>
+          </w:p>
+          <w:p>
+            <w:pPr>
+              <w:spacing w:line="330" w:lineRule="auto"/>
+              <w:rPr>
+                <w:b w:val="0"/>
+                <w:bCs w:val="0"/>
+                <w:sz w:val="24"/>
+                <w:szCs w:val="24"/>
+              </w:rPr>
+            </w:pPr>
+            <w:r>
+              <w:rPr>
+                <w:b w:val="0"/>
+                <w:bCs w:val="0"/>
+                <w:sz w:val="24"/>
+                <w:szCs w:val="24"/>
+                <w:rtl w:val="0"/>
+              </w:rPr>
+              <w:t xml:space="preserve">POST-2. Payment status becomes PAID after Admin confirmation.</w:t>
+            </w:r>
+          </w:p>
+          <w:p>
+            <w:pPr>
+              <w:spacing w:line="330" w:lineRule="auto"/>
+              <w:rPr>
+                <w:b w:val="0"/>
+                <w:bCs w:val="0"/>
+                <w:sz w:val="24"/>
+                <w:szCs w:val="24"/>
+              </w:rPr>
+            </w:pPr>
+            <w:r>
+              <w:rPr>
+                <w:b w:val="0"/>
+                <w:bCs w:val="0"/>
+                <w:sz w:val="24"/>
+                <w:szCs w:val="24"/>
+                <w:rtl w:val="0"/>
+              </w:rPr>
+              <w:t xml:space="preserve">POST-3. Confirmation email is sent. </w:t>
+            </w:r>
+          </w:p>
+        </w:tc>
+      </w:tr>
+      <w:tr>
+        <w:trPr>
+          <w:cantSplit w:val="0"/>
+          <w:trHeight w:val="3500" w:hRule="atLeast"/>
+          <w:tblHeader w:val="0"/>
+        </w:trPr>
+        <w:tc>
+          <w:tcPr>
+            <w:tcBorders>
+              <w:top w:color="000000" w:space="0" w:sz="5" w:val="single"/>
+              <w:left w:color="000000" w:space="0" w:sz="8" w:val="single"/>
+              <w:bottom w:color="000000" w:space="0" w:sz="5" w:val="single"/>
+              <w:right w:color="000000" w:space="0" w:sz="5" w:val="single"/>
+            </w:tcBorders>
+            <w:shd w:fill="auto" w:val="clear"/>
+            <w:tcMar>
+              <w:top w:w="100.0" w:type="dxa"/>
+              <w:left w:w="100.0" w:type="dxa"/>
+              <w:bottom w:w="100.0" w:type="dxa"/>
+              <w:right w:w="100.0" w:type="dxa"/>
+            </w:tcMar>
+            <w:vAlign w:val="top"/>
+          </w:tcPr>
+          <w:p>
+            <w:pPr>
+              <w:spacing w:line="330" w:lineRule="auto"/>
+              <w:rPr>
+                <w:b w:val="0"/>
+                <w:bCs w:val="0"/>
+                <w:sz w:val="24"/>
+                <w:szCs w:val="24"/>
+              </w:rPr>
+            </w:pPr>
+            <w:r>
+              <w:rPr>
+                <w:b w:val="0"/>
+                <w:bCs w:val="0"/>
+                <w:sz w:val="24"/>
+                <w:szCs w:val="24"/>
+                <w:rtl w:val="0"/>
+              </w:rPr>
+              <w:t xml:space="preserve">Normal Flow:</w:t>
+            </w:r>
+          </w:p>
+        </w:tc>
+        <w:tc>
+          <w:tcPr>
+            <w:gridSpan w:val="3"/>
+            <w:tcBorders>
+              <w:top w:color="000000" w:space="0" w:sz="5" w:val="single"/>
+              <w:left w:color="000000" w:space="0" w:sz="5" w:val="single"/>
+              <w:bottom w:color="000000" w:space="0" w:sz="5" w:val="single"/>
+              <w:right w:color="000000" w:space="0" w:sz="5" w:val="single"/>
+            </w:tcBorders>
+            <w:shd w:fill="auto" w:val="clear"/>
+            <w:tcMar>
+              <w:top w:w="100.0" w:type="dxa"/>
+              <w:left w:w="100.0" w:type="dxa"/>
+              <w:bottom w:w="100.0" w:type="dxa"/>
+              <w:right w:w="100.0" w:type="dxa"/>
+            </w:tcMar>
+            <w:vAlign w:val="top"/>
+          </w:tcPr>
+          <w:p>
+            <w:pPr>
+              <w:numPr>
+                <w:ilvl w:val="0"/>
+                <w:numId w:val="13"/>
+              </w:numPr>
+              <w:spacing w:after="0" w:afterAutospacing="0" w:before="120" w:lineRule="auto"/>
+              <w:ind w:left="720" w:hanging="360"/>
+              <w:rPr>
+                <w:b w:val="0"/>
+                <w:bCs w:val="0"/>
+                <w:sz w:val="24"/>
+                <w:szCs w:val="24"/>
+              </w:rPr>
+            </w:pPr>
+            <w:r>
+              <w:rPr>
+                <w:b w:val="0"/>
+                <w:bCs w:val="0"/>
+                <w:sz w:val="24"/>
+                <w:szCs w:val="24"/>
+                <w:rtl w:val="0"/>
+              </w:rPr>
+              <w:t xml:space="preserve">The user selects Pay at Counter.</w:t>
+            </w:r>
+          </w:p>
+          <w:p>
+            <w:pPr>
+              <w:numPr>
+                <w:ilvl w:val="0"/>
+                <w:numId w:val="13"/>
+              </w:numPr>
+              <w:spacing w:after="0" w:afterAutospacing="0" w:before="0" w:beforeAutospacing="0" w:lineRule="auto"/>
+              <w:ind w:left="720" w:hanging="360"/>
+              <w:rPr>
+                <w:b w:val="0"/>
+                <w:bCs w:val="0"/>
+                <w:sz w:val="24"/>
+                <w:szCs w:val="24"/>
+              </w:rPr>
+            </w:pPr>
+            <w:r>
+              <w:rPr>
+                <w:b w:val="0"/>
+                <w:bCs w:val="0"/>
+                <w:sz w:val="24"/>
+                <w:szCs w:val="24"/>
+                <w:rtl w:val="0"/>
+              </w:rPr>
+              <w:t xml:space="preserve">The system creates a payment record.</w:t>
+            </w:r>
+          </w:p>
+          <w:p>
+            <w:pPr>
+              <w:numPr>
+                <w:ilvl w:val="0"/>
+                <w:numId w:val="13"/>
+              </w:numPr>
+              <w:spacing w:after="0" w:afterAutospacing="0" w:before="0" w:beforeAutospacing="0" w:lineRule="auto"/>
+              <w:ind w:left="720" w:hanging="360"/>
+              <w:rPr>
+                <w:b w:val="0"/>
+                <w:bCs w:val="0"/>
+                <w:sz w:val="24"/>
+                <w:szCs w:val="24"/>
+              </w:rPr>
+            </w:pPr>
+            <w:r>
+              <w:rPr>
+                <w:b w:val="0"/>
+                <w:bCs w:val="0"/>
+                <w:sz w:val="24"/>
+                <w:szCs w:val="24"/>
+                <w:rtl w:val="0"/>
+              </w:rPr>
+              <w:t xml:space="preserve">The system marks payment status as PENDING.</w:t>
+            </w:r>
+          </w:p>
+          <w:p>
+            <w:pPr>
+              <w:numPr>
+                <w:ilvl w:val="0"/>
+                <w:numId w:val="13"/>
+              </w:numPr>
+              <w:spacing w:after="0" w:afterAutospacing="0" w:before="0" w:beforeAutospacing="0" w:lineRule="auto"/>
+              <w:ind w:left="720" w:hanging="360"/>
+              <w:rPr>
+                <w:b w:val="0"/>
+                <w:bCs w:val="0"/>
+                <w:sz w:val="24"/>
+                <w:szCs w:val="24"/>
+              </w:rPr>
+            </w:pPr>
+            <w:r>
+              <w:rPr>
+                <w:b w:val="0"/>
+                <w:bCs w:val="0"/>
+                <w:sz w:val="24"/>
+                <w:szCs w:val="24"/>
+                <w:rtl w:val="0"/>
+              </w:rPr>
+              <w:t xml:space="preserve">The user visits the office and completes payment.</w:t>
+            </w:r>
+          </w:p>
+          <w:p>
+            <w:pPr>
+              <w:numPr>
+                <w:ilvl w:val="0"/>
+                <w:numId w:val="13"/>
+              </w:numPr>
+              <w:spacing w:after="0" w:afterAutospacing="0" w:before="0" w:beforeAutospacing="0" w:lineRule="auto"/>
+              <w:ind w:left="720" w:hanging="360"/>
+              <w:rPr>
+                <w:b w:val="0"/>
+                <w:bCs w:val="0"/>
+                <w:sz w:val="24"/>
+                <w:szCs w:val="24"/>
+              </w:rPr>
+            </w:pPr>
+            <w:r>
+              <w:rPr>
+                <w:b w:val="0"/>
+                <w:bCs w:val="0"/>
+                <w:sz w:val="24"/>
+                <w:szCs w:val="24"/>
+                <w:rtl w:val="0"/>
+              </w:rPr>
+              <w:t xml:space="preserve">The Admin verifies payment.</w:t>
+            </w:r>
+          </w:p>
+          <w:p>
+            <w:pPr>
+              <w:numPr>
+                <w:ilvl w:val="0"/>
+                <w:numId w:val="13"/>
+              </w:numPr>
+              <w:spacing w:after="0" w:afterAutospacing="0" w:before="0" w:beforeAutospacing="0" w:lineRule="auto"/>
+              <w:ind w:left="720" w:hanging="360"/>
+              <w:rPr>
+                <w:b w:val="0"/>
+                <w:bCs w:val="0"/>
+                <w:sz w:val="24"/>
+                <w:szCs w:val="24"/>
+              </w:rPr>
+            </w:pPr>
+            <w:r>
+              <w:rPr>
+                <w:b w:val="0"/>
+                <w:bCs w:val="0"/>
+                <w:sz w:val="24"/>
+                <w:szCs w:val="24"/>
+                <w:rtl w:val="0"/>
+              </w:rPr>
+              <w:t xml:space="preserve">The Admin confirms payment.</w:t>
+            </w:r>
+          </w:p>
+          <w:p>
+            <w:pPr>
+              <w:numPr>
+                <w:ilvl w:val="0"/>
+                <w:numId w:val="13"/>
+              </w:numPr>
+              <w:spacing w:after="0" w:afterAutospacing="0" w:before="0" w:beforeAutospacing="0" w:lineRule="auto"/>
+              <w:ind w:left="720" w:hanging="360"/>
+              <w:rPr>
+                <w:b w:val="0"/>
+                <w:bCs w:val="0"/>
+                <w:sz w:val="24"/>
+                <w:szCs w:val="24"/>
+              </w:rPr>
+            </w:pPr>
+            <w:r>
+              <w:rPr>
+                <w:b w:val="0"/>
+                <w:bCs w:val="0"/>
+                <w:sz w:val="24"/>
+                <w:szCs w:val="24"/>
+                <w:rtl w:val="0"/>
+              </w:rPr>
+              <w:t xml:space="preserve">The system updates payment status to SUCCESS.</w:t>
+            </w:r>
+          </w:p>
+          <w:p>
+            <w:pPr>
+              <w:numPr>
+                <w:ilvl w:val="0"/>
+                <w:numId w:val="13"/>
+              </w:numPr>
+              <w:spacing w:after="0" w:afterAutospacing="0" w:before="0" w:beforeAutospacing="0" w:lineRule="auto"/>
+              <w:ind w:left="720" w:hanging="360"/>
+              <w:rPr>
+                <w:b w:val="0"/>
+                <w:bCs w:val="0"/>
+                <w:sz w:val="24"/>
+                <w:szCs w:val="24"/>
+              </w:rPr>
+            </w:pPr>
+            <w:r>
+              <w:rPr>
+                <w:b w:val="0"/>
+                <w:bCs w:val="0"/>
+                <w:sz w:val="24"/>
+                <w:szCs w:val="24"/>
+                <w:rtl w:val="0"/>
+              </w:rPr>
+              <w:t xml:space="preserve">The system sends a confirmation email.</w:t>
+            </w:r>
+          </w:p>
+          <w:p>
+            <w:pPr>
+              <w:numPr>
+                <w:ilvl w:val="0"/>
+                <w:numId w:val="13"/>
+              </w:numPr>
+              <w:spacing w:after="120" w:before="0" w:beforeAutospacing="0" w:lineRule="auto"/>
+              <w:ind w:left="720" w:hanging="360"/>
+              <w:rPr>
+                <w:b w:val="0"/>
+                <w:bCs w:val="0"/>
+                <w:sz w:val="24"/>
+                <w:szCs w:val="24"/>
+              </w:rPr>
+            </w:pPr>
+            <w:r>
+              <w:rPr>
+                <w:b w:val="0"/>
+                <w:bCs w:val="0"/>
+                <w:sz w:val="24"/>
+                <w:szCs w:val="24"/>
+                <w:rtl w:val="0"/>
+              </w:rPr>
+              <w:t xml:space="preserve">The system awards loyalty points.</w:t>
+            </w:r>
+          </w:p>
+          <w:p>
+            <w:pPr>
+              <w:spacing w:after="120" w:before="120" w:lineRule="auto"/>
+              <w:ind w:left="720" w:firstLine="0"/>
+              <w:rPr>
+                <w:b w:val="0"/>
+                <w:bCs w:val="0"/>
+                <w:sz w:val="24"/>
+                <w:szCs w:val="24"/>
+              </w:rPr>
+            </w:pPr>
+            <w:r>
+              <w:rPr>
+                <w:rtl w:val="0"/>
+              </w:rPr>
+            </w:r>
+          </w:p>
+        </w:tc>
+      </w:tr>
+      <w:tr>
+        <w:trPr>
+          <w:cantSplit w:val="0"/>
+          <w:trHeight w:val="995" w:hRule="atLeast"/>
+          <w:tblHeader w:val="0"/>
+        </w:trPr>
+        <w:tc>
+          <w:tcPr>
+            <w:tcBorders>
+              <w:top w:color="000000" w:space="0" w:sz="5" w:val="single"/>
+              <w:left w:color="000000" w:space="0" w:sz="8" w:val="single"/>
+              <w:bottom w:color="000000" w:space="0" w:sz="5" w:val="single"/>
+              <w:right w:color="000000" w:space="0" w:sz="5" w:val="single"/>
+            </w:tcBorders>
+            <w:shd w:fill="auto" w:val="clear"/>
+            <w:tcMar>
+              <w:top w:w="100.0" w:type="dxa"/>
+              <w:left w:w="100.0" w:type="dxa"/>
+              <w:bottom w:w="100.0" w:type="dxa"/>
+              <w:right w:w="100.0" w:type="dxa"/>
+            </w:tcMar>
+            <w:vAlign w:val="top"/>
+          </w:tcPr>
+          <w:p>
+            <w:pPr>
+              <w:spacing w:line="330" w:lineRule="auto"/>
+              <w:rPr>
+                <w:b w:val="0"/>
+                <w:bCs w:val="0"/>
+                <w:sz w:val="24"/>
+                <w:szCs w:val="24"/>
+              </w:rPr>
+            </w:pPr>
+            <w:r>
+              <w:rPr>
+                <w:b w:val="0"/>
+                <w:bCs w:val="0"/>
+                <w:sz w:val="24"/>
+                <w:szCs w:val="24"/>
+                <w:rtl w:val="0"/>
+              </w:rPr>
+              <w:t xml:space="preserve">Alternative Flows:</w:t>
+            </w:r>
+          </w:p>
+        </w:tc>
+        <w:tc>
+          <w:tcPr>
+            <w:gridSpan w:val="3"/>
+            <w:tcBorders>
+              <w:top w:color="000000" w:space="0" w:sz="5" w:val="single"/>
+              <w:left w:color="000000" w:space="0" w:sz="5" w:val="single"/>
+              <w:bottom w:color="000000" w:space="0" w:sz="5" w:val="single"/>
+              <w:right w:color="000000" w:space="0" w:sz="5" w:val="single"/>
+            </w:tcBorders>
+            <w:shd w:fill="auto" w:val="clear"/>
+            <w:tcMar>
+              <w:top w:w="100.0" w:type="dxa"/>
+              <w:left w:w="100.0" w:type="dxa"/>
+              <w:bottom w:w="100.0" w:type="dxa"/>
+              <w:right w:w="100.0" w:type="dxa"/>
+            </w:tcMar>
+            <w:vAlign w:val="top"/>
+          </w:tcPr>
+          <w:p>
+            <w:pPr>
+              <w:spacing w:after="240" w:before="240" w:line="330" w:lineRule="auto"/>
+              <w:rPr>
+                <w:b w:val="0"/>
+                <w:bCs w:val="0"/>
+                <w:sz w:val="24"/>
+                <w:szCs w:val="24"/>
+              </w:rPr>
+            </w:pPr>
+            <w:r>
+              <w:rPr>
+                <w:b w:val="0"/>
+                <w:bCs w:val="0"/>
+                <w:sz w:val="24"/>
+                <w:szCs w:val="24"/>
+                <w:rtl w:val="0"/>
+              </w:rPr>
+              <w:t xml:space="preserve">AF-1. User cancels the booking before payment.</w:t>
+            </w:r>
+          </w:p>
+          <w:p>
+            <w:pPr>
+              <w:spacing w:after="240" w:before="240" w:line="330" w:lineRule="auto"/>
+              <w:rPr>
+                <w:b w:val="0"/>
+                <w:bCs w:val="0"/>
+                <w:sz w:val="24"/>
+                <w:szCs w:val="24"/>
+              </w:rPr>
+            </w:pPr>
+            <w:r>
+              <w:rPr>
+                <w:b w:val="0"/>
+                <w:bCs w:val="0"/>
+                <w:sz w:val="24"/>
+                <w:szCs w:val="24"/>
+                <w:rtl w:val="0"/>
+              </w:rPr>
+              <w:t xml:space="preserve">- Booking status becomes CANCELLED. </w:t>
+            </w:r>
+          </w:p>
+        </w:tc>
+      </w:tr>
+      <w:tr>
+        <w:trPr>
+          <w:cantSplit w:val="0"/>
+          <w:trHeight w:val="725" w:hRule="atLeast"/>
+          <w:tblHeader w:val="0"/>
+        </w:trPr>
+        <w:tc>
+          <w:tcPr>
+            <w:tcBorders>
+              <w:top w:color="000000" w:space="0" w:sz="5" w:val="single"/>
+              <w:left w:color="000000" w:space="0" w:sz="8" w:val="single"/>
+              <w:bottom w:color="000000" w:space="0" w:sz="5" w:val="single"/>
+              <w:right w:color="000000" w:space="0" w:sz="5" w:val="single"/>
+            </w:tcBorders>
+            <w:shd w:fill="auto" w:val="clear"/>
+            <w:tcMar>
+              <w:top w:w="100.0" w:type="dxa"/>
+              <w:left w:w="100.0" w:type="dxa"/>
+              <w:bottom w:w="100.0" w:type="dxa"/>
+              <w:right w:w="100.0" w:type="dxa"/>
+            </w:tcMar>
+            <w:vAlign w:val="top"/>
+          </w:tcPr>
+          <w:p>
+            <w:pPr>
+              <w:spacing w:line="330" w:lineRule="auto"/>
+              <w:rPr>
+                <w:b w:val="0"/>
+                <w:bCs w:val="0"/>
+                <w:sz w:val="24"/>
+                <w:szCs w:val="24"/>
+              </w:rPr>
+            </w:pPr>
+            <w:r>
+              <w:rPr>
+                <w:b w:val="0"/>
+                <w:bCs w:val="0"/>
+                <w:sz w:val="24"/>
+                <w:szCs w:val="24"/>
+                <w:rtl w:val="0"/>
+              </w:rPr>
+              <w:t xml:space="preserve">Exceptions:</w:t>
+            </w:r>
+          </w:p>
+        </w:tc>
+        <w:tc>
+          <w:tcPr>
+            <w:gridSpan w:val="3"/>
+            <w:tcBorders>
+              <w:top w:color="000000" w:space="0" w:sz="5" w:val="single"/>
+              <w:left w:color="000000" w:space="0" w:sz="5" w:val="single"/>
+              <w:bottom w:color="000000" w:space="0" w:sz="5" w:val="single"/>
+              <w:right w:color="000000" w:space="0" w:sz="5" w:val="single"/>
+            </w:tcBorders>
+            <w:shd w:fill="auto" w:val="clear"/>
+            <w:tcMar>
+              <w:top w:w="100.0" w:type="dxa"/>
+              <w:left w:w="100.0" w:type="dxa"/>
+              <w:bottom w:w="100.0" w:type="dxa"/>
+              <w:right w:w="100.0" w:type="dxa"/>
+            </w:tcMar>
+            <w:vAlign w:val="top"/>
+          </w:tcPr>
+          <w:p>
+            <w:pPr>
+              <w:spacing w:after="240" w:before="240" w:line="330" w:lineRule="auto"/>
+              <w:rPr>
+                <w:b w:val="0"/>
+                <w:bCs w:val="0"/>
+                <w:sz w:val="24"/>
+                <w:szCs w:val="24"/>
+              </w:rPr>
+            </w:pPr>
+            <w:r>
+              <w:rPr>
+                <w:b w:val="0"/>
+                <w:bCs w:val="0"/>
+                <w:sz w:val="24"/>
+                <w:szCs w:val="24"/>
+                <w:rtl w:val="0"/>
+              </w:rPr>
+              <w:t xml:space="preserve">EX-1. Admin rejects payment verification.</w:t>
+            </w:r>
+          </w:p>
+          <w:p>
+            <w:pPr>
+              <w:spacing w:after="240" w:before="240" w:line="330" w:lineRule="auto"/>
+              <w:rPr>
+                <w:b w:val="0"/>
+                <w:bCs w:val="0"/>
+                <w:sz w:val="24"/>
+                <w:szCs w:val="24"/>
+              </w:rPr>
+            </w:pPr>
+            <w:r>
+              <w:rPr>
+                <w:b w:val="0"/>
+                <w:bCs w:val="0"/>
+                <w:sz w:val="24"/>
+                <w:szCs w:val="24"/>
+                <w:rtl w:val="0"/>
+              </w:rPr>
+              <w:t xml:space="preserve">- Payment remains PENDING. </w:t>
+            </w:r>
+          </w:p>
+        </w:tc>
+      </w:tr>
+      <w:tr>
+        <w:trPr>
+          <w:cantSplit w:val="0"/>
+          <w:trHeight w:val="725" w:hRule="atLeast"/>
+          <w:tblHeader w:val="0"/>
+        </w:trPr>
+        <w:tc>
+          <w:tcPr>
+            <w:tcBorders>
+              <w:top w:color="000000" w:space="0" w:sz="5" w:val="single"/>
+              <w:left w:color="000000" w:space="0" w:sz="8" w:val="single"/>
+              <w:bottom w:color="000000" w:space="0" w:sz="5" w:val="single"/>
+              <w:right w:color="000000" w:space="0" w:sz="5" w:val="single"/>
+            </w:tcBorders>
+            <w:shd w:fill="auto" w:val="clear"/>
+            <w:tcMar>
+              <w:top w:w="100.0" w:type="dxa"/>
+              <w:left w:w="100.0" w:type="dxa"/>
+              <w:bottom w:w="100.0" w:type="dxa"/>
+              <w:right w:w="100.0" w:type="dxa"/>
+            </w:tcMar>
+            <w:vAlign w:val="top"/>
+          </w:tcPr>
+          <w:p>
+            <w:pPr>
+              <w:spacing w:line="330" w:lineRule="auto"/>
+              <w:rPr>
+                <w:b w:val="0"/>
+                <w:bCs w:val="0"/>
+                <w:sz w:val="24"/>
+                <w:szCs w:val="24"/>
+              </w:rPr>
+            </w:pPr>
+            <w:r>
+              <w:rPr>
+                <w:b w:val="0"/>
+                <w:bCs w:val="0"/>
+                <w:sz w:val="24"/>
+                <w:szCs w:val="24"/>
+                <w:rtl w:val="0"/>
+              </w:rPr>
+              <w:t xml:space="preserve">Priority:</w:t>
+            </w:r>
+          </w:p>
+        </w:tc>
+        <w:tc>
+          <w:tcPr>
+            <w:gridSpan w:val="3"/>
+            <w:tcBorders>
+              <w:top w:color="000000" w:space="0" w:sz="5" w:val="single"/>
+              <w:left w:color="000000" w:space="0" w:sz="5" w:val="single"/>
+              <w:bottom w:color="000000" w:space="0" w:sz="5" w:val="single"/>
+              <w:right w:color="000000" w:space="0" w:sz="5" w:val="single"/>
+            </w:tcBorders>
+            <w:shd w:fill="auto" w:val="clear"/>
+            <w:tcMar>
+              <w:top w:w="100.0" w:type="dxa"/>
+              <w:left w:w="100.0" w:type="dxa"/>
+              <w:bottom w:w="100.0" w:type="dxa"/>
+              <w:right w:w="100.0" w:type="dxa"/>
+            </w:tcMar>
+            <w:vAlign w:val="top"/>
+          </w:tcPr>
+          <w:p>
+            <w:pPr>
+              <w:spacing w:line="330" w:lineRule="auto"/>
+              <w:rPr>
+                <w:b w:val="0"/>
+                <w:bCs w:val="0"/>
+                <w:sz w:val="24"/>
+                <w:szCs w:val="24"/>
+              </w:rPr>
+            </w:pPr>
+            <w:r>
+              <w:rPr>
+                <w:b w:val="0"/>
+                <w:bCs w:val="0"/>
+                <w:sz w:val="24"/>
+                <w:szCs w:val="24"/>
+                <w:rtl w:val="0"/>
+              </w:rPr>
+              <w:t xml:space="preserve">Medium</w:t>
+            </w:r>
+          </w:p>
+        </w:tc>
+      </w:tr>
+      <w:tr>
+        <w:trPr>
+          <w:cantSplit w:val="0"/>
+          <w:trHeight w:val="1790" w:hRule="atLeast"/>
+          <w:tblHeader w:val="0"/>
+        </w:trPr>
+        <w:tc>
+          <w:tcPr>
+            <w:tcBorders>
+              <w:top w:color="000000" w:space="0" w:sz="5" w:val="single"/>
+              <w:left w:color="000000" w:space="0" w:sz="8" w:val="single"/>
+              <w:bottom w:color="000000" w:space="0" w:sz="8" w:val="single"/>
+              <w:right w:color="000000" w:space="0" w:sz="5" w:val="single"/>
+            </w:tcBorders>
+            <w:shd w:fill="auto" w:val="clear"/>
+            <w:tcMar>
+              <w:top w:w="100.0" w:type="dxa"/>
+              <w:left w:w="100.0" w:type="dxa"/>
+              <w:bottom w:w="100.0" w:type="dxa"/>
+              <w:right w:w="100.0" w:type="dxa"/>
+            </w:tcMar>
+            <w:vAlign w:val="top"/>
+          </w:tcPr>
+          <w:p>
+            <w:pPr>
+              <w:spacing w:line="330" w:lineRule="auto"/>
+              <w:rPr>
+                <w:b w:val="0"/>
+                <w:bCs w:val="0"/>
+                <w:sz w:val="24"/>
+                <w:szCs w:val="24"/>
+              </w:rPr>
+            </w:pPr>
+            <w:r>
+              <w:rPr>
+                <w:b w:val="0"/>
+                <w:bCs w:val="0"/>
+                <w:sz w:val="24"/>
+                <w:szCs w:val="24"/>
+                <w:rtl w:val="0"/>
+              </w:rPr>
+              <w:t xml:space="preserve">Business Rules:</w:t>
+            </w:r>
+          </w:p>
+        </w:tc>
+        <w:tc>
+          <w:tcPr>
+            <w:gridSpan w:val="3"/>
+            <w:tcBorders>
+              <w:top w:color="000000" w:space="0" w:sz="5" w:val="single"/>
+              <w:left w:color="000000" w:space="0" w:sz="5" w:val="single"/>
+              <w:bottom w:color="000000" w:space="0" w:sz="8" w:val="single"/>
+              <w:right w:color="000000" w:space="0" w:sz="5" w:val="single"/>
+            </w:tcBorders>
+            <w:shd w:fill="auto" w:val="clear"/>
+            <w:tcMar>
+              <w:top w:w="100.0" w:type="dxa"/>
+              <w:left w:w="100.0" w:type="dxa"/>
+              <w:bottom w:w="100.0" w:type="dxa"/>
+              <w:right w:w="100.0" w:type="dxa"/>
+            </w:tcMar>
+            <w:vAlign w:val="top"/>
+          </w:tcPr>
+          <w:p>
+            <w:pPr>
+              <w:spacing w:line="330" w:lineRule="auto"/>
+              <w:rPr>
+                <w:b w:val="0"/>
+                <w:bCs w:val="0"/>
+                <w:sz w:val="24"/>
+                <w:szCs w:val="24"/>
+              </w:rPr>
+            </w:pPr>
+            <w:r>
+              <w:rPr>
+                <w:b w:val="0"/>
+                <w:bCs w:val="0"/>
+                <w:sz w:val="24"/>
+                <w:szCs w:val="24"/>
+                <w:rtl w:val="0"/>
+              </w:rPr>
+              <w:t xml:space="preserve">BR-1. Counter payment must be confirmed by Admin.</w:t>
+            </w:r>
+          </w:p>
+          <w:p>
+            <w:pPr>
+              <w:spacing w:line="330" w:lineRule="auto"/>
+              <w:rPr>
+                <w:b w:val="0"/>
+                <w:bCs w:val="0"/>
+                <w:sz w:val="24"/>
+                <w:szCs w:val="24"/>
+              </w:rPr>
+            </w:pPr>
+            <w:r>
+              <w:rPr>
+                <w:b w:val="0"/>
+                <w:bCs w:val="0"/>
+                <w:sz w:val="24"/>
+                <w:szCs w:val="24"/>
+                <w:rtl w:val="0"/>
+              </w:rPr>
+              <w:t xml:space="preserve">BR-2. Booking expires if payment is not completed within 24 hours. </w:t>
+            </w:r>
+          </w:p>
+        </w:tc>
+      </w:tr>
+    </w:tbl>
+    <w:p>
+      <w:pPr>
+        <w:rPr>
+          <w:b w:val="0"/>
+          <w:bCs w:val="0"/>
+          <w:sz w:val="24"/>
+          <w:szCs w:val="24"/>
+        </w:rPr>
+      </w:pPr>
+      <w:r>
+        <w:rPr>
+          <w:rtl w:val="0"/>
+        </w:rPr>
+      </w:r>
+    </w:p>
+    <w:p>
+      <w:pPr>
         <w:pStyle w:val="Heading3"/>
         <w:keepNext w:val="0"/>
         <w:keepLines w:val="0"/>
@@ -17194,89 +22207,12 @@
           <wp:inline distB="114300" distT="114300" distL="114300" distR="114300">
             <wp:extent cx="5731200" cy="3873500"/>
             <wp:effectExtent b="0" l="0" r="0" t="0"/>
-            <wp:docPr id="3" name="image4.png"/>
+            <wp:docPr id="3" name="image8.png"/>
             <a:graphic>
               <a:graphicData uri="http://schemas.openxmlformats.org/drawingml/2006/picture">
                 <pic:pic>
                   <pic:nvPicPr>
-                    <pic:cNvPr id="0" name="image4.png"/>
-                    <pic:cNvPicPr preferRelativeResize="0"/>
-                  </pic:nvPicPr>
-                  <pic:blipFill>
-                    <a:blip r:embed="rId12"/>
-                    <a:srcRect b="0" l="0" r="0" t="0"/>
-                    <a:stretch>
-                      <a:fillRect/>
-                    </a:stretch>
-                  </pic:blipFill>
-                  <pic:spPr>
-                    <a:xfrm>
-                      <a:off x="0" y="0"/>
-                      <a:ext cx="5731200" cy="3873500"/>
-                    </a:xfrm>
-                    <a:prstGeom prst="rect"/>
-                    <a:ln/>
-                  </pic:spPr>
-                </pic:pic>
-              </a:graphicData>
-            </a:graphic>
-          </wp:inline>
-        </w:drawing>
-      </w:r>
-      <w:r>
-        <w:rPr>
-          <w:rtl w:val="0"/>
-        </w:rPr>
-      </w:r>
-    </w:p>
-    <w:p>
-      <w:pPr>
-        <w:jc w:val="center"/>
-        <w:rPr>
-          <w:b w:val="0"/>
-          <w:bCs w:val="0"/>
-          <w:i w:val="1"/>
-          <w:iCs w:val="1"/>
-        </w:rPr>
-      </w:pPr>
-      <w:r>
-        <w:rPr>
-          <w:b w:val="0"/>
-          <w:bCs w:val="0"/>
-          <w:i w:val="1"/>
-          <w:iCs w:val="1"/>
-          <w:rtl w:val="0"/>
-        </w:rPr>
-        <w:t xml:space="preserve">Figure I-3 Activity diagram modeling event flows of use case View Tour List</w:t>
-      </w:r>
-    </w:p>
-    <w:p>
-      <w:pPr>
-        <w:jc w:val="center"/>
-        <w:rPr>
-          <w:b w:val="0"/>
-          <w:bCs w:val="0"/>
-          <w:i w:val="1"/>
-          <w:iCs w:val="1"/>
-        </w:rPr>
-      </w:pPr>
-      <w:r>
-        <w:rPr>
-          <w:b w:val="0"/>
-          <w:bCs w:val="0"/>
-          <w:i w:val="1"/>
-          <w:iCs w:val="1"/>
-        </w:rPr>
-        <w:drawing>
-          <wp:inline distB="114300" distT="114300" distL="114300" distR="114300">
-            <wp:extent cx="5731200" cy="3873500"/>
-            <wp:effectExtent b="0" l="0" r="0" t="0"/>
-            <wp:docPr id="7" name="image1.png"/>
-            <a:graphic>
-              <a:graphicData uri="http://schemas.openxmlformats.org/drawingml/2006/picture">
-                <pic:pic>
-                  <pic:nvPicPr>
-                    <pic:cNvPr id="0" name="image1.png"/>
+                    <pic:cNvPr id="0" name="image8.png"/>
                     <pic:cNvPicPr preferRelativeResize="0"/>
                   </pic:nvPicPr>
                   <pic:blipFill>
@@ -17324,6 +22260,83 @@
           <w:iCs w:val="1"/>
           <w:rtl w:val="0"/>
         </w:rPr>
+        <w:t xml:space="preserve">Figure I-3 Activity diagram modeling event flows of use case View Tour List</w:t>
+      </w:r>
+    </w:p>
+    <w:p>
+      <w:pPr>
+        <w:jc w:val="center"/>
+        <w:rPr>
+          <w:b w:val="0"/>
+          <w:bCs w:val="0"/>
+          <w:i w:val="1"/>
+          <w:iCs w:val="1"/>
+        </w:rPr>
+      </w:pPr>
+      <w:r>
+        <w:rPr>
+          <w:b w:val="0"/>
+          <w:bCs w:val="0"/>
+          <w:i w:val="1"/>
+          <w:iCs w:val="1"/>
+        </w:rPr>
+        <w:drawing>
+          <wp:inline distB="114300" distT="114300" distL="114300" distR="114300">
+            <wp:extent cx="5731200" cy="3873500"/>
+            <wp:effectExtent b="0" l="0" r="0" t="0"/>
+            <wp:docPr id="7" name="image2.png"/>
+            <a:graphic>
+              <a:graphicData uri="http://schemas.openxmlformats.org/drawingml/2006/picture">
+                <pic:pic>
+                  <pic:nvPicPr>
+                    <pic:cNvPr id="0" name="image2.png"/>
+                    <pic:cNvPicPr preferRelativeResize="0"/>
+                  </pic:nvPicPr>
+                  <pic:blipFill>
+                    <a:blip r:embed="rId14"/>
+                    <a:srcRect b="0" l="0" r="0" t="0"/>
+                    <a:stretch>
+                      <a:fillRect/>
+                    </a:stretch>
+                  </pic:blipFill>
+                  <pic:spPr>
+                    <a:xfrm>
+                      <a:off x="0" y="0"/>
+                      <a:ext cx="5731200" cy="3873500"/>
+                    </a:xfrm>
+                    <a:prstGeom prst="rect"/>
+                    <a:ln/>
+                  </pic:spPr>
+                </pic:pic>
+              </a:graphicData>
+            </a:graphic>
+          </wp:inline>
+        </w:drawing>
+      </w:r>
+      <w:r>
+        <w:rPr>
+          <w:rtl w:val="0"/>
+        </w:rPr>
+      </w:r>
+    </w:p>
+    <w:p>
+      <w:pPr>
+        <w:jc w:val="center"/>
+        <w:rPr>
+          <w:b w:val="0"/>
+          <w:bCs w:val="0"/>
+          <w:i w:val="1"/>
+          <w:iCs w:val="1"/>
+        </w:rPr>
+      </w:pPr>
+      <w:r>
+        <w:rPr>
+          <w:b w:val="0"/>
+          <w:bCs w:val="0"/>
+          <w:i w:val="1"/>
+          <w:iCs w:val="1"/>
+          <w:rtl w:val="0"/>
+        </w:rPr>
         <w:t xml:space="preserve">Figure I-4 Activity diagram modeling event flows of use case Booking Tour</w:t>
       </w:r>
     </w:p>
@@ -20602,6 +25615,336 @@
   <w:abstractNum w:abstractNumId="13">
     <w:lvl w:ilvl="0">
       <w:start w:val="1"/>
+      <w:numFmt w:val="decimal"/>
+      <w:lvlText w:val="%1."/>
+      <w:lvlJc w:val="left"/>
+      <w:pPr>
+        <w:ind w:left="720" w:hanging="360"/>
+      </w:pPr>
+      <w:rPr>
+        <w:u w:val="none"/>
+      </w:rPr>
+    </w:lvl>
+    <w:lvl w:ilvl="1">
+      <w:start w:val="1"/>
+      <w:numFmt w:val="lowerLetter"/>
+      <w:lvlText w:val="%2."/>
+      <w:lvlJc w:val="left"/>
+      <w:pPr>
+        <w:ind w:left="1440" w:hanging="360"/>
+      </w:pPr>
+      <w:rPr>
+        <w:u w:val="none"/>
+      </w:rPr>
+    </w:lvl>
+    <w:lvl w:ilvl="2">
+      <w:start w:val="1"/>
+      <w:numFmt w:val="lowerRoman"/>
+      <w:lvlText w:val="%3."/>
+      <w:lvlJc w:val="right"/>
+      <w:pPr>
+        <w:ind w:left="2160" w:hanging="360"/>
+      </w:pPr>
+      <w:rPr>
+        <w:u w:val="none"/>
+      </w:rPr>
+    </w:lvl>
+    <w:lvl w:ilvl="3">
+      <w:start w:val="1"/>
+      <w:numFmt w:val="decimal"/>
+      <w:lvlText w:val="%4."/>
+      <w:lvlJc w:val="left"/>
+      <w:pPr>
+        <w:ind w:left="2880" w:hanging="360"/>
+      </w:pPr>
+      <w:rPr>
+        <w:u w:val="none"/>
+      </w:rPr>
+    </w:lvl>
+    <w:lvl w:ilvl="4">
+      <w:start w:val="1"/>
+      <w:numFmt w:val="lowerLetter"/>
+      <w:lvlText w:val="%5."/>
+      <w:lvlJc w:val="left"/>
+      <w:pPr>
+        <w:ind w:left="3600" w:hanging="360"/>
+      </w:pPr>
+      <w:rPr>
+        <w:u w:val="none"/>
+      </w:rPr>
+    </w:lvl>
+    <w:lvl w:ilvl="5">
+      <w:start w:val="1"/>
+      <w:numFmt w:val="lowerRoman"/>
+      <w:lvlText w:val="%6."/>
+      <w:lvlJc w:val="right"/>
+      <w:pPr>
+        <w:ind w:left="4320" w:hanging="360"/>
+      </w:pPr>
+      <w:rPr>
+        <w:u w:val="none"/>
+      </w:rPr>
+    </w:lvl>
+    <w:lvl w:ilvl="6">
+      <w:start w:val="1"/>
+      <w:numFmt w:val="decimal"/>
+      <w:lvlText w:val="%7."/>
+      <w:lvlJc w:val="left"/>
+      <w:pPr>
+        <w:ind w:left="5040" w:hanging="360"/>
+      </w:pPr>
+      <w:rPr>
+        <w:u w:val="none"/>
+      </w:rPr>
+    </w:lvl>
+    <w:lvl w:ilvl="7">
+      <w:start w:val="1"/>
+      <w:numFmt w:val="lowerLetter"/>
+      <w:lvlText w:val="%8."/>
+      <w:lvlJc w:val="left"/>
+      <w:pPr>
+        <w:ind w:left="5760" w:hanging="360"/>
+      </w:pPr>
+      <w:rPr>
+        <w:u w:val="none"/>
+      </w:rPr>
+    </w:lvl>
+    <w:lvl w:ilvl="8">
+      <w:start w:val="1"/>
+      <w:numFmt w:val="lowerRoman"/>
+      <w:lvlText w:val="%9."/>
+      <w:lvlJc w:val="right"/>
+      <w:pPr>
+        <w:ind w:left="6480" w:hanging="360"/>
+      </w:pPr>
+      <w:rPr>
+        <w:u w:val="none"/>
+      </w:rPr>
+    </w:lvl>
+  </w:abstractNum>
+  <w:abstractNum w:abstractNumId="14">
+    <w:lvl w:ilvl="0">
+      <w:start w:val="1"/>
+      <w:numFmt w:val="decimal"/>
+      <w:lvlText w:val="%1."/>
+      <w:lvlJc w:val="left"/>
+      <w:pPr>
+        <w:ind w:left="720" w:hanging="360"/>
+      </w:pPr>
+      <w:rPr>
+        <w:u w:val="none"/>
+      </w:rPr>
+    </w:lvl>
+    <w:lvl w:ilvl="1">
+      <w:start w:val="1"/>
+      <w:numFmt w:val="lowerLetter"/>
+      <w:lvlText w:val="%2."/>
+      <w:lvlJc w:val="left"/>
+      <w:pPr>
+        <w:ind w:left="1440" w:hanging="360"/>
+      </w:pPr>
+      <w:rPr>
+        <w:u w:val="none"/>
+      </w:rPr>
+    </w:lvl>
+    <w:lvl w:ilvl="2">
+      <w:start w:val="1"/>
+      <w:numFmt w:val="lowerRoman"/>
+      <w:lvlText w:val="%3."/>
+      <w:lvlJc w:val="right"/>
+      <w:pPr>
+        <w:ind w:left="2160" w:hanging="360"/>
+      </w:pPr>
+      <w:rPr>
+        <w:u w:val="none"/>
+      </w:rPr>
+    </w:lvl>
+    <w:lvl w:ilvl="3">
+      <w:start w:val="1"/>
+      <w:numFmt w:val="decimal"/>
+      <w:lvlText w:val="%4."/>
+      <w:lvlJc w:val="left"/>
+      <w:pPr>
+        <w:ind w:left="2880" w:hanging="360"/>
+      </w:pPr>
+      <w:rPr>
+        <w:u w:val="none"/>
+      </w:rPr>
+    </w:lvl>
+    <w:lvl w:ilvl="4">
+      <w:start w:val="1"/>
+      <w:numFmt w:val="lowerLetter"/>
+      <w:lvlText w:val="%5."/>
+      <w:lvlJc w:val="left"/>
+      <w:pPr>
+        <w:ind w:left="3600" w:hanging="360"/>
+      </w:pPr>
+      <w:rPr>
+        <w:u w:val="none"/>
+      </w:rPr>
+    </w:lvl>
+    <w:lvl w:ilvl="5">
+      <w:start w:val="1"/>
+      <w:numFmt w:val="lowerRoman"/>
+      <w:lvlText w:val="%6."/>
+      <w:lvlJc w:val="right"/>
+      <w:pPr>
+        <w:ind w:left="4320" w:hanging="360"/>
+      </w:pPr>
+      <w:rPr>
+        <w:u w:val="none"/>
+      </w:rPr>
+    </w:lvl>
+    <w:lvl w:ilvl="6">
+      <w:start w:val="1"/>
+      <w:numFmt w:val="decimal"/>
+      <w:lvlText w:val="%7."/>
+      <w:lvlJc w:val="left"/>
+      <w:pPr>
+        <w:ind w:left="5040" w:hanging="360"/>
+      </w:pPr>
+      <w:rPr>
+        <w:u w:val="none"/>
+      </w:rPr>
+    </w:lvl>
+    <w:lvl w:ilvl="7">
+      <w:start w:val="1"/>
+      <w:numFmt w:val="lowerLetter"/>
+      <w:lvlText w:val="%8."/>
+      <w:lvlJc w:val="left"/>
+      <w:pPr>
+        <w:ind w:left="5760" w:hanging="360"/>
+      </w:pPr>
+      <w:rPr>
+        <w:u w:val="none"/>
+      </w:rPr>
+    </w:lvl>
+    <w:lvl w:ilvl="8">
+      <w:start w:val="1"/>
+      <w:numFmt w:val="lowerRoman"/>
+      <w:lvlText w:val="%9."/>
+      <w:lvlJc w:val="right"/>
+      <w:pPr>
+        <w:ind w:left="6480" w:hanging="360"/>
+      </w:pPr>
+      <w:rPr>
+        <w:u w:val="none"/>
+      </w:rPr>
+    </w:lvl>
+  </w:abstractNum>
+  <w:abstractNum w:abstractNumId="15">
+    <w:lvl w:ilvl="0">
+      <w:start w:val="1"/>
+      <w:numFmt w:val="decimal"/>
+      <w:lvlText w:val="%1."/>
+      <w:lvlJc w:val="left"/>
+      <w:pPr>
+        <w:ind w:left="1440" w:hanging="360"/>
+      </w:pPr>
+      <w:rPr>
+        <w:u w:val="none"/>
+      </w:rPr>
+    </w:lvl>
+    <w:lvl w:ilvl="1">
+      <w:start w:val="1"/>
+      <w:numFmt w:val="lowerLetter"/>
+      <w:lvlText w:val="%2."/>
+      <w:lvlJc w:val="left"/>
+      <w:pPr>
+        <w:ind w:left="2160" w:hanging="360"/>
+      </w:pPr>
+      <w:rPr>
+        <w:u w:val="none"/>
+      </w:rPr>
+    </w:lvl>
+    <w:lvl w:ilvl="2">
+      <w:start w:val="1"/>
+      <w:numFmt w:val="lowerRoman"/>
+      <w:lvlText w:val="%3."/>
+      <w:lvlJc w:val="right"/>
+      <w:pPr>
+        <w:ind w:left="2880" w:hanging="360"/>
+      </w:pPr>
+      <w:rPr>
+        <w:u w:val="none"/>
+      </w:rPr>
+    </w:lvl>
+    <w:lvl w:ilvl="3">
+      <w:start w:val="1"/>
+      <w:numFmt w:val="decimal"/>
+      <w:lvlText w:val="%4."/>
+      <w:lvlJc w:val="left"/>
+      <w:pPr>
+        <w:ind w:left="3600" w:hanging="360"/>
+      </w:pPr>
+      <w:rPr>
+        <w:u w:val="none"/>
+      </w:rPr>
+    </w:lvl>
+    <w:lvl w:ilvl="4">
+      <w:start w:val="1"/>
+      <w:numFmt w:val="lowerLetter"/>
+      <w:lvlText w:val="%5."/>
+      <w:lvlJc w:val="left"/>
+      <w:pPr>
+        <w:ind w:left="4320" w:hanging="360"/>
+      </w:pPr>
+      <w:rPr>
+        <w:u w:val="none"/>
+      </w:rPr>
+    </w:lvl>
+    <w:lvl w:ilvl="5">
+      <w:start w:val="1"/>
+      <w:numFmt w:val="lowerRoman"/>
+      <w:lvlText w:val="%6."/>
+      <w:lvlJc w:val="right"/>
+      <w:pPr>
+        <w:ind w:left="5040" w:hanging="360"/>
+      </w:pPr>
+      <w:rPr>
+        <w:u w:val="none"/>
+      </w:rPr>
+    </w:lvl>
+    <w:lvl w:ilvl="6">
+      <w:start w:val="1"/>
+      <w:numFmt w:val="decimal"/>
+      <w:lvlText w:val="%7."/>
+      <w:lvlJc w:val="left"/>
+      <w:pPr>
+        <w:ind w:left="5760" w:hanging="360"/>
+      </w:pPr>
+      <w:rPr>
+        <w:u w:val="none"/>
+      </w:rPr>
+    </w:lvl>
+    <w:lvl w:ilvl="7">
+      <w:start w:val="1"/>
+      <w:numFmt w:val="lowerLetter"/>
+      <w:lvlText w:val="%8."/>
+      <w:lvlJc w:val="left"/>
+      <w:pPr>
+        <w:ind w:left="6480" w:hanging="360"/>
+      </w:pPr>
+      <w:rPr>
+        <w:u w:val="none"/>
+      </w:rPr>
+    </w:lvl>
+    <w:lvl w:ilvl="8">
+      <w:start w:val="1"/>
+      <w:numFmt w:val="lowerRoman"/>
+      <w:lvlText w:val="%9."/>
+      <w:lvlJc w:val="right"/>
+      <w:pPr>
+        <w:ind w:left="7200" w:hanging="360"/>
+      </w:pPr>
+      <w:rPr>
+        <w:u w:val="none"/>
+      </w:rPr>
+    </w:lvl>
+  </w:abstractNum>
+  <w:abstractNum w:abstractNumId="16">
+    <w:lvl w:ilvl="0">
+      <w:start w:val="1"/>
       <w:numFmt w:val="bullet"/>
       <w:lvlText w:val="●"/>
       <w:lvlJc w:val="left"/>
@@ -20709,7 +26052,7 @@
       </w:rPr>
     </w:lvl>
   </w:abstractNum>
-  <w:abstractNum w:abstractNumId="14">
+  <w:abstractNum w:abstractNumId="17">
     <w:lvl w:ilvl="0">
       <w:start w:val="1"/>
       <w:numFmt w:val="bullet"/>
@@ -20819,7 +26162,7 @@
       </w:rPr>
     </w:lvl>
   </w:abstractNum>
-  <w:abstractNum w:abstractNumId="15">
+  <w:abstractNum w:abstractNumId="18">
     <w:lvl w:ilvl="0">
       <w:start w:val="1"/>
       <w:numFmt w:val="bullet"/>
@@ -20929,7 +26272,7 @@
       </w:rPr>
     </w:lvl>
   </w:abstractNum>
-  <w:abstractNum w:abstractNumId="16">
+  <w:abstractNum w:abstractNumId="19">
     <w:lvl w:ilvl="0">
       <w:start w:val="1"/>
       <w:numFmt w:val="bullet"/>
@@ -21039,7 +26382,7 @@
       </w:rPr>
     </w:lvl>
   </w:abstractNum>
-  <w:abstractNum w:abstractNumId="17">
+  <w:abstractNum w:abstractNumId="20">
     <w:lvl w:ilvl="0">
       <w:start w:val="1"/>
       <w:numFmt w:val="decimal"/>
@@ -21167,7 +26510,7 @@
       </w:rPr>
     </w:lvl>
   </w:abstractNum>
-  <w:abstractNum w:abstractNumId="18">
+  <w:abstractNum w:abstractNumId="21">
     <w:lvl w:ilvl="0">
       <w:start w:val="1"/>
       <w:numFmt w:val="bullet"/>
@@ -21330,6 +26673,15 @@
   </w:num>
   <w:num w:numId="18">
     <w:abstractNumId w:val="18"/>
+  </w:num>
+  <w:num w:numId="19">
+    <w:abstractNumId w:val="19"/>
+  </w:num>
+  <w:num w:numId="20">
+    <w:abstractNumId w:val="20"/>
+  </w:num>
+  <w:num w:numId="21">
+    <w:abstractNumId w:val="21"/>
   </w:num>
 </w:numbering>
 </file>
@@ -21521,6 +26873,39 @@
     </w:tblPr>
   </w:style>
   <w:style w:type="table" w:styleId="Table6">
+    <w:basedOn w:val="TableNormal"/>
+    <w:tblPr>
+      <w:tblStyleRowBandSize w:val="1"/>
+      <w:tblStyleColBandSize w:val="1"/>
+      <w:tblCellMar/>
+    </w:tblPr>
+    <w:tcPr>
+      <w:shd w:fill="181818" w:val="clear"/>
+    </w:tcPr>
+  </w:style>
+  <w:style w:type="table" w:styleId="Table7">
+    <w:basedOn w:val="TableNormal"/>
+    <w:tblPr>
+      <w:tblStyleRowBandSize w:val="1"/>
+      <w:tblStyleColBandSize w:val="1"/>
+      <w:tblCellMar/>
+    </w:tblPr>
+    <w:tcPr>
+      <w:shd w:fill="181818" w:val="clear"/>
+    </w:tcPr>
+  </w:style>
+  <w:style w:type="table" w:styleId="Table8">
+    <w:basedOn w:val="TableNormal"/>
+    <w:tblPr>
+      <w:tblStyleRowBandSize w:val="1"/>
+      <w:tblStyleColBandSize w:val="1"/>
+      <w:tblCellMar/>
+    </w:tblPr>
+    <w:tcPr>
+      <w:shd w:fill="181818" w:val="clear"/>
+    </w:tcPr>
+  </w:style>
+  <w:style w:type="table" w:styleId="Table9">
     <w:basedOn w:val="TableNormal"/>
     <w:tblPr>
       <w:tblStyleRowBandSize w:val="1"/>
